--- a/ADMISSION_LETTER.docx
+++ b/ADMISSION_LETTER.docx
@@ -633,13 +633,23 @@
           <w:szCs w:val="32"/>
         </w:rPr>
       </w:pPr>
+      <w:proofErr w:type="gramStart"/>
       <w:r>
         <w:rPr>
           <w:b/>
           <w:sz w:val="32"/>
           <w:szCs w:val="32"/>
         </w:rPr>
-        <w:t>RURALNET ICT ACADEMY</w:t>
+        <w:t>RURALNET  TRAINING</w:t>
+      </w:r>
+      <w:proofErr w:type="gramEnd"/>
+      <w:r>
+        <w:rPr>
+          <w:b/>
+          <w:sz w:val="32"/>
+          <w:szCs w:val="32"/>
+        </w:rPr>
+        <w:t xml:space="preserve"> COLLEGE</w:t>
       </w:r>
     </w:p>
     <w:p>
@@ -741,7 +751,7 @@
           </mc:Choice>
           <mc:Fallback>
             <w:pict>
-              <v:line w14:anchorId="43767F3D" id="Straight Connector 3" o:spid="_x0000_s1026" style="position:absolute;z-index:251661312;visibility:visible;mso-wrap-style:square;mso-width-percent:0;mso-height-percent:0;mso-wrap-distance-left:9pt;mso-wrap-distance-top:0;mso-wrap-distance-right:9pt;mso-wrap-distance-bottom:0;mso-position-horizontal:absolute;mso-position-horizontal-relative:text;mso-position-vertical:absolute;mso-position-vertical-relative:text;mso-width-percent:0;mso-height-percent:0;mso-width-relative:margin;mso-height-relative:margin" from="-81.6pt,29.7pt" to="528pt,29.7pt" o:gfxdata="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" strokecolor="#00b050" strokeweight="2.25pt">
+              <v:line w14:anchorId="5AA2CD21" id="Straight Connector 3" o:spid="_x0000_s1026" style="position:absolute;z-index:251661312;visibility:visible;mso-wrap-style:square;mso-width-percent:0;mso-height-percent:0;mso-wrap-distance-left:9pt;mso-wrap-distance-top:0;mso-wrap-distance-right:9pt;mso-wrap-distance-bottom:0;mso-position-horizontal:absolute;mso-position-horizontal-relative:text;mso-position-vertical:absolute;mso-position-vertical-relative:text;mso-width-percent:0;mso-height-percent:0;mso-width-relative:margin;mso-height-relative:margin" from="-81.6pt,29.7pt" to="528pt,29.7pt" o:gfxdata="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" strokecolor="#00b050" strokeweight="2.25pt">
                 <v:stroke dashstyle="3 1"/>
               </v:line>
             </w:pict>
@@ -1060,7 +1070,7 @@
         <mc:AlternateContent>
           <mc:Choice Requires="wps">
             <w:drawing>
-              <wp:anchor distT="0" distB="0" distL="114300" distR="114300" simplePos="0" relativeHeight="251668480" behindDoc="0" locked="0" layoutInCell="1" allowOverlap="1" wp14:anchorId="68F6C02B" wp14:editId="5D3712F4">
+              <wp:anchor distT="0" distB="0" distL="114300" distR="114300" simplePos="0" relativeHeight="251668480" behindDoc="0" locked="0" layoutInCell="1" allowOverlap="1" wp14:anchorId="323B9B75" wp14:editId="33C7B2C5">
                 <wp:simplePos x="0" y="0"/>
                 <wp:positionH relativeFrom="column">
                   <wp:posOffset>828675</wp:posOffset>
@@ -1261,12 +1271,14 @@
         </w:rPr>
         <w:t>………</w:t>
       </w:r>
+      <w:proofErr w:type="gramStart"/>
       <w:r>
         <w:rPr>
           <w:b/>
         </w:rPr>
         <w:t>…..</w:t>
       </w:r>
+      <w:proofErr w:type="gramEnd"/>
       <w:r>
         <w:rPr>
           <w:b/>
@@ -1305,19 +1317,6 @@
           <w:b/>
         </w:rPr>
         <w:t>,</w:t>
-      </w:r>
-    </w:p>
-    <w:p>
-      <w:pPr>
-        <w:rPr>
-          <w:b/>
-        </w:rPr>
-      </w:pPr>
-      <w:r>
-        <w:rPr>
-          <w:b/>
-        </w:rPr>
-        <w:t>P052182265X</w:t>
       </w:r>
       <w:bookmarkStart w:id="0" w:name="_GoBack"/>
       <w:bookmarkEnd w:id="0"/>
@@ -1438,15 +1437,65 @@
           <w:sz w:val="24"/>
           <w:szCs w:val="24"/>
         </w:rPr>
-        <w:t>at Ruraln</w:t>
-      </w:r>
-      <w:r>
-        <w:rPr>
-          <w:rFonts w:ascii="Times New Roman" w:hAnsi="Times New Roman" w:cs="Times New Roman"/>
-          <w:sz w:val="24"/>
-          <w:szCs w:val="24"/>
-        </w:rPr>
-        <w:t>et ICT Academy in pursuant of a certifi</w:t>
+        <w:t xml:space="preserve">at </w:t>
+      </w:r>
+      <w:proofErr w:type="spellStart"/>
+      <w:r>
+        <w:rPr>
+          <w:rFonts w:ascii="Times New Roman" w:hAnsi="Times New Roman" w:cs="Times New Roman"/>
+          <w:sz w:val="24"/>
+          <w:szCs w:val="24"/>
+        </w:rPr>
+        <w:t>Ruraln</w:t>
+      </w:r>
+      <w:r>
+        <w:rPr>
+          <w:rFonts w:ascii="Times New Roman" w:hAnsi="Times New Roman" w:cs="Times New Roman"/>
+          <w:sz w:val="24"/>
+          <w:szCs w:val="24"/>
+        </w:rPr>
+        <w:t>et</w:t>
+      </w:r>
+      <w:proofErr w:type="spellEnd"/>
+      <w:r>
+        <w:rPr>
+          <w:rFonts w:ascii="Times New Roman" w:hAnsi="Times New Roman" w:cs="Times New Roman"/>
+          <w:sz w:val="24"/>
+          <w:szCs w:val="24"/>
+        </w:rPr>
+        <w:t xml:space="preserve"> </w:t>
+      </w:r>
+      <w:r>
+        <w:rPr>
+          <w:rFonts w:ascii="Times New Roman" w:hAnsi="Times New Roman" w:cs="Times New Roman"/>
+          <w:sz w:val="24"/>
+          <w:szCs w:val="24"/>
+        </w:rPr>
+        <w:t>Training</w:t>
+      </w:r>
+      <w:r>
+        <w:rPr>
+          <w:rFonts w:ascii="Times New Roman" w:hAnsi="Times New Roman" w:cs="Times New Roman"/>
+          <w:sz w:val="24"/>
+          <w:szCs w:val="24"/>
+        </w:rPr>
+        <w:t xml:space="preserve"> </w:t>
+      </w:r>
+      <w:r>
+        <w:rPr>
+          <w:rFonts w:ascii="Times New Roman" w:hAnsi="Times New Roman" w:cs="Times New Roman"/>
+          <w:sz w:val="24"/>
+          <w:szCs w:val="24"/>
+        </w:rPr>
+        <w:t>College</w:t>
+      </w:r>
+      <w:r>
+        <w:rPr>
+          <w:rFonts w:ascii="Times New Roman" w:hAnsi="Times New Roman" w:cs="Times New Roman"/>
+          <w:sz w:val="24"/>
+          <w:szCs w:val="24"/>
+        </w:rPr>
+        <w:t xml:space="preserve"> in pursuant of a certifi</w:t>
       </w:r>
       <w:r>
         <w:rPr>
@@ -1663,15 +1712,31 @@
           <w:sz w:val="24"/>
           <w:szCs w:val="24"/>
         </w:rPr>
-        <w:t>et ICT Academy</w:t>
-      </w:r>
-      <w:r>
-        <w:rPr>
-          <w:rFonts w:ascii="Times New Roman" w:hAnsi="Times New Roman" w:cs="Times New Roman"/>
-          <w:sz w:val="24"/>
-          <w:szCs w:val="24"/>
-        </w:rPr>
-        <w:t xml:space="preserve"> and general ICT ethics</w:t>
+        <w:t xml:space="preserve">et </w:t>
+      </w:r>
+      <w:r>
+        <w:rPr>
+          <w:rFonts w:ascii="Times New Roman" w:hAnsi="Times New Roman" w:cs="Times New Roman"/>
+          <w:sz w:val="24"/>
+          <w:szCs w:val="24"/>
+        </w:rPr>
+        <w:t>Training College</w:t>
+      </w:r>
+      <w:r>
+        <w:rPr>
+          <w:rFonts w:ascii="Times New Roman" w:hAnsi="Times New Roman" w:cs="Times New Roman"/>
+          <w:sz w:val="24"/>
+          <w:szCs w:val="24"/>
+        </w:rPr>
+        <w:t xml:space="preserve"> </w:t>
+      </w:r>
+      <w:r>
+        <w:rPr>
+          <w:rFonts w:ascii="Times New Roman" w:hAnsi="Times New Roman" w:cs="Times New Roman"/>
+          <w:sz w:val="24"/>
+          <w:szCs w:val="24"/>
+        </w:rPr>
+        <w:t>and general ICT ethics</w:t>
       </w:r>
       <w:r>
         <w:rPr>
@@ -1748,7 +1813,25 @@
           <w:sz w:val="24"/>
           <w:szCs w:val="24"/>
         </w:rPr>
-        <w:t xml:space="preserve">Please note that fees is payable at the beginning of </w:t>
+        <w:t xml:space="preserve">Please note that fees </w:t>
+      </w:r>
+      <w:proofErr w:type="gramStart"/>
+      <w:r>
+        <w:rPr>
+          <w:rFonts w:ascii="Times New Roman" w:hAnsi="Times New Roman" w:cs="Times New Roman"/>
+          <w:sz w:val="24"/>
+          <w:szCs w:val="24"/>
+        </w:rPr>
+        <w:t>is</w:t>
+      </w:r>
+      <w:proofErr w:type="gramEnd"/>
+      <w:r>
+        <w:rPr>
+          <w:rFonts w:ascii="Times New Roman" w:hAnsi="Times New Roman" w:cs="Times New Roman"/>
+          <w:sz w:val="24"/>
+          <w:szCs w:val="24"/>
+        </w:rPr>
+        <w:t xml:space="preserve"> payable at the beginning of </w:t>
       </w:r>
       <w:r>
         <w:rPr>
@@ -1886,7 +1969,7 @@
           <w:sz w:val="24"/>
           <w:szCs w:val="24"/>
         </w:rPr>
-        <w:t xml:space="preserve">o you at </w:t>
+        <w:t xml:space="preserve">o you </w:t>
       </w:r>
       <w:r>
         <w:rPr>
@@ -2013,6 +2096,7 @@
         </w:rPr>
         <w:t xml:space="preserve">May I take this opportunity to congratulate you on your admission to </w:t>
       </w:r>
+      <w:proofErr w:type="spellStart"/>
       <w:r>
         <w:rPr>
           <w:rFonts w:ascii="Times New Roman" w:hAnsi="Times New Roman" w:cs="Times New Roman"/>
@@ -2027,7 +2111,24 @@
           <w:sz w:val="24"/>
           <w:szCs w:val="24"/>
         </w:rPr>
-        <w:t>et ICT academy</w:t>
+        <w:t>et</w:t>
+      </w:r>
+      <w:proofErr w:type="spellEnd"/>
+      <w:r>
+        <w:rPr>
+          <w:rFonts w:ascii="Times New Roman" w:hAnsi="Times New Roman" w:cs="Times New Roman"/>
+          <w:sz w:val="24"/>
+          <w:szCs w:val="24"/>
+        </w:rPr>
+        <w:t xml:space="preserve"> </w:t>
+      </w:r>
+      <w:r>
+        <w:rPr>
+          <w:rFonts w:ascii="Times New Roman" w:hAnsi="Times New Roman" w:cs="Times New Roman"/>
+          <w:sz w:val="24"/>
+          <w:szCs w:val="24"/>
+        </w:rPr>
+        <w:t>Training College</w:t>
       </w:r>
       <w:r>
         <w:rPr>
@@ -2058,6 +2159,9 @@
         </w:rPr>
         <w:t>Yours sincerely,</w:t>
       </w:r>
+      <w:r>
+        <w:t xml:space="preserve"> </w:t>
+      </w:r>
     </w:p>
     <w:p>
       <w:pPr>
@@ -2098,7 +2202,7 @@
           <w:sz w:val="24"/>
           <w:szCs w:val="20"/>
         </w:rPr>
-        <w:t>BOAZ OCHIENG</w:t>
+        <w:t>OLIVIA ALANGO</w:t>
       </w:r>
     </w:p>
     <w:p>
@@ -2135,7 +2239,7 @@
           <w:sz w:val="24"/>
           <w:szCs w:val="20"/>
         </w:rPr>
-        <w:t xml:space="preserve">FOR </w:t>
+        <w:t>ACADEMY MANAGE</w:t>
       </w:r>
       <w:r>
         <w:rPr>
@@ -2143,7 +2247,7 @@
           <w:sz w:val="24"/>
           <w:szCs w:val="20"/>
         </w:rPr>
-        <w:t>ACADEMY MANAGE</w:t>
+        <w:t>R</w:t>
       </w:r>
       <w:r>
         <w:rPr>
@@ -2151,56 +2255,48 @@
           <w:sz w:val="24"/>
           <w:szCs w:val="20"/>
         </w:rPr>
-        <w:t>R</w:t>
-      </w:r>
+        <w:t>/C.</w:t>
+      </w:r>
+      <w:proofErr w:type="gramStart"/>
       <w:r>
         <w:rPr>
           <w:b/>
           <w:sz w:val="24"/>
           <w:szCs w:val="20"/>
         </w:rPr>
-        <w:t>/C.</w:t>
-      </w:r>
-      <w:proofErr w:type="gramStart"/>
-      <w:r>
+        <w:t>E.O</w:t>
+      </w:r>
+      <w:proofErr w:type="gramEnd"/>
+    </w:p>
+    <w:p>
+      <w:pPr>
+        <w:spacing w:after="200" w:line="276" w:lineRule="auto"/>
         <w:rPr>
           <w:b/>
           <w:sz w:val="24"/>
           <w:szCs w:val="20"/>
         </w:rPr>
-        <w:t>E.O</w:t>
-      </w:r>
-      <w:proofErr w:type="gramEnd"/>
-    </w:p>
-    <w:p>
-      <w:pPr>
-        <w:spacing w:after="200" w:line="276" w:lineRule="auto"/>
-        <w:rPr>
-          <w:b/>
+      </w:pPr>
+      <w:r>
+        <w:rPr>
+          <w:b/>
+          <w:noProof/>
           <w:sz w:val="24"/>
           <w:szCs w:val="20"/>
         </w:rPr>
-      </w:pPr>
-      <w:r>
-        <w:rPr>
-          <w:rFonts w:ascii="Times New Roman" w:hAnsi="Times New Roman" w:cs="Times New Roman"/>
-          <w:noProof/>
-          <w:sz w:val="24"/>
-          <w:szCs w:val="24"/>
-        </w:rPr>
         <w:drawing>
-          <wp:anchor distT="36576" distB="36576" distL="36576" distR="36576" simplePos="0" relativeHeight="251675648" behindDoc="0" locked="0" layoutInCell="1" allowOverlap="1" wp14:anchorId="3379DEB9" wp14:editId="6562361F">
+          <wp:anchor distT="0" distB="0" distL="114300" distR="114300" simplePos="0" relativeHeight="251677696" behindDoc="1" locked="0" layoutInCell="1" allowOverlap="1" wp14:anchorId="4A9B7C84" wp14:editId="4A04AEFE">
             <wp:simplePos x="0" y="0"/>
-            <wp:positionH relativeFrom="column">
-              <wp:posOffset>-1107440</wp:posOffset>
+            <wp:positionH relativeFrom="page">
+              <wp:align>right</wp:align>
             </wp:positionH>
             <wp:positionV relativeFrom="paragraph">
-              <wp:posOffset>166065</wp:posOffset>
+              <wp:posOffset>217805</wp:posOffset>
             </wp:positionV>
-            <wp:extent cx="7762875" cy="1179830"/>
-            <wp:effectExtent l="0" t="0" r="9525" b="1270"/>
+            <wp:extent cx="7534275" cy="1000125"/>
+            <wp:effectExtent l="0" t="0" r="9525" b="9525"/>
             <wp:wrapNone/>
-            <wp:docPr id="9" name="Picture 9" descr="fnn"/>
+            <wp:docPr id="18" name="Picture 18"/>
             <wp:cNvGraphicFramePr>
               <a:graphicFrameLocks xmlns:a="http://schemas.openxmlformats.org/drawingml/2006/main" noChangeAspect="1"/>
             </wp:cNvGraphicFramePr>
@@ -2208,10 +2304,8 @@
               <a:graphicData uri="http://schemas.openxmlformats.org/drawingml/2006/picture">
                 <pic:pic xmlns:pic="http://schemas.openxmlformats.org/drawingml/2006/picture">
                   <pic:nvPicPr>
-                    <pic:cNvPr id="0" name="Picture 2" descr="fnn"/>
-                    <pic:cNvPicPr>
-                      <a:picLocks noChangeAspect="1" noChangeArrowheads="1"/>
-                    </pic:cNvPicPr>
+                    <pic:cNvPr id="18" name=".....png"/>
+                    <pic:cNvPicPr/>
                   </pic:nvPicPr>
                   <pic:blipFill rotWithShape="1">
                     <a:blip r:embed="rId11">
@@ -2221,22 +2315,20 @@
                         </a:ext>
                       </a:extLst>
                     </a:blip>
-                    <a:srcRect l="2975" t="33543" r="6598" b="49573"/>
+                    <a:srcRect l="1511" t="16537" r="1812" b="67350"/>
                     <a:stretch/>
                   </pic:blipFill>
                   <pic:spPr bwMode="auto">
-                    <a:xfrm>
+                    <a:xfrm rot="10800000">
                       <a:off x="0" y="0"/>
-                      <a:ext cx="7762875" cy="1179830"/>
+                      <a:ext cx="7534275" cy="1000125"/>
                     </a:xfrm>
                     <a:prstGeom prst="rect">
                       <a:avLst/>
                     </a:prstGeom>
-                    <a:noFill/>
                     <a:ln>
                       <a:noFill/>
                     </a:ln>
-                    <a:effectLst/>
                     <a:extLst>
                       <a:ext uri="{53640926-AAD7-44D8-BBD7-CCE9431645EC}">
                         <a14:shadowObscured xmlns:a14="http://schemas.microsoft.com/office/drawing/2010/main"/>
@@ -2257,24 +2349,1203 @@
       </w:r>
       <w:r>
         <w:rPr>
-          <w:rFonts w:ascii="Times New Roman" w:hAnsi="Times New Roman" w:cs="Times New Roman"/>
+          <w:b/>
+          <w:sz w:val="24"/>
+          <w:szCs w:val="20"/>
+        </w:rPr>
+        <w:br w:type="page"/>
+      </w:r>
+    </w:p>
+    <w:p>
+      <w:pPr>
+        <w:pBdr>
+          <w:bottom w:val="double" w:sz="6" w:space="1" w:color="auto"/>
+        </w:pBdr>
+        <w:jc w:val="center"/>
+        <w:rPr>
+          <w:b/>
+          <w:sz w:val="28"/>
+          <w:szCs w:val="20"/>
+        </w:rPr>
+      </w:pPr>
+      <w:r>
+        <w:rPr>
+          <w:b/>
+          <w:sz w:val="28"/>
+          <w:szCs w:val="20"/>
+        </w:rPr>
+        <w:lastRenderedPageBreak/>
+        <w:t xml:space="preserve">RULES AND CODES OF CONDUCT GOVERNING STUDENTS AND LEARNING </w:t>
+      </w:r>
+    </w:p>
+    <w:p>
+      <w:pPr>
+        <w:spacing w:after="0" w:line="240" w:lineRule="auto"/>
+        <w:jc w:val="center"/>
+        <w:outlineLvl w:val="2"/>
+        <w:rPr>
+          <w:rFonts w:ascii="Times New Roman" w:eastAsia="Times New Roman" w:hAnsi="Times New Roman" w:cs="Times New Roman"/>
+          <w:b/>
+          <w:bCs/>
+          <w:color w:val="FF0000"/>
+          <w:sz w:val="28"/>
+          <w:szCs w:val="27"/>
+          <w:lang w:val="en-GB" w:eastAsia="en-GB"/>
+        </w:rPr>
+      </w:pPr>
+      <w:r>
+        <w:rPr>
+          <w:rFonts w:ascii="Times New Roman" w:eastAsia="Times New Roman" w:hAnsi="Times New Roman" w:cs="Times New Roman"/>
+          <w:b/>
+          <w:bCs/>
+          <w:color w:val="FF0000"/>
+          <w:sz w:val="28"/>
+          <w:szCs w:val="27"/>
+          <w:lang w:val="en-GB" w:eastAsia="en-GB"/>
+        </w:rPr>
+        <w:t>NEVER FORGET THE 20, 20, 20 RULE!!!</w:t>
+      </w:r>
+    </w:p>
+    <w:p>
+      <w:pPr>
+        <w:spacing w:after="0" w:line="240" w:lineRule="auto"/>
+        <w:jc w:val="center"/>
+        <w:outlineLvl w:val="2"/>
+        <w:rPr>
+          <w:rFonts w:ascii="Times New Roman" w:eastAsia="Times New Roman" w:hAnsi="Times New Roman" w:cs="Times New Roman"/>
+          <w:b/>
+          <w:bCs/>
+          <w:i/>
+          <w:color w:val="3810CA"/>
+          <w:sz w:val="24"/>
+          <w:szCs w:val="27"/>
+          <w:lang w:val="en-GB" w:eastAsia="en-GB"/>
+        </w:rPr>
+      </w:pPr>
+      <w:r>
+        <w:rPr>
+          <w:rFonts w:ascii="Times New Roman" w:eastAsia="Times New Roman" w:hAnsi="Times New Roman" w:cs="Times New Roman"/>
+          <w:b/>
+          <w:bCs/>
+          <w:i/>
+          <w:color w:val="3810CA"/>
+          <w:sz w:val="24"/>
+          <w:szCs w:val="27"/>
+          <w:lang w:val="en-GB" w:eastAsia="en-GB"/>
+        </w:rPr>
+        <w:t xml:space="preserve">After every 20 minutes, look 20 feet away for 20 seconds </w:t>
+      </w:r>
+    </w:p>
+    <w:p>
+      <w:pPr>
+        <w:spacing w:after="0" w:line="240" w:lineRule="auto"/>
+        <w:outlineLvl w:val="2"/>
+        <w:rPr>
+          <w:rFonts w:ascii="Times New Roman" w:eastAsia="Times New Roman" w:hAnsi="Times New Roman" w:cs="Times New Roman"/>
+          <w:b/>
+          <w:bCs/>
+          <w:sz w:val="24"/>
+          <w:szCs w:val="27"/>
+          <w:lang w:val="en-GB" w:eastAsia="en-GB"/>
+        </w:rPr>
+      </w:pPr>
+      <w:r>
+        <w:rPr>
+          <w:rFonts w:ascii="Times New Roman" w:eastAsia="Times New Roman" w:hAnsi="Times New Roman" w:cs="Times New Roman"/>
+          <w:b/>
+          <w:bCs/>
+          <w:sz w:val="24"/>
+          <w:szCs w:val="27"/>
+          <w:lang w:val="en-GB" w:eastAsia="en-GB"/>
+        </w:rPr>
+        <w:t xml:space="preserve">1. </w:t>
+      </w:r>
+      <w:r>
+        <w:rPr>
+          <w:rFonts w:ascii="Times New Roman" w:eastAsia="Times New Roman" w:hAnsi="Times New Roman" w:cs="Times New Roman"/>
+          <w:b/>
+          <w:bCs/>
+          <w:sz w:val="24"/>
+          <w:szCs w:val="27"/>
+          <w:lang w:val="en-GB" w:eastAsia="en-GB"/>
+        </w:rPr>
+        <w:t>Arrive on Time</w:t>
+      </w:r>
+    </w:p>
+    <w:p>
+      <w:pPr>
+        <w:numPr>
+          <w:ilvl w:val="0"/>
+          <w:numId w:val="3"/>
+        </w:numPr>
+        <w:spacing w:after="0" w:line="240" w:lineRule="auto"/>
+        <w:rPr>
+          <w:rFonts w:ascii="Times New Roman" w:eastAsia="Times New Roman" w:hAnsi="Times New Roman" w:cs="Times New Roman"/>
+          <w:sz w:val="24"/>
+          <w:szCs w:val="24"/>
+          <w:lang w:val="en-GB" w:eastAsia="en-GB"/>
+        </w:rPr>
+      </w:pPr>
+      <w:r>
+        <w:rPr>
+          <w:rFonts w:ascii="Times New Roman" w:eastAsia="Times New Roman" w:hAnsi="Times New Roman" w:cs="Times New Roman"/>
+          <w:sz w:val="24"/>
+          <w:szCs w:val="24"/>
+          <w:lang w:val="en-GB" w:eastAsia="en-GB"/>
+        </w:rPr>
+        <w:t>Be seated and ready to start when the class begins. This minimizes disruptions and ensures you don’t miss important information.</w:t>
+      </w:r>
+    </w:p>
+    <w:p>
+      <w:pPr>
+        <w:spacing w:after="0" w:line="240" w:lineRule="auto"/>
+        <w:ind w:left="720"/>
+        <w:rPr>
+          <w:rFonts w:ascii="Times New Roman" w:eastAsia="Times New Roman" w:hAnsi="Times New Roman" w:cs="Times New Roman"/>
+          <w:sz w:val="24"/>
+          <w:szCs w:val="24"/>
+          <w:lang w:val="en-GB" w:eastAsia="en-GB"/>
+        </w:rPr>
+      </w:pPr>
+      <w:r>
+        <w:rPr>
+          <w:rFonts w:ascii="Times New Roman" w:eastAsia="Times New Roman" w:hAnsi="Times New Roman" w:cs="Times New Roman"/>
+          <w:sz w:val="24"/>
+          <w:szCs w:val="24"/>
+          <w:lang w:val="en-GB" w:eastAsia="en-GB"/>
+        </w:rPr>
+        <w:t xml:space="preserve">Class schedule is as follows; </w:t>
+      </w:r>
+    </w:p>
+    <w:p>
+      <w:pPr>
+        <w:pStyle w:val="ListParagraph"/>
+        <w:numPr>
+          <w:ilvl w:val="0"/>
+          <w:numId w:val="15"/>
+        </w:numPr>
+        <w:spacing w:after="0" w:line="240" w:lineRule="auto"/>
+        <w:rPr>
+          <w:rFonts w:ascii="Times New Roman" w:eastAsia="Times New Roman" w:hAnsi="Times New Roman" w:cs="Times New Roman"/>
+          <w:sz w:val="24"/>
+          <w:szCs w:val="24"/>
+          <w:lang w:val="en-GB" w:eastAsia="en-GB"/>
+        </w:rPr>
+      </w:pPr>
+      <w:r>
+        <w:rPr>
+          <w:rFonts w:ascii="Times New Roman" w:eastAsia="Times New Roman" w:hAnsi="Times New Roman" w:cs="Times New Roman"/>
+          <w:sz w:val="24"/>
+          <w:szCs w:val="24"/>
+          <w:lang w:val="en-GB" w:eastAsia="en-GB"/>
+        </w:rPr>
+        <w:t xml:space="preserve">By 7.50 am first class should be seated and ready for 8am class commencement </w:t>
+      </w:r>
+    </w:p>
+    <w:p>
+      <w:pPr>
+        <w:pStyle w:val="ListParagraph"/>
+        <w:numPr>
+          <w:ilvl w:val="0"/>
+          <w:numId w:val="15"/>
+        </w:numPr>
+        <w:spacing w:after="0" w:line="240" w:lineRule="auto"/>
+        <w:rPr>
+          <w:rFonts w:ascii="Times New Roman" w:eastAsia="Times New Roman" w:hAnsi="Times New Roman" w:cs="Times New Roman"/>
+          <w:sz w:val="24"/>
+          <w:szCs w:val="24"/>
+          <w:lang w:val="en-GB" w:eastAsia="en-GB"/>
+        </w:rPr>
+      </w:pPr>
+      <w:r>
+        <w:rPr>
+          <w:rFonts w:ascii="Times New Roman" w:eastAsia="Times New Roman" w:hAnsi="Times New Roman" w:cs="Times New Roman"/>
+          <w:sz w:val="24"/>
+          <w:szCs w:val="24"/>
+          <w:lang w:val="en-GB" w:eastAsia="en-GB"/>
+        </w:rPr>
+        <w:t xml:space="preserve">By 10.00 am second class should be seated and ready for 10am class commencement </w:t>
+      </w:r>
+    </w:p>
+    <w:p>
+      <w:pPr>
+        <w:pStyle w:val="ListParagraph"/>
+        <w:numPr>
+          <w:ilvl w:val="0"/>
+          <w:numId w:val="15"/>
+        </w:numPr>
+        <w:spacing w:after="0" w:line="240" w:lineRule="auto"/>
+        <w:rPr>
+          <w:rFonts w:ascii="Times New Roman" w:eastAsia="Times New Roman" w:hAnsi="Times New Roman" w:cs="Times New Roman"/>
+          <w:sz w:val="24"/>
+          <w:szCs w:val="24"/>
+          <w:lang w:val="en-GB" w:eastAsia="en-GB"/>
+        </w:rPr>
+      </w:pPr>
+      <w:r>
+        <w:rPr>
+          <w:rFonts w:ascii="Times New Roman" w:eastAsia="Times New Roman" w:hAnsi="Times New Roman" w:cs="Times New Roman"/>
+          <w:sz w:val="24"/>
+          <w:szCs w:val="24"/>
+          <w:lang w:val="en-GB" w:eastAsia="en-GB"/>
+        </w:rPr>
+        <w:t>By 12 noon third class should be seated and ready for noon class commencement</w:t>
+      </w:r>
+    </w:p>
+    <w:p>
+      <w:pPr>
+        <w:pStyle w:val="ListParagraph"/>
+        <w:numPr>
+          <w:ilvl w:val="0"/>
+          <w:numId w:val="15"/>
+        </w:numPr>
+        <w:spacing w:after="0" w:line="240" w:lineRule="auto"/>
+        <w:rPr>
+          <w:rFonts w:ascii="Times New Roman" w:eastAsia="Times New Roman" w:hAnsi="Times New Roman" w:cs="Times New Roman"/>
+          <w:sz w:val="24"/>
+          <w:szCs w:val="24"/>
+          <w:lang w:val="en-GB" w:eastAsia="en-GB"/>
+        </w:rPr>
+      </w:pPr>
+      <w:r>
+        <w:rPr>
+          <w:rFonts w:ascii="Times New Roman" w:eastAsia="Times New Roman" w:hAnsi="Times New Roman" w:cs="Times New Roman"/>
+          <w:sz w:val="24"/>
+          <w:szCs w:val="24"/>
+          <w:lang w:val="en-GB" w:eastAsia="en-GB"/>
+        </w:rPr>
+        <w:t>By 2pm afternoon class should be seated and ready for afternoon class commencement</w:t>
+      </w:r>
+    </w:p>
+    <w:p>
+      <w:pPr>
+        <w:spacing w:after="0" w:line="240" w:lineRule="auto"/>
+        <w:outlineLvl w:val="2"/>
+        <w:rPr>
+          <w:rFonts w:ascii="Times New Roman" w:eastAsia="Times New Roman" w:hAnsi="Times New Roman" w:cs="Times New Roman"/>
+          <w:b/>
+          <w:bCs/>
+          <w:sz w:val="24"/>
+          <w:szCs w:val="27"/>
+          <w:lang w:val="en-GB" w:eastAsia="en-GB"/>
+        </w:rPr>
+      </w:pPr>
+      <w:r>
+        <w:rPr>
+          <w:rFonts w:ascii="Times New Roman" w:eastAsia="Times New Roman" w:hAnsi="Times New Roman" w:cs="Times New Roman"/>
+          <w:b/>
+          <w:bCs/>
+          <w:sz w:val="24"/>
+          <w:szCs w:val="27"/>
+          <w:lang w:val="en-GB" w:eastAsia="en-GB"/>
+        </w:rPr>
+        <w:t xml:space="preserve">2. </w:t>
+      </w:r>
+      <w:r>
+        <w:rPr>
+          <w:rFonts w:ascii="Times New Roman" w:eastAsia="Times New Roman" w:hAnsi="Times New Roman" w:cs="Times New Roman"/>
+          <w:b/>
+          <w:bCs/>
+          <w:sz w:val="24"/>
+          <w:szCs w:val="27"/>
+          <w:lang w:val="en-GB" w:eastAsia="en-GB"/>
+        </w:rPr>
+        <w:t>No Food or Drinks</w:t>
+      </w:r>
+    </w:p>
+    <w:p>
+      <w:pPr>
+        <w:numPr>
+          <w:ilvl w:val="0"/>
+          <w:numId w:val="4"/>
+        </w:numPr>
+        <w:spacing w:after="0" w:line="240" w:lineRule="auto"/>
+        <w:rPr>
+          <w:rFonts w:ascii="Times New Roman" w:eastAsia="Times New Roman" w:hAnsi="Times New Roman" w:cs="Times New Roman"/>
+          <w:sz w:val="24"/>
+          <w:szCs w:val="24"/>
+          <w:lang w:val="en-GB" w:eastAsia="en-GB"/>
+        </w:rPr>
+      </w:pPr>
+      <w:r>
+        <w:rPr>
+          <w:rFonts w:ascii="Times New Roman" w:eastAsia="Times New Roman" w:hAnsi="Times New Roman" w:cs="Times New Roman"/>
+          <w:sz w:val="24"/>
+          <w:szCs w:val="24"/>
+          <w:lang w:val="en-GB" w:eastAsia="en-GB"/>
+        </w:rPr>
+        <w:t xml:space="preserve">Keep food and drinks away from computers and workstations to prevent spills </w:t>
+      </w:r>
+      <w:r>
+        <w:rPr>
+          <w:rFonts w:ascii="Times New Roman" w:eastAsia="Times New Roman" w:hAnsi="Times New Roman" w:cs="Times New Roman"/>
+          <w:sz w:val="24"/>
+          <w:szCs w:val="24"/>
+          <w:lang w:val="en-GB" w:eastAsia="en-GB"/>
+        </w:rPr>
+        <w:t>and debris as these are some causes of computer damages</w:t>
+      </w:r>
+      <w:r>
+        <w:rPr>
+          <w:rFonts w:ascii="Times New Roman" w:eastAsia="Times New Roman" w:hAnsi="Times New Roman" w:cs="Times New Roman"/>
+          <w:sz w:val="24"/>
+          <w:szCs w:val="24"/>
+          <w:lang w:val="en-GB" w:eastAsia="en-GB"/>
+        </w:rPr>
+        <w:t>.</w:t>
+      </w:r>
+    </w:p>
+    <w:p>
+      <w:pPr>
+        <w:spacing w:after="0" w:line="240" w:lineRule="auto"/>
+        <w:outlineLvl w:val="2"/>
+        <w:rPr>
+          <w:rFonts w:ascii="Times New Roman" w:eastAsia="Times New Roman" w:hAnsi="Times New Roman" w:cs="Times New Roman"/>
+          <w:b/>
+          <w:bCs/>
+          <w:sz w:val="24"/>
+          <w:szCs w:val="27"/>
+          <w:lang w:val="en-GB" w:eastAsia="en-GB"/>
+        </w:rPr>
+      </w:pPr>
+      <w:r>
+        <w:rPr>
+          <w:rFonts w:ascii="Times New Roman" w:eastAsia="Times New Roman" w:hAnsi="Times New Roman" w:cs="Times New Roman"/>
+          <w:b/>
+          <w:bCs/>
+          <w:sz w:val="24"/>
+          <w:szCs w:val="27"/>
+          <w:lang w:val="en-GB" w:eastAsia="en-GB"/>
+        </w:rPr>
+        <w:t xml:space="preserve">3. </w:t>
+      </w:r>
+      <w:r>
+        <w:rPr>
+          <w:rFonts w:ascii="Times New Roman" w:eastAsia="Times New Roman" w:hAnsi="Times New Roman" w:cs="Times New Roman"/>
+          <w:b/>
+          <w:bCs/>
+          <w:sz w:val="24"/>
+          <w:szCs w:val="27"/>
+          <w:lang w:val="en-GB" w:eastAsia="en-GB"/>
+        </w:rPr>
+        <w:t>Use Computers for Classwork Only</w:t>
+      </w:r>
+    </w:p>
+    <w:p>
+      <w:pPr>
+        <w:spacing w:after="0" w:line="240" w:lineRule="auto"/>
+        <w:ind w:left="720"/>
+        <w:rPr>
+          <w:rFonts w:ascii="Times New Roman" w:eastAsia="Times New Roman" w:hAnsi="Times New Roman" w:cs="Times New Roman"/>
+          <w:sz w:val="24"/>
+          <w:szCs w:val="24"/>
+          <w:lang w:val="en-GB" w:eastAsia="en-GB"/>
+        </w:rPr>
+      </w:pPr>
+      <w:r>
+        <w:rPr>
+          <w:rFonts w:ascii="Times New Roman" w:eastAsia="Times New Roman" w:hAnsi="Times New Roman" w:cs="Times New Roman"/>
+          <w:sz w:val="24"/>
+          <w:szCs w:val="24"/>
+          <w:lang w:val="en-GB" w:eastAsia="en-GB"/>
+        </w:rPr>
+        <w:t>Focus on the lesson. Do not browse the internet, play games, or use social media unless instructed by the teacher for class purposes.</w:t>
+      </w:r>
+    </w:p>
+    <w:p>
+      <w:pPr>
+        <w:spacing w:after="0" w:line="240" w:lineRule="auto"/>
+        <w:outlineLvl w:val="2"/>
+        <w:rPr>
+          <w:rFonts w:ascii="Times New Roman" w:eastAsia="Times New Roman" w:hAnsi="Times New Roman" w:cs="Times New Roman"/>
+          <w:b/>
+          <w:bCs/>
+          <w:sz w:val="24"/>
+          <w:szCs w:val="27"/>
+          <w:lang w:val="en-GB" w:eastAsia="en-GB"/>
+        </w:rPr>
+      </w:pPr>
+      <w:r>
+        <w:rPr>
+          <w:rFonts w:ascii="Times New Roman" w:eastAsia="Times New Roman" w:hAnsi="Times New Roman" w:cs="Times New Roman"/>
+          <w:b/>
+          <w:bCs/>
+          <w:sz w:val="24"/>
+          <w:szCs w:val="27"/>
+          <w:lang w:val="en-GB" w:eastAsia="en-GB"/>
+        </w:rPr>
+        <w:t xml:space="preserve">4. </w:t>
+      </w:r>
+      <w:r>
+        <w:rPr>
+          <w:rFonts w:ascii="Times New Roman" w:eastAsia="Times New Roman" w:hAnsi="Times New Roman" w:cs="Times New Roman"/>
+          <w:b/>
+          <w:bCs/>
+          <w:sz w:val="24"/>
+          <w:szCs w:val="27"/>
+          <w:lang w:val="en-GB" w:eastAsia="en-GB"/>
+        </w:rPr>
+        <w:t>Mute Devices</w:t>
+      </w:r>
+    </w:p>
+    <w:p>
+      <w:pPr>
+        <w:numPr>
+          <w:ilvl w:val="0"/>
+          <w:numId w:val="6"/>
+        </w:numPr>
+        <w:spacing w:after="0" w:line="240" w:lineRule="auto"/>
+        <w:rPr>
+          <w:rFonts w:ascii="Times New Roman" w:eastAsia="Times New Roman" w:hAnsi="Times New Roman" w:cs="Times New Roman"/>
+          <w:sz w:val="24"/>
+          <w:szCs w:val="24"/>
+          <w:lang w:val="en-GB" w:eastAsia="en-GB"/>
+        </w:rPr>
+      </w:pPr>
+      <w:r>
+        <w:rPr>
+          <w:rFonts w:ascii="Times New Roman" w:eastAsia="Times New Roman" w:hAnsi="Times New Roman" w:cs="Times New Roman"/>
+          <w:sz w:val="24"/>
+          <w:szCs w:val="24"/>
+          <w:lang w:val="en-GB" w:eastAsia="en-GB"/>
+        </w:rPr>
+        <w:t>Keep mobile phones on silent or turned off during class. If necessary, step out to handle urgent calls</w:t>
+      </w:r>
+      <w:r>
+        <w:rPr>
+          <w:rFonts w:ascii="Times New Roman" w:eastAsia="Times New Roman" w:hAnsi="Times New Roman" w:cs="Times New Roman"/>
+          <w:sz w:val="24"/>
+          <w:szCs w:val="24"/>
+          <w:lang w:val="en-GB" w:eastAsia="en-GB"/>
+        </w:rPr>
+        <w:t xml:space="preserve"> after granted permissions</w:t>
+      </w:r>
+      <w:r>
+        <w:rPr>
+          <w:rFonts w:ascii="Times New Roman" w:eastAsia="Times New Roman" w:hAnsi="Times New Roman" w:cs="Times New Roman"/>
+          <w:sz w:val="24"/>
+          <w:szCs w:val="24"/>
+          <w:lang w:val="en-GB" w:eastAsia="en-GB"/>
+        </w:rPr>
+        <w:t>.</w:t>
+      </w:r>
+    </w:p>
+    <w:p>
+      <w:pPr>
+        <w:spacing w:after="0" w:line="240" w:lineRule="auto"/>
+        <w:outlineLvl w:val="2"/>
+        <w:rPr>
+          <w:rFonts w:ascii="Times New Roman" w:eastAsia="Times New Roman" w:hAnsi="Times New Roman" w:cs="Times New Roman"/>
+          <w:b/>
+          <w:bCs/>
+          <w:sz w:val="24"/>
+          <w:szCs w:val="27"/>
+          <w:lang w:val="en-GB" w:eastAsia="en-GB"/>
+        </w:rPr>
+      </w:pPr>
+      <w:r>
+        <w:rPr>
+          <w:rFonts w:ascii="Times New Roman" w:eastAsia="Times New Roman" w:hAnsi="Times New Roman" w:cs="Times New Roman"/>
+          <w:b/>
+          <w:bCs/>
+          <w:sz w:val="24"/>
+          <w:szCs w:val="27"/>
+          <w:lang w:val="en-GB" w:eastAsia="en-GB"/>
+        </w:rPr>
+        <w:t xml:space="preserve">5. </w:t>
+      </w:r>
+      <w:r>
+        <w:rPr>
+          <w:rFonts w:ascii="Times New Roman" w:eastAsia="Times New Roman" w:hAnsi="Times New Roman" w:cs="Times New Roman"/>
+          <w:b/>
+          <w:bCs/>
+          <w:sz w:val="24"/>
+          <w:szCs w:val="27"/>
+          <w:lang w:val="en-GB" w:eastAsia="en-GB"/>
+        </w:rPr>
+        <w:t>Raise Your Hand Before Speaking</w:t>
+      </w:r>
+    </w:p>
+    <w:p>
+      <w:pPr>
+        <w:numPr>
+          <w:ilvl w:val="0"/>
+          <w:numId w:val="7"/>
+        </w:numPr>
+        <w:spacing w:after="0" w:line="240" w:lineRule="auto"/>
+        <w:rPr>
+          <w:rFonts w:ascii="Times New Roman" w:eastAsia="Times New Roman" w:hAnsi="Times New Roman" w:cs="Times New Roman"/>
+          <w:sz w:val="24"/>
+          <w:szCs w:val="24"/>
+          <w:lang w:val="en-GB" w:eastAsia="en-GB"/>
+        </w:rPr>
+      </w:pPr>
+      <w:r>
+        <w:rPr>
+          <w:rFonts w:ascii="Times New Roman" w:eastAsia="Times New Roman" w:hAnsi="Times New Roman" w:cs="Times New Roman"/>
+          <w:sz w:val="24"/>
+          <w:szCs w:val="24"/>
+          <w:lang w:val="en-GB" w:eastAsia="en-GB"/>
+        </w:rPr>
+        <w:t>If you have a question or need help, raise your hand to avoid disrupting the class.</w:t>
+      </w:r>
+    </w:p>
+    <w:p>
+      <w:pPr>
+        <w:spacing w:after="0" w:line="240" w:lineRule="auto"/>
+        <w:outlineLvl w:val="2"/>
+        <w:rPr>
+          <w:rFonts w:ascii="Times New Roman" w:eastAsia="Times New Roman" w:hAnsi="Times New Roman" w:cs="Times New Roman"/>
+          <w:b/>
+          <w:bCs/>
+          <w:sz w:val="24"/>
+          <w:szCs w:val="27"/>
+          <w:lang w:val="en-GB" w:eastAsia="en-GB"/>
+        </w:rPr>
+      </w:pPr>
+      <w:r>
+        <w:rPr>
+          <w:rFonts w:ascii="Times New Roman" w:eastAsia="Times New Roman" w:hAnsi="Times New Roman" w:cs="Times New Roman"/>
+          <w:b/>
+          <w:bCs/>
+          <w:sz w:val="24"/>
+          <w:szCs w:val="27"/>
+          <w:lang w:val="en-GB" w:eastAsia="en-GB"/>
+        </w:rPr>
+        <w:t xml:space="preserve">6. </w:t>
+      </w:r>
+      <w:r>
+        <w:rPr>
+          <w:rFonts w:ascii="Times New Roman" w:eastAsia="Times New Roman" w:hAnsi="Times New Roman" w:cs="Times New Roman"/>
+          <w:b/>
+          <w:bCs/>
+          <w:sz w:val="24"/>
+          <w:szCs w:val="27"/>
+          <w:lang w:val="en-GB" w:eastAsia="en-GB"/>
+        </w:rPr>
+        <w:t>Respect Others</w:t>
+      </w:r>
+    </w:p>
+    <w:p>
+      <w:pPr>
+        <w:numPr>
+          <w:ilvl w:val="0"/>
+          <w:numId w:val="8"/>
+        </w:numPr>
+        <w:spacing w:after="0" w:line="240" w:lineRule="auto"/>
+        <w:rPr>
+          <w:rFonts w:ascii="Times New Roman" w:eastAsia="Times New Roman" w:hAnsi="Times New Roman" w:cs="Times New Roman"/>
+          <w:sz w:val="24"/>
+          <w:szCs w:val="24"/>
+          <w:lang w:val="en-GB" w:eastAsia="en-GB"/>
+        </w:rPr>
+      </w:pPr>
+      <w:r>
+        <w:rPr>
+          <w:rFonts w:ascii="Times New Roman" w:eastAsia="Times New Roman" w:hAnsi="Times New Roman" w:cs="Times New Roman"/>
+          <w:sz w:val="24"/>
+          <w:szCs w:val="24"/>
+          <w:lang w:val="en-GB" w:eastAsia="en-GB"/>
+        </w:rPr>
+        <w:t>Avoid distracting your classmates. Be mindful of others when speaking or working in groups.</w:t>
+      </w:r>
+    </w:p>
+    <w:p>
+      <w:pPr>
+        <w:spacing w:after="0" w:line="240" w:lineRule="auto"/>
+        <w:outlineLvl w:val="2"/>
+        <w:rPr>
+          <w:rFonts w:ascii="Times New Roman" w:eastAsia="Times New Roman" w:hAnsi="Times New Roman" w:cs="Times New Roman"/>
+          <w:b/>
+          <w:bCs/>
+          <w:sz w:val="24"/>
+          <w:szCs w:val="27"/>
+          <w:lang w:val="en-GB" w:eastAsia="en-GB"/>
+        </w:rPr>
+      </w:pPr>
+      <w:r>
+        <w:rPr>
+          <w:rFonts w:ascii="Times New Roman" w:eastAsia="Times New Roman" w:hAnsi="Times New Roman" w:cs="Times New Roman"/>
+          <w:b/>
+          <w:bCs/>
+          <w:sz w:val="24"/>
+          <w:szCs w:val="27"/>
+          <w:lang w:val="en-GB" w:eastAsia="en-GB"/>
+        </w:rPr>
+        <w:t xml:space="preserve">7. </w:t>
+      </w:r>
+      <w:r>
+        <w:rPr>
+          <w:rFonts w:ascii="Times New Roman" w:eastAsia="Times New Roman" w:hAnsi="Times New Roman" w:cs="Times New Roman"/>
+          <w:b/>
+          <w:bCs/>
+          <w:sz w:val="24"/>
+          <w:szCs w:val="27"/>
+          <w:lang w:val="en-GB" w:eastAsia="en-GB"/>
+        </w:rPr>
+        <w:t>Follow Instructions</w:t>
+      </w:r>
+    </w:p>
+    <w:p>
+      <w:pPr>
+        <w:numPr>
+          <w:ilvl w:val="0"/>
+          <w:numId w:val="9"/>
+        </w:numPr>
+        <w:spacing w:after="0" w:line="240" w:lineRule="auto"/>
+        <w:rPr>
+          <w:rFonts w:ascii="Times New Roman" w:eastAsia="Times New Roman" w:hAnsi="Times New Roman" w:cs="Times New Roman"/>
+          <w:sz w:val="24"/>
+          <w:szCs w:val="24"/>
+          <w:lang w:val="en-GB" w:eastAsia="en-GB"/>
+        </w:rPr>
+      </w:pPr>
+      <w:r>
+        <w:rPr>
+          <w:rFonts w:ascii="Times New Roman" w:eastAsia="Times New Roman" w:hAnsi="Times New Roman" w:cs="Times New Roman"/>
+          <w:sz w:val="24"/>
+          <w:szCs w:val="24"/>
+          <w:lang w:val="en-GB" w:eastAsia="en-GB"/>
+        </w:rPr>
+        <w:t>Pay attention to the teacher's directions and follow step-by-step instructions when working on tasks.</w:t>
+      </w:r>
+    </w:p>
+    <w:p>
+      <w:pPr>
+        <w:spacing w:after="0" w:line="240" w:lineRule="auto"/>
+        <w:outlineLvl w:val="2"/>
+        <w:rPr>
+          <w:rFonts w:ascii="Times New Roman" w:eastAsia="Times New Roman" w:hAnsi="Times New Roman" w:cs="Times New Roman"/>
+          <w:b/>
+          <w:bCs/>
+          <w:sz w:val="24"/>
+          <w:szCs w:val="27"/>
+          <w:lang w:val="en-GB" w:eastAsia="en-GB"/>
+        </w:rPr>
+      </w:pPr>
+      <w:r>
+        <w:rPr>
+          <w:rFonts w:ascii="Times New Roman" w:eastAsia="Times New Roman" w:hAnsi="Times New Roman" w:cs="Times New Roman"/>
+          <w:b/>
+          <w:bCs/>
+          <w:sz w:val="24"/>
+          <w:szCs w:val="27"/>
+          <w:lang w:val="en-GB" w:eastAsia="en-GB"/>
+        </w:rPr>
+        <w:t xml:space="preserve">8. </w:t>
+      </w:r>
+      <w:r>
+        <w:rPr>
+          <w:rFonts w:ascii="Times New Roman" w:eastAsia="Times New Roman" w:hAnsi="Times New Roman" w:cs="Times New Roman"/>
+          <w:b/>
+          <w:bCs/>
+          <w:sz w:val="24"/>
+          <w:szCs w:val="27"/>
+          <w:lang w:val="en-GB" w:eastAsia="en-GB"/>
+        </w:rPr>
+        <w:t>Handle Equipment Carefully</w:t>
+      </w:r>
+    </w:p>
+    <w:p>
+      <w:pPr>
+        <w:numPr>
+          <w:ilvl w:val="0"/>
+          <w:numId w:val="10"/>
+        </w:numPr>
+        <w:spacing w:after="0" w:line="240" w:lineRule="auto"/>
+        <w:rPr>
+          <w:rFonts w:ascii="Times New Roman" w:eastAsia="Times New Roman" w:hAnsi="Times New Roman" w:cs="Times New Roman"/>
+          <w:sz w:val="24"/>
+          <w:szCs w:val="24"/>
+          <w:lang w:val="en-GB" w:eastAsia="en-GB"/>
+        </w:rPr>
+      </w:pPr>
+      <w:r>
+        <w:rPr>
+          <w:rFonts w:ascii="Times New Roman" w:eastAsia="Times New Roman" w:hAnsi="Times New Roman" w:cs="Times New Roman"/>
+          <w:sz w:val="24"/>
+          <w:szCs w:val="24"/>
+          <w:lang w:val="en-GB" w:eastAsia="en-GB"/>
+        </w:rPr>
+        <w:t>Use computers, keyboards, and other equipment with care. Report any issues with equipment immediately.</w:t>
+      </w:r>
+    </w:p>
+    <w:p>
+      <w:pPr>
+        <w:spacing w:after="0" w:line="240" w:lineRule="auto"/>
+        <w:outlineLvl w:val="2"/>
+        <w:rPr>
+          <w:rFonts w:ascii="Times New Roman" w:eastAsia="Times New Roman" w:hAnsi="Times New Roman" w:cs="Times New Roman"/>
+          <w:b/>
+          <w:bCs/>
+          <w:sz w:val="24"/>
+          <w:szCs w:val="27"/>
+          <w:lang w:val="en-GB" w:eastAsia="en-GB"/>
+        </w:rPr>
+      </w:pPr>
+      <w:r>
+        <w:rPr>
+          <w:rFonts w:ascii="Times New Roman" w:eastAsia="Times New Roman" w:hAnsi="Times New Roman" w:cs="Times New Roman"/>
+          <w:b/>
+          <w:bCs/>
+          <w:sz w:val="24"/>
+          <w:szCs w:val="27"/>
+          <w:lang w:val="en-GB" w:eastAsia="en-GB"/>
+        </w:rPr>
+        <w:t xml:space="preserve">9. </w:t>
+      </w:r>
+      <w:r>
+        <w:rPr>
+          <w:rFonts w:ascii="Times New Roman" w:eastAsia="Times New Roman" w:hAnsi="Times New Roman" w:cs="Times New Roman"/>
+          <w:b/>
+          <w:bCs/>
+          <w:sz w:val="24"/>
+          <w:szCs w:val="27"/>
+          <w:lang w:val="en-GB" w:eastAsia="en-GB"/>
+        </w:rPr>
+        <w:t>Save Your Work Regularly</w:t>
+      </w:r>
+    </w:p>
+    <w:p>
+      <w:pPr>
+        <w:numPr>
+          <w:ilvl w:val="0"/>
+          <w:numId w:val="11"/>
+        </w:numPr>
+        <w:spacing w:after="0" w:line="240" w:lineRule="auto"/>
+        <w:rPr>
+          <w:rFonts w:ascii="Times New Roman" w:eastAsia="Times New Roman" w:hAnsi="Times New Roman" w:cs="Times New Roman"/>
+          <w:sz w:val="24"/>
+          <w:szCs w:val="24"/>
+          <w:lang w:val="en-GB" w:eastAsia="en-GB"/>
+        </w:rPr>
+      </w:pPr>
+      <w:r>
+        <w:rPr>
+          <w:rFonts w:ascii="Times New Roman" w:eastAsia="Times New Roman" w:hAnsi="Times New Roman" w:cs="Times New Roman"/>
+          <w:sz w:val="24"/>
+          <w:szCs w:val="24"/>
+          <w:lang w:val="en-GB" w:eastAsia="en-GB"/>
+        </w:rPr>
+        <w:t>Ensure you save your progress frequently to avoid data loss. Back up your work when necessary.</w:t>
+      </w:r>
+    </w:p>
+    <w:p>
+      <w:pPr>
+        <w:spacing w:after="0" w:line="240" w:lineRule="auto"/>
+        <w:outlineLvl w:val="2"/>
+        <w:rPr>
+          <w:rFonts w:ascii="Times New Roman" w:eastAsia="Times New Roman" w:hAnsi="Times New Roman" w:cs="Times New Roman"/>
+          <w:b/>
+          <w:bCs/>
+          <w:sz w:val="24"/>
+          <w:szCs w:val="27"/>
+          <w:lang w:val="en-GB" w:eastAsia="en-GB"/>
+        </w:rPr>
+      </w:pPr>
+      <w:r>
+        <w:rPr>
+          <w:rFonts w:ascii="Times New Roman" w:eastAsia="Times New Roman" w:hAnsi="Times New Roman" w:cs="Times New Roman"/>
+          <w:b/>
+          <w:bCs/>
+          <w:sz w:val="24"/>
+          <w:szCs w:val="27"/>
+          <w:lang w:val="en-GB" w:eastAsia="en-GB"/>
+        </w:rPr>
+        <w:t xml:space="preserve">10. </w:t>
+      </w:r>
+      <w:r>
+        <w:rPr>
+          <w:rFonts w:ascii="Times New Roman" w:eastAsia="Times New Roman" w:hAnsi="Times New Roman" w:cs="Times New Roman"/>
+          <w:b/>
+          <w:bCs/>
+          <w:sz w:val="24"/>
+          <w:szCs w:val="27"/>
+          <w:lang w:val="en-GB" w:eastAsia="en-GB"/>
+        </w:rPr>
+        <w:t>Log Off and Shut Down</w:t>
+      </w:r>
+    </w:p>
+    <w:p>
+      <w:pPr>
+        <w:numPr>
+          <w:ilvl w:val="0"/>
+          <w:numId w:val="12"/>
+        </w:numPr>
+        <w:spacing w:after="0" w:line="240" w:lineRule="auto"/>
+        <w:rPr>
+          <w:rFonts w:ascii="Times New Roman" w:eastAsia="Times New Roman" w:hAnsi="Times New Roman" w:cs="Times New Roman"/>
+          <w:sz w:val="24"/>
+          <w:szCs w:val="24"/>
+          <w:lang w:val="en-GB" w:eastAsia="en-GB"/>
+        </w:rPr>
+      </w:pPr>
+      <w:r>
+        <w:rPr>
+          <w:rFonts w:ascii="Times New Roman" w:eastAsia="Times New Roman" w:hAnsi="Times New Roman" w:cs="Times New Roman"/>
+          <w:sz w:val="24"/>
+          <w:szCs w:val="24"/>
+          <w:lang w:val="en-GB" w:eastAsia="en-GB"/>
+        </w:rPr>
+        <w:t>Before leaving, log out of your accounts, close all programs, and properly shut down the computer</w:t>
+      </w:r>
+      <w:r>
+        <w:rPr>
+          <w:rFonts w:ascii="Times New Roman" w:eastAsia="Times New Roman" w:hAnsi="Times New Roman" w:cs="Times New Roman"/>
+          <w:sz w:val="24"/>
+          <w:szCs w:val="24"/>
+          <w:lang w:val="en-GB" w:eastAsia="en-GB"/>
+        </w:rPr>
+        <w:t xml:space="preserve"> as instructed. Make sure you make inquiry in case of any difficulties</w:t>
+      </w:r>
+      <w:r>
+        <w:rPr>
+          <w:rFonts w:ascii="Times New Roman" w:eastAsia="Times New Roman" w:hAnsi="Times New Roman" w:cs="Times New Roman"/>
+          <w:sz w:val="24"/>
+          <w:szCs w:val="24"/>
+          <w:lang w:val="en-GB" w:eastAsia="en-GB"/>
+        </w:rPr>
+        <w:t>.</w:t>
+      </w:r>
+    </w:p>
+    <w:p>
+      <w:pPr>
+        <w:spacing w:after="0" w:line="240" w:lineRule="auto"/>
+        <w:outlineLvl w:val="2"/>
+        <w:rPr>
+          <w:rFonts w:ascii="Times New Roman" w:eastAsia="Times New Roman" w:hAnsi="Times New Roman" w:cs="Times New Roman"/>
+          <w:b/>
+          <w:bCs/>
+          <w:sz w:val="24"/>
+          <w:szCs w:val="27"/>
+          <w:lang w:val="en-GB" w:eastAsia="en-GB"/>
+        </w:rPr>
+      </w:pPr>
+      <w:r>
+        <w:rPr>
+          <w:rFonts w:ascii="Times New Roman" w:eastAsia="Times New Roman" w:hAnsi="Times New Roman" w:cs="Times New Roman"/>
+          <w:b/>
+          <w:bCs/>
+          <w:sz w:val="24"/>
+          <w:szCs w:val="27"/>
+          <w:lang w:val="en-GB" w:eastAsia="en-GB"/>
+        </w:rPr>
+        <w:t xml:space="preserve">11. </w:t>
+      </w:r>
+      <w:r>
+        <w:rPr>
+          <w:rFonts w:ascii="Times New Roman" w:eastAsia="Times New Roman" w:hAnsi="Times New Roman" w:cs="Times New Roman"/>
+          <w:b/>
+          <w:bCs/>
+          <w:sz w:val="24"/>
+          <w:szCs w:val="27"/>
+          <w:lang w:val="en-GB" w:eastAsia="en-GB"/>
+        </w:rPr>
+        <w:t>No Unauthorized Downloads or Software Installations</w:t>
+      </w:r>
+    </w:p>
+    <w:p>
+      <w:pPr>
+        <w:numPr>
+          <w:ilvl w:val="0"/>
+          <w:numId w:val="13"/>
+        </w:numPr>
+        <w:spacing w:after="0" w:line="240" w:lineRule="auto"/>
+        <w:rPr>
+          <w:rFonts w:ascii="Times New Roman" w:eastAsia="Times New Roman" w:hAnsi="Times New Roman" w:cs="Times New Roman"/>
+          <w:sz w:val="24"/>
+          <w:szCs w:val="24"/>
+          <w:lang w:val="en-GB" w:eastAsia="en-GB"/>
+        </w:rPr>
+      </w:pPr>
+      <w:r>
+        <w:rPr>
+          <w:rFonts w:ascii="Times New Roman" w:eastAsia="Times New Roman" w:hAnsi="Times New Roman" w:cs="Times New Roman"/>
+          <w:sz w:val="24"/>
+          <w:szCs w:val="24"/>
+          <w:lang w:val="en-GB" w:eastAsia="en-GB"/>
+        </w:rPr>
+        <w:t>Only install or use software approved by the teacher. Unauthorized downloads can introduce viruses or malware.</w:t>
+      </w:r>
+    </w:p>
+    <w:p>
+      <w:pPr>
+        <w:spacing w:after="0" w:line="240" w:lineRule="auto"/>
+        <w:outlineLvl w:val="2"/>
+        <w:rPr>
+          <w:rFonts w:ascii="Times New Roman" w:eastAsia="Times New Roman" w:hAnsi="Times New Roman" w:cs="Times New Roman"/>
+          <w:b/>
+          <w:bCs/>
+          <w:sz w:val="24"/>
+          <w:szCs w:val="27"/>
+          <w:lang w:val="en-GB" w:eastAsia="en-GB"/>
+        </w:rPr>
+      </w:pPr>
+      <w:r>
+        <w:rPr>
+          <w:rFonts w:ascii="Times New Roman" w:eastAsia="Times New Roman" w:hAnsi="Times New Roman" w:cs="Times New Roman"/>
+          <w:b/>
+          <w:bCs/>
+          <w:sz w:val="24"/>
+          <w:szCs w:val="27"/>
+          <w:lang w:val="en-GB" w:eastAsia="en-GB"/>
+        </w:rPr>
+        <w:t xml:space="preserve">12. </w:t>
+      </w:r>
+      <w:r>
+        <w:rPr>
+          <w:rFonts w:ascii="Times New Roman" w:eastAsia="Times New Roman" w:hAnsi="Times New Roman" w:cs="Times New Roman"/>
+          <w:b/>
+          <w:bCs/>
+          <w:sz w:val="24"/>
+          <w:szCs w:val="27"/>
+          <w:lang w:val="en-GB" w:eastAsia="en-GB"/>
+        </w:rPr>
+        <w:t>Ask for Help</w:t>
+      </w:r>
+    </w:p>
+    <w:p>
+      <w:pPr>
+        <w:numPr>
+          <w:ilvl w:val="0"/>
+          <w:numId w:val="14"/>
+        </w:numPr>
+        <w:spacing w:after="0" w:line="240" w:lineRule="auto"/>
+        <w:rPr>
+          <w:rFonts w:ascii="Times New Roman" w:eastAsia="Times New Roman" w:hAnsi="Times New Roman" w:cs="Times New Roman"/>
+          <w:sz w:val="24"/>
+          <w:szCs w:val="24"/>
+          <w:lang w:val="en-GB" w:eastAsia="en-GB"/>
+        </w:rPr>
+      </w:pPr>
+      <w:r>
+        <w:rPr>
+          <w:rFonts w:ascii="Times New Roman" w:eastAsia="Times New Roman" w:hAnsi="Times New Roman" w:cs="Times New Roman"/>
+          <w:sz w:val="24"/>
+          <w:szCs w:val="24"/>
+          <w:lang w:val="en-GB" w:eastAsia="en-GB"/>
+        </w:rPr>
+        <w:t>If you are stuck or don't understand something, ask for help instead of trying to troubleshoot on your own.</w:t>
+      </w:r>
+    </w:p>
+    <w:p>
+      <w:pPr>
+        <w:spacing w:after="0" w:line="240" w:lineRule="auto"/>
+        <w:rPr>
+          <w:rFonts w:ascii="Times New Roman" w:eastAsia="Times New Roman" w:hAnsi="Times New Roman" w:cs="Times New Roman"/>
+          <w:sz w:val="24"/>
+          <w:szCs w:val="24"/>
+          <w:lang w:val="en-GB" w:eastAsia="en-GB"/>
+        </w:rPr>
+      </w:pPr>
+      <w:r>
+        <w:rPr>
+          <w:rFonts w:ascii="Times New Roman" w:eastAsia="Times New Roman" w:hAnsi="Times New Roman" w:cs="Times New Roman"/>
+          <w:sz w:val="24"/>
+          <w:szCs w:val="24"/>
+          <w:lang w:val="en-GB" w:eastAsia="en-GB"/>
+        </w:rPr>
+        <w:t>These guidelines</w:t>
+      </w:r>
+      <w:r>
+        <w:rPr>
+          <w:rFonts w:ascii="Times New Roman" w:eastAsia="Times New Roman" w:hAnsi="Times New Roman" w:cs="Times New Roman"/>
+          <w:sz w:val="24"/>
+          <w:szCs w:val="24"/>
+          <w:lang w:val="en-GB" w:eastAsia="en-GB"/>
+        </w:rPr>
+        <w:t xml:space="preserve"> </w:t>
+      </w:r>
+      <w:r>
+        <w:rPr>
+          <w:rFonts w:ascii="Times New Roman" w:eastAsia="Times New Roman" w:hAnsi="Times New Roman" w:cs="Times New Roman"/>
+          <w:sz w:val="24"/>
+          <w:szCs w:val="24"/>
+          <w:lang w:val="en-GB" w:eastAsia="en-GB"/>
+        </w:rPr>
+        <w:t>help in smooth learning</w:t>
+      </w:r>
+      <w:r>
+        <w:rPr>
+          <w:rFonts w:ascii="Times New Roman" w:eastAsia="Times New Roman" w:hAnsi="Times New Roman" w:cs="Times New Roman"/>
+          <w:sz w:val="24"/>
+          <w:szCs w:val="24"/>
+          <w:lang w:val="en-GB" w:eastAsia="en-GB"/>
+        </w:rPr>
+        <w:t xml:space="preserve">, </w:t>
+      </w:r>
+      <w:r>
+        <w:rPr>
+          <w:rFonts w:ascii="Times New Roman" w:eastAsia="Times New Roman" w:hAnsi="Times New Roman" w:cs="Times New Roman"/>
+          <w:sz w:val="24"/>
+          <w:szCs w:val="24"/>
+          <w:lang w:val="en-GB" w:eastAsia="en-GB"/>
+        </w:rPr>
+        <w:t xml:space="preserve">and those who follow them achieve the best. Be part of the best team. </w:t>
+      </w:r>
+    </w:p>
+    <w:p>
+      <w:pPr>
+        <w:spacing w:line="240" w:lineRule="auto"/>
+        <w:rPr>
+          <w:rFonts w:ascii="Times New Roman" w:eastAsia="Times New Roman" w:hAnsi="Times New Roman" w:cs="Times New Roman"/>
+          <w:b/>
+          <w:i/>
+          <w:sz w:val="24"/>
+          <w:szCs w:val="24"/>
+          <w:lang w:val="en-GB" w:eastAsia="en-GB"/>
+        </w:rPr>
+      </w:pPr>
+      <w:r>
+        <w:rPr>
+          <w:rFonts w:ascii="Times New Roman" w:eastAsia="Times New Roman" w:hAnsi="Times New Roman" w:cs="Times New Roman"/>
+          <w:b/>
+          <w:i/>
+          <w:sz w:val="24"/>
+          <w:szCs w:val="24"/>
+          <w:lang w:val="en-GB" w:eastAsia="en-GB"/>
+        </w:rPr>
+        <w:t xml:space="preserve">Thank you for joining </w:t>
+      </w:r>
+      <w:proofErr w:type="spellStart"/>
+      <w:r>
+        <w:rPr>
+          <w:rFonts w:ascii="Times New Roman" w:eastAsia="Times New Roman" w:hAnsi="Times New Roman" w:cs="Times New Roman"/>
+          <w:b/>
+          <w:i/>
+          <w:sz w:val="24"/>
+          <w:szCs w:val="24"/>
+          <w:lang w:val="en-GB" w:eastAsia="en-GB"/>
+        </w:rPr>
+        <w:t>Ruraln</w:t>
+      </w:r>
+      <w:r>
+        <w:rPr>
+          <w:rFonts w:ascii="Times New Roman" w:eastAsia="Times New Roman" w:hAnsi="Times New Roman" w:cs="Times New Roman"/>
+          <w:b/>
+          <w:i/>
+          <w:sz w:val="24"/>
+          <w:szCs w:val="24"/>
+          <w:lang w:val="en-GB" w:eastAsia="en-GB"/>
+        </w:rPr>
+        <w:t>et</w:t>
+      </w:r>
+      <w:proofErr w:type="spellEnd"/>
+      <w:r>
+        <w:rPr>
+          <w:rFonts w:ascii="Times New Roman" w:eastAsia="Times New Roman" w:hAnsi="Times New Roman" w:cs="Times New Roman"/>
+          <w:b/>
+          <w:i/>
+          <w:sz w:val="24"/>
+          <w:szCs w:val="24"/>
+          <w:lang w:val="en-GB" w:eastAsia="en-GB"/>
+        </w:rPr>
+        <w:t xml:space="preserve"> </w:t>
+      </w:r>
+      <w:r>
+        <w:rPr>
+          <w:rFonts w:ascii="Times New Roman" w:eastAsia="Times New Roman" w:hAnsi="Times New Roman" w:cs="Times New Roman"/>
+          <w:b/>
+          <w:i/>
+          <w:sz w:val="24"/>
+          <w:szCs w:val="24"/>
+          <w:lang w:val="en-GB" w:eastAsia="en-GB"/>
+        </w:rPr>
+        <w:t>Training College</w:t>
+      </w:r>
+      <w:r>
+        <w:rPr>
+          <w:rFonts w:ascii="Times New Roman" w:eastAsia="Times New Roman" w:hAnsi="Times New Roman" w:cs="Times New Roman"/>
+          <w:b/>
+          <w:i/>
+          <w:sz w:val="24"/>
+          <w:szCs w:val="24"/>
+          <w:lang w:val="en-GB" w:eastAsia="en-GB"/>
+        </w:rPr>
+        <w:t xml:space="preserve"> and learn from expects. </w:t>
+      </w:r>
+    </w:p>
+    <w:p>
+      <w:pPr>
+        <w:pStyle w:val="ListParagraph"/>
+        <w:rPr>
+          <w:b/>
+          <w:sz w:val="24"/>
+          <w:szCs w:val="20"/>
+        </w:rPr>
+      </w:pPr>
+      <w:r>
+        <w:rPr>
+          <w:b/>
+          <w:sz w:val="24"/>
+          <w:szCs w:val="20"/>
+        </w:rPr>
+        <w:t>MADAM OLIVIA A. ALANG’O</w:t>
+      </w:r>
+    </w:p>
+    <w:p>
+      <w:pPr>
+        <w:pStyle w:val="ListParagraph"/>
+        <w:pBdr>
+          <w:bottom w:val="double" w:sz="6" w:space="1" w:color="auto"/>
+        </w:pBdr>
+        <w:rPr>
+          <w:b/>
+          <w:sz w:val="24"/>
+          <w:szCs w:val="20"/>
+        </w:rPr>
+      </w:pPr>
+      <w:r>
+        <w:rPr>
+          <w:b/>
+          <w:sz w:val="24"/>
+          <w:szCs w:val="20"/>
+        </w:rPr>
+        <w:t>ACADEMY MANAGE/C.</w:t>
+      </w:r>
+      <w:proofErr w:type="gramStart"/>
+      <w:r>
+        <w:rPr>
+          <w:b/>
+          <w:sz w:val="24"/>
+          <w:szCs w:val="20"/>
+        </w:rPr>
+        <w:t>E.O</w:t>
+      </w:r>
+      <w:proofErr w:type="gramEnd"/>
+    </w:p>
+    <w:p>
+      <w:pPr>
+        <w:pStyle w:val="ListParagraph"/>
+        <w:pBdr>
+          <w:bottom w:val="double" w:sz="6" w:space="1" w:color="auto"/>
+        </w:pBdr>
+        <w:rPr>
+          <w:b/>
+          <w:sz w:val="24"/>
+          <w:szCs w:val="20"/>
+        </w:rPr>
+      </w:pPr>
+      <w:r>
+        <w:rPr>
+          <w:b/>
           <w:noProof/>
           <w:sz w:val="24"/>
-          <w:szCs w:val="24"/>
+          <w:szCs w:val="20"/>
         </w:rPr>
         <w:drawing>
-          <wp:anchor distT="36576" distB="36576" distL="36576" distR="36576" simplePos="0" relativeHeight="251673600" behindDoc="0" locked="0" layoutInCell="1" allowOverlap="1" wp14:anchorId="69E03329" wp14:editId="5917A580">
+          <wp:anchor distT="0" distB="0" distL="114300" distR="114300" simplePos="0" relativeHeight="251679744" behindDoc="1" locked="0" layoutInCell="1" allowOverlap="1" wp14:anchorId="6D7BAA37" wp14:editId="3C3DE0DD">
             <wp:simplePos x="0" y="0"/>
-            <wp:positionH relativeFrom="column">
-              <wp:posOffset>2942590</wp:posOffset>
+            <wp:positionH relativeFrom="margin">
+              <wp:posOffset>-953135</wp:posOffset>
             </wp:positionH>
             <wp:positionV relativeFrom="paragraph">
-              <wp:posOffset>594030</wp:posOffset>
+              <wp:posOffset>297180</wp:posOffset>
             </wp:positionV>
-            <wp:extent cx="3152775" cy="628650"/>
-            <wp:effectExtent l="0" t="0" r="9525" b="0"/>
+            <wp:extent cx="7534275" cy="1000125"/>
+            <wp:effectExtent l="0" t="0" r="9525" b="9525"/>
             <wp:wrapNone/>
-            <wp:docPr id="2" name="Picture 2" descr="rnet design 2"/>
+            <wp:docPr id="19" name="Picture 19"/>
             <wp:cNvGraphicFramePr>
               <a:graphicFrameLocks xmlns:a="http://schemas.openxmlformats.org/drawingml/2006/main" noChangeAspect="1"/>
             </wp:cNvGraphicFramePr>
@@ -2282,35 +3553,31 @@
               <a:graphicData uri="http://schemas.openxmlformats.org/drawingml/2006/picture">
                 <pic:pic xmlns:pic="http://schemas.openxmlformats.org/drawingml/2006/picture">
                   <pic:nvPicPr>
-                    <pic:cNvPr id="0" name="Picture 3" descr="rnet design 2"/>
-                    <pic:cNvPicPr>
-                      <a:picLocks noChangeAspect="1" noChangeArrowheads="1"/>
-                    </pic:cNvPicPr>
+                    <pic:cNvPr id="18" name=".....png"/>
+                    <pic:cNvPicPr/>
                   </pic:nvPicPr>
                   <pic:blipFill rotWithShape="1">
-                    <a:blip r:embed="rId12">
+                    <a:blip r:embed="rId11">
                       <a:extLst>
                         <a:ext uri="{28A0092B-C50C-407E-A947-70E740481C1C}">
                           <a14:useLocalDpi xmlns:a14="http://schemas.microsoft.com/office/drawing/2010/main" val="0"/>
                         </a:ext>
                       </a:extLst>
                     </a:blip>
-                    <a:srcRect b="60000"/>
+                    <a:srcRect l="1511" t="16537" r="1812" b="67350"/>
                     <a:stretch/>
                   </pic:blipFill>
                   <pic:spPr bwMode="auto">
                     <a:xfrm rot="10800000">
                       <a:off x="0" y="0"/>
-                      <a:ext cx="3152775" cy="628650"/>
+                      <a:ext cx="7534275" cy="1000125"/>
                     </a:xfrm>
                     <a:prstGeom prst="rect">
                       <a:avLst/>
                     </a:prstGeom>
-                    <a:noFill/>
                     <a:ln>
                       <a:noFill/>
                     </a:ln>
-                    <a:effectLst/>
                     <a:extLst>
                       <a:ext uri="{53640926-AAD7-44D8-BBD7-CCE9431645EC}">
                         <a14:shadowObscured xmlns:a14="http://schemas.microsoft.com/office/drawing/2010/main"/>
@@ -2329,1169 +3596,6 @@
           </wp:anchor>
         </w:drawing>
       </w:r>
-      <w:r>
-        <w:rPr>
-          <w:rFonts w:ascii="Times New Roman" w:hAnsi="Times New Roman" w:cs="Times New Roman"/>
-          <w:noProof/>
-          <w:sz w:val="24"/>
-          <w:szCs w:val="24"/>
-        </w:rPr>
-        <w:drawing>
-          <wp:anchor distT="36576" distB="36576" distL="36576" distR="36576" simplePos="0" relativeHeight="251674624" behindDoc="0" locked="0" layoutInCell="1" allowOverlap="1" wp14:anchorId="5B15A6C6" wp14:editId="68ABED78">
-            <wp:simplePos x="0" y="0"/>
-            <wp:positionH relativeFrom="column">
-              <wp:posOffset>-180975</wp:posOffset>
-            </wp:positionH>
-            <wp:positionV relativeFrom="paragraph">
-              <wp:posOffset>584530</wp:posOffset>
-            </wp:positionV>
-            <wp:extent cx="3124200" cy="638175"/>
-            <wp:effectExtent l="0" t="0" r="0" b="9525"/>
-            <wp:wrapNone/>
-            <wp:docPr id="8" name="Picture 8" descr="rnet design 2"/>
-            <wp:cNvGraphicFramePr>
-              <a:graphicFrameLocks xmlns:a="http://schemas.openxmlformats.org/drawingml/2006/main" noChangeAspect="1"/>
-            </wp:cNvGraphicFramePr>
-            <a:graphic xmlns:a="http://schemas.openxmlformats.org/drawingml/2006/main">
-              <a:graphicData uri="http://schemas.openxmlformats.org/drawingml/2006/picture">
-                <pic:pic xmlns:pic="http://schemas.openxmlformats.org/drawingml/2006/picture">
-                  <pic:nvPicPr>
-                    <pic:cNvPr id="0" name="Picture 3" descr="rnet design 2"/>
-                    <pic:cNvPicPr>
-                      <a:picLocks noChangeAspect="1" noChangeArrowheads="1"/>
-                    </pic:cNvPicPr>
-                  </pic:nvPicPr>
-                  <pic:blipFill rotWithShape="1">
-                    <a:blip r:embed="rId12">
-                      <a:extLst>
-                        <a:ext uri="{28A0092B-C50C-407E-A947-70E740481C1C}">
-                          <a14:useLocalDpi xmlns:a14="http://schemas.microsoft.com/office/drawing/2010/main" val="0"/>
-                        </a:ext>
-                      </a:extLst>
-                    </a:blip>
-                    <a:srcRect t="70545" r="21858"/>
-                    <a:stretch/>
-                  </pic:blipFill>
-                  <pic:spPr bwMode="auto">
-                    <a:xfrm flipH="1">
-                      <a:off x="0" y="0"/>
-                      <a:ext cx="3124200" cy="638175"/>
-                    </a:xfrm>
-                    <a:prstGeom prst="rect">
-                      <a:avLst/>
-                    </a:prstGeom>
-                    <a:noFill/>
-                    <a:ln>
-                      <a:noFill/>
-                    </a:ln>
-                    <a:effectLst/>
-                    <a:extLst>
-                      <a:ext uri="{53640926-AAD7-44D8-BBD7-CCE9431645EC}">
-                        <a14:shadowObscured xmlns:a14="http://schemas.microsoft.com/office/drawing/2010/main"/>
-                      </a:ext>
-                    </a:extLst>
-                  </pic:spPr>
-                </pic:pic>
-              </a:graphicData>
-            </a:graphic>
-            <wp14:sizeRelH relativeFrom="page">
-              <wp14:pctWidth>0</wp14:pctWidth>
-            </wp14:sizeRelH>
-            <wp14:sizeRelV relativeFrom="page">
-              <wp14:pctHeight>0</wp14:pctHeight>
-            </wp14:sizeRelV>
-          </wp:anchor>
-        </w:drawing>
-      </w:r>
-      <w:r>
-        <w:rPr>
-          <w:b/>
-          <w:sz w:val="24"/>
-          <w:szCs w:val="20"/>
-        </w:rPr>
-        <w:br w:type="page"/>
-      </w:r>
-    </w:p>
-    <w:p>
-      <w:pPr>
-        <w:pBdr>
-          <w:bottom w:val="double" w:sz="6" w:space="1" w:color="auto"/>
-        </w:pBdr>
-        <w:jc w:val="center"/>
-        <w:rPr>
-          <w:b/>
-          <w:sz w:val="28"/>
-          <w:szCs w:val="20"/>
-        </w:rPr>
-      </w:pPr>
-      <w:r>
-        <w:rPr>
-          <w:b/>
-          <w:sz w:val="28"/>
-          <w:szCs w:val="20"/>
-        </w:rPr>
-        <w:lastRenderedPageBreak/>
-        <w:t xml:space="preserve">RULES AND CODES OF CONDUCT GOVERNING STUDENTS AND LEARNING </w:t>
-      </w:r>
-    </w:p>
-    <w:p>
-      <w:pPr>
-        <w:spacing w:after="0" w:line="240" w:lineRule="auto"/>
-        <w:jc w:val="center"/>
-        <w:outlineLvl w:val="2"/>
-        <w:rPr>
-          <w:rFonts w:ascii="Times New Roman" w:eastAsia="Times New Roman" w:hAnsi="Times New Roman" w:cs="Times New Roman"/>
-          <w:b/>
-          <w:bCs/>
-          <w:color w:val="FF0000"/>
-          <w:sz w:val="28"/>
-          <w:szCs w:val="27"/>
-          <w:lang w:val="en-GB" w:eastAsia="en-GB"/>
-        </w:rPr>
-      </w:pPr>
-      <w:r>
-        <w:rPr>
-          <w:rFonts w:ascii="Times New Roman" w:eastAsia="Times New Roman" w:hAnsi="Times New Roman" w:cs="Times New Roman"/>
-          <w:b/>
-          <w:bCs/>
-          <w:color w:val="FF0000"/>
-          <w:sz w:val="28"/>
-          <w:szCs w:val="27"/>
-          <w:lang w:val="en-GB" w:eastAsia="en-GB"/>
-        </w:rPr>
-        <w:t>NEVER FORGET THE 20, 20, 20 RULE!!!</w:t>
-      </w:r>
-    </w:p>
-    <w:p>
-      <w:pPr>
-        <w:spacing w:after="0" w:line="240" w:lineRule="auto"/>
-        <w:jc w:val="center"/>
-        <w:outlineLvl w:val="2"/>
-        <w:rPr>
-          <w:rFonts w:ascii="Times New Roman" w:eastAsia="Times New Roman" w:hAnsi="Times New Roman" w:cs="Times New Roman"/>
-          <w:b/>
-          <w:bCs/>
-          <w:i/>
-          <w:color w:val="3810CA"/>
-          <w:sz w:val="24"/>
-          <w:szCs w:val="27"/>
-          <w:lang w:val="en-GB" w:eastAsia="en-GB"/>
-        </w:rPr>
-      </w:pPr>
-      <w:r>
-        <w:rPr>
-          <w:rFonts w:ascii="Times New Roman" w:eastAsia="Times New Roman" w:hAnsi="Times New Roman" w:cs="Times New Roman"/>
-          <w:b/>
-          <w:bCs/>
-          <w:i/>
-          <w:color w:val="3810CA"/>
-          <w:sz w:val="24"/>
-          <w:szCs w:val="27"/>
-          <w:lang w:val="en-GB" w:eastAsia="en-GB"/>
-        </w:rPr>
-        <w:t xml:space="preserve">After every 20 minutes, look 20 feet away for 20 seconds </w:t>
-      </w:r>
-    </w:p>
-    <w:p>
-      <w:pPr>
-        <w:spacing w:after="0" w:line="240" w:lineRule="auto"/>
-        <w:outlineLvl w:val="2"/>
-        <w:rPr>
-          <w:rFonts w:ascii="Times New Roman" w:eastAsia="Times New Roman" w:hAnsi="Times New Roman" w:cs="Times New Roman"/>
-          <w:b/>
-          <w:bCs/>
-          <w:sz w:val="24"/>
-          <w:szCs w:val="27"/>
-          <w:lang w:val="en-GB" w:eastAsia="en-GB"/>
-        </w:rPr>
-      </w:pPr>
-      <w:r>
-        <w:rPr>
-          <w:rFonts w:ascii="Times New Roman" w:eastAsia="Times New Roman" w:hAnsi="Times New Roman" w:cs="Times New Roman"/>
-          <w:b/>
-          <w:bCs/>
-          <w:sz w:val="24"/>
-          <w:szCs w:val="27"/>
-          <w:lang w:val="en-GB" w:eastAsia="en-GB"/>
-        </w:rPr>
-        <w:t xml:space="preserve">1. </w:t>
-      </w:r>
-      <w:r>
-        <w:rPr>
-          <w:rFonts w:ascii="Times New Roman" w:eastAsia="Times New Roman" w:hAnsi="Times New Roman" w:cs="Times New Roman"/>
-          <w:b/>
-          <w:bCs/>
-          <w:sz w:val="24"/>
-          <w:szCs w:val="27"/>
-          <w:lang w:val="en-GB" w:eastAsia="en-GB"/>
-        </w:rPr>
-        <w:t>Arrive on Time</w:t>
-      </w:r>
-    </w:p>
-    <w:p>
-      <w:pPr>
-        <w:numPr>
-          <w:ilvl w:val="0"/>
-          <w:numId w:val="3"/>
-        </w:numPr>
-        <w:spacing w:after="0" w:line="240" w:lineRule="auto"/>
-        <w:rPr>
-          <w:rFonts w:ascii="Times New Roman" w:eastAsia="Times New Roman" w:hAnsi="Times New Roman" w:cs="Times New Roman"/>
-          <w:sz w:val="24"/>
-          <w:szCs w:val="24"/>
-          <w:lang w:val="en-GB" w:eastAsia="en-GB"/>
-        </w:rPr>
-      </w:pPr>
-      <w:r>
-        <w:rPr>
-          <w:rFonts w:ascii="Times New Roman" w:eastAsia="Times New Roman" w:hAnsi="Times New Roman" w:cs="Times New Roman"/>
-          <w:sz w:val="24"/>
-          <w:szCs w:val="24"/>
-          <w:lang w:val="en-GB" w:eastAsia="en-GB"/>
-        </w:rPr>
-        <w:t>Be seated and ready to start when the class begins. This minimizes disruptions and ensures you don’t miss important information.</w:t>
-      </w:r>
-    </w:p>
-    <w:p>
-      <w:pPr>
-        <w:spacing w:after="0" w:line="240" w:lineRule="auto"/>
-        <w:ind w:left="720"/>
-        <w:rPr>
-          <w:rFonts w:ascii="Times New Roman" w:eastAsia="Times New Roman" w:hAnsi="Times New Roman" w:cs="Times New Roman"/>
-          <w:sz w:val="24"/>
-          <w:szCs w:val="24"/>
-          <w:lang w:val="en-GB" w:eastAsia="en-GB"/>
-        </w:rPr>
-      </w:pPr>
-      <w:r>
-        <w:rPr>
-          <w:rFonts w:ascii="Times New Roman" w:eastAsia="Times New Roman" w:hAnsi="Times New Roman" w:cs="Times New Roman"/>
-          <w:sz w:val="24"/>
-          <w:szCs w:val="24"/>
-          <w:lang w:val="en-GB" w:eastAsia="en-GB"/>
-        </w:rPr>
-        <w:t xml:space="preserve">Class schedule is as follows; </w:t>
-      </w:r>
-    </w:p>
-    <w:p>
-      <w:pPr>
-        <w:pStyle w:val="ListParagraph"/>
-        <w:numPr>
-          <w:ilvl w:val="0"/>
-          <w:numId w:val="15"/>
-        </w:numPr>
-        <w:spacing w:after="0" w:line="240" w:lineRule="auto"/>
-        <w:rPr>
-          <w:rFonts w:ascii="Times New Roman" w:eastAsia="Times New Roman" w:hAnsi="Times New Roman" w:cs="Times New Roman"/>
-          <w:sz w:val="24"/>
-          <w:szCs w:val="24"/>
-          <w:lang w:val="en-GB" w:eastAsia="en-GB"/>
-        </w:rPr>
-      </w:pPr>
-      <w:r>
-        <w:rPr>
-          <w:rFonts w:ascii="Times New Roman" w:eastAsia="Times New Roman" w:hAnsi="Times New Roman" w:cs="Times New Roman"/>
-          <w:sz w:val="24"/>
-          <w:szCs w:val="24"/>
-          <w:lang w:val="en-GB" w:eastAsia="en-GB"/>
-        </w:rPr>
-        <w:t xml:space="preserve">By 7.50 am first class should be seated and ready for 8am class commencement </w:t>
-      </w:r>
-    </w:p>
-    <w:p>
-      <w:pPr>
-        <w:pStyle w:val="ListParagraph"/>
-        <w:numPr>
-          <w:ilvl w:val="0"/>
-          <w:numId w:val="15"/>
-        </w:numPr>
-        <w:spacing w:after="0" w:line="240" w:lineRule="auto"/>
-        <w:rPr>
-          <w:rFonts w:ascii="Times New Roman" w:eastAsia="Times New Roman" w:hAnsi="Times New Roman" w:cs="Times New Roman"/>
-          <w:sz w:val="24"/>
-          <w:szCs w:val="24"/>
-          <w:lang w:val="en-GB" w:eastAsia="en-GB"/>
-        </w:rPr>
-      </w:pPr>
-      <w:r>
-        <w:rPr>
-          <w:rFonts w:ascii="Times New Roman" w:eastAsia="Times New Roman" w:hAnsi="Times New Roman" w:cs="Times New Roman"/>
-          <w:sz w:val="24"/>
-          <w:szCs w:val="24"/>
-          <w:lang w:val="en-GB" w:eastAsia="en-GB"/>
-        </w:rPr>
-        <w:t xml:space="preserve">By 10.00 am second class should be seated and ready for 10am class commencement </w:t>
-      </w:r>
-    </w:p>
-    <w:p>
-      <w:pPr>
-        <w:pStyle w:val="ListParagraph"/>
-        <w:numPr>
-          <w:ilvl w:val="0"/>
-          <w:numId w:val="15"/>
-        </w:numPr>
-        <w:spacing w:after="0" w:line="240" w:lineRule="auto"/>
-        <w:rPr>
-          <w:rFonts w:ascii="Times New Roman" w:eastAsia="Times New Roman" w:hAnsi="Times New Roman" w:cs="Times New Roman"/>
-          <w:sz w:val="24"/>
-          <w:szCs w:val="24"/>
-          <w:lang w:val="en-GB" w:eastAsia="en-GB"/>
-        </w:rPr>
-      </w:pPr>
-      <w:r>
-        <w:rPr>
-          <w:rFonts w:ascii="Times New Roman" w:eastAsia="Times New Roman" w:hAnsi="Times New Roman" w:cs="Times New Roman"/>
-          <w:sz w:val="24"/>
-          <w:szCs w:val="24"/>
-          <w:lang w:val="en-GB" w:eastAsia="en-GB"/>
-        </w:rPr>
-        <w:t>By 12 noon third class should be seated and ready for noon class commencement</w:t>
-      </w:r>
-    </w:p>
-    <w:p>
-      <w:pPr>
-        <w:pStyle w:val="ListParagraph"/>
-        <w:numPr>
-          <w:ilvl w:val="0"/>
-          <w:numId w:val="15"/>
-        </w:numPr>
-        <w:spacing w:after="0" w:line="240" w:lineRule="auto"/>
-        <w:rPr>
-          <w:rFonts w:ascii="Times New Roman" w:eastAsia="Times New Roman" w:hAnsi="Times New Roman" w:cs="Times New Roman"/>
-          <w:sz w:val="24"/>
-          <w:szCs w:val="24"/>
-          <w:lang w:val="en-GB" w:eastAsia="en-GB"/>
-        </w:rPr>
-      </w:pPr>
-      <w:r>
-        <w:rPr>
-          <w:rFonts w:ascii="Times New Roman" w:eastAsia="Times New Roman" w:hAnsi="Times New Roman" w:cs="Times New Roman"/>
-          <w:sz w:val="24"/>
-          <w:szCs w:val="24"/>
-          <w:lang w:val="en-GB" w:eastAsia="en-GB"/>
-        </w:rPr>
-        <w:t>By 2pm afternoon class should be seated and ready for afternoon class commencement</w:t>
-      </w:r>
-    </w:p>
-    <w:p>
-      <w:pPr>
-        <w:spacing w:after="0" w:line="240" w:lineRule="auto"/>
-        <w:outlineLvl w:val="2"/>
-        <w:rPr>
-          <w:rFonts w:ascii="Times New Roman" w:eastAsia="Times New Roman" w:hAnsi="Times New Roman" w:cs="Times New Roman"/>
-          <w:b/>
-          <w:bCs/>
-          <w:sz w:val="24"/>
-          <w:szCs w:val="27"/>
-          <w:lang w:val="en-GB" w:eastAsia="en-GB"/>
-        </w:rPr>
-      </w:pPr>
-      <w:r>
-        <w:rPr>
-          <w:rFonts w:ascii="Times New Roman" w:eastAsia="Times New Roman" w:hAnsi="Times New Roman" w:cs="Times New Roman"/>
-          <w:b/>
-          <w:bCs/>
-          <w:sz w:val="24"/>
-          <w:szCs w:val="27"/>
-          <w:lang w:val="en-GB" w:eastAsia="en-GB"/>
-        </w:rPr>
-        <w:t xml:space="preserve">2. </w:t>
-      </w:r>
-      <w:r>
-        <w:rPr>
-          <w:rFonts w:ascii="Times New Roman" w:eastAsia="Times New Roman" w:hAnsi="Times New Roman" w:cs="Times New Roman"/>
-          <w:b/>
-          <w:bCs/>
-          <w:sz w:val="24"/>
-          <w:szCs w:val="27"/>
-          <w:lang w:val="en-GB" w:eastAsia="en-GB"/>
-        </w:rPr>
-        <w:t>No Food or Drinks</w:t>
-      </w:r>
-    </w:p>
-    <w:p>
-      <w:pPr>
-        <w:numPr>
-          <w:ilvl w:val="0"/>
-          <w:numId w:val="4"/>
-        </w:numPr>
-        <w:spacing w:after="0" w:line="240" w:lineRule="auto"/>
-        <w:rPr>
-          <w:rFonts w:ascii="Times New Roman" w:eastAsia="Times New Roman" w:hAnsi="Times New Roman" w:cs="Times New Roman"/>
-          <w:sz w:val="24"/>
-          <w:szCs w:val="24"/>
-          <w:lang w:val="en-GB" w:eastAsia="en-GB"/>
-        </w:rPr>
-      </w:pPr>
-      <w:r>
-        <w:rPr>
-          <w:rFonts w:ascii="Times New Roman" w:eastAsia="Times New Roman" w:hAnsi="Times New Roman" w:cs="Times New Roman"/>
-          <w:sz w:val="24"/>
-          <w:szCs w:val="24"/>
-          <w:lang w:val="en-GB" w:eastAsia="en-GB"/>
-        </w:rPr>
-        <w:t xml:space="preserve">Keep food and drinks away from computers and workstations to prevent spills </w:t>
-      </w:r>
-      <w:r>
-        <w:rPr>
-          <w:rFonts w:ascii="Times New Roman" w:eastAsia="Times New Roman" w:hAnsi="Times New Roman" w:cs="Times New Roman"/>
-          <w:sz w:val="24"/>
-          <w:szCs w:val="24"/>
-          <w:lang w:val="en-GB" w:eastAsia="en-GB"/>
-        </w:rPr>
-        <w:t>and debris as these are some causes of computer damages</w:t>
-      </w:r>
-      <w:r>
-        <w:rPr>
-          <w:rFonts w:ascii="Times New Roman" w:eastAsia="Times New Roman" w:hAnsi="Times New Roman" w:cs="Times New Roman"/>
-          <w:sz w:val="24"/>
-          <w:szCs w:val="24"/>
-          <w:lang w:val="en-GB" w:eastAsia="en-GB"/>
-        </w:rPr>
-        <w:t>.</w:t>
-      </w:r>
-    </w:p>
-    <w:p>
-      <w:pPr>
-        <w:spacing w:after="0" w:line="240" w:lineRule="auto"/>
-        <w:outlineLvl w:val="2"/>
-        <w:rPr>
-          <w:rFonts w:ascii="Times New Roman" w:eastAsia="Times New Roman" w:hAnsi="Times New Roman" w:cs="Times New Roman"/>
-          <w:b/>
-          <w:bCs/>
-          <w:sz w:val="24"/>
-          <w:szCs w:val="27"/>
-          <w:lang w:val="en-GB" w:eastAsia="en-GB"/>
-        </w:rPr>
-      </w:pPr>
-      <w:r>
-        <w:rPr>
-          <w:rFonts w:ascii="Times New Roman" w:eastAsia="Times New Roman" w:hAnsi="Times New Roman" w:cs="Times New Roman"/>
-          <w:b/>
-          <w:bCs/>
-          <w:sz w:val="24"/>
-          <w:szCs w:val="27"/>
-          <w:lang w:val="en-GB" w:eastAsia="en-GB"/>
-        </w:rPr>
-        <w:t xml:space="preserve">3. </w:t>
-      </w:r>
-      <w:r>
-        <w:rPr>
-          <w:rFonts w:ascii="Times New Roman" w:eastAsia="Times New Roman" w:hAnsi="Times New Roman" w:cs="Times New Roman"/>
-          <w:b/>
-          <w:bCs/>
-          <w:sz w:val="24"/>
-          <w:szCs w:val="27"/>
-          <w:lang w:val="en-GB" w:eastAsia="en-GB"/>
-        </w:rPr>
-        <w:t>Use Computers for Classwork Only</w:t>
-      </w:r>
-    </w:p>
-    <w:p>
-      <w:pPr>
-        <w:spacing w:after="0" w:line="240" w:lineRule="auto"/>
-        <w:ind w:left="720"/>
-        <w:rPr>
-          <w:rFonts w:ascii="Times New Roman" w:eastAsia="Times New Roman" w:hAnsi="Times New Roman" w:cs="Times New Roman"/>
-          <w:sz w:val="24"/>
-          <w:szCs w:val="24"/>
-          <w:lang w:val="en-GB" w:eastAsia="en-GB"/>
-        </w:rPr>
-      </w:pPr>
-      <w:r>
-        <w:rPr>
-          <w:rFonts w:ascii="Times New Roman" w:eastAsia="Times New Roman" w:hAnsi="Times New Roman" w:cs="Times New Roman"/>
-          <w:sz w:val="24"/>
-          <w:szCs w:val="24"/>
-          <w:lang w:val="en-GB" w:eastAsia="en-GB"/>
-        </w:rPr>
-        <w:t>Focus on the lesson. Do not browse the internet, play games, or use social media unless instructed by the teacher for class purposes.</w:t>
-      </w:r>
-    </w:p>
-    <w:p>
-      <w:pPr>
-        <w:spacing w:after="0" w:line="240" w:lineRule="auto"/>
-        <w:outlineLvl w:val="2"/>
-        <w:rPr>
-          <w:rFonts w:ascii="Times New Roman" w:eastAsia="Times New Roman" w:hAnsi="Times New Roman" w:cs="Times New Roman"/>
-          <w:b/>
-          <w:bCs/>
-          <w:sz w:val="24"/>
-          <w:szCs w:val="27"/>
-          <w:lang w:val="en-GB" w:eastAsia="en-GB"/>
-        </w:rPr>
-      </w:pPr>
-      <w:r>
-        <w:rPr>
-          <w:rFonts w:ascii="Times New Roman" w:eastAsia="Times New Roman" w:hAnsi="Times New Roman" w:cs="Times New Roman"/>
-          <w:b/>
-          <w:bCs/>
-          <w:sz w:val="24"/>
-          <w:szCs w:val="27"/>
-          <w:lang w:val="en-GB" w:eastAsia="en-GB"/>
-        </w:rPr>
-        <w:t xml:space="preserve">4. </w:t>
-      </w:r>
-      <w:r>
-        <w:rPr>
-          <w:rFonts w:ascii="Times New Roman" w:eastAsia="Times New Roman" w:hAnsi="Times New Roman" w:cs="Times New Roman"/>
-          <w:b/>
-          <w:bCs/>
-          <w:sz w:val="24"/>
-          <w:szCs w:val="27"/>
-          <w:lang w:val="en-GB" w:eastAsia="en-GB"/>
-        </w:rPr>
-        <w:t>Mute Devices</w:t>
-      </w:r>
-    </w:p>
-    <w:p>
-      <w:pPr>
-        <w:numPr>
-          <w:ilvl w:val="0"/>
-          <w:numId w:val="6"/>
-        </w:numPr>
-        <w:spacing w:after="0" w:line="240" w:lineRule="auto"/>
-        <w:rPr>
-          <w:rFonts w:ascii="Times New Roman" w:eastAsia="Times New Roman" w:hAnsi="Times New Roman" w:cs="Times New Roman"/>
-          <w:sz w:val="24"/>
-          <w:szCs w:val="24"/>
-          <w:lang w:val="en-GB" w:eastAsia="en-GB"/>
-        </w:rPr>
-      </w:pPr>
-      <w:r>
-        <w:rPr>
-          <w:rFonts w:ascii="Times New Roman" w:eastAsia="Times New Roman" w:hAnsi="Times New Roman" w:cs="Times New Roman"/>
-          <w:sz w:val="24"/>
-          <w:szCs w:val="24"/>
-          <w:lang w:val="en-GB" w:eastAsia="en-GB"/>
-        </w:rPr>
-        <w:t>Keep mobile phones on silent or turned off during class. If necessary, step out to handle urgent calls</w:t>
-      </w:r>
-      <w:r>
-        <w:rPr>
-          <w:rFonts w:ascii="Times New Roman" w:eastAsia="Times New Roman" w:hAnsi="Times New Roman" w:cs="Times New Roman"/>
-          <w:sz w:val="24"/>
-          <w:szCs w:val="24"/>
-          <w:lang w:val="en-GB" w:eastAsia="en-GB"/>
-        </w:rPr>
-        <w:t xml:space="preserve"> after granted permissions</w:t>
-      </w:r>
-      <w:r>
-        <w:rPr>
-          <w:rFonts w:ascii="Times New Roman" w:eastAsia="Times New Roman" w:hAnsi="Times New Roman" w:cs="Times New Roman"/>
-          <w:sz w:val="24"/>
-          <w:szCs w:val="24"/>
-          <w:lang w:val="en-GB" w:eastAsia="en-GB"/>
-        </w:rPr>
-        <w:t>.</w:t>
-      </w:r>
-    </w:p>
-    <w:p>
-      <w:pPr>
-        <w:spacing w:after="0" w:line="240" w:lineRule="auto"/>
-        <w:outlineLvl w:val="2"/>
-        <w:rPr>
-          <w:rFonts w:ascii="Times New Roman" w:eastAsia="Times New Roman" w:hAnsi="Times New Roman" w:cs="Times New Roman"/>
-          <w:b/>
-          <w:bCs/>
-          <w:sz w:val="24"/>
-          <w:szCs w:val="27"/>
-          <w:lang w:val="en-GB" w:eastAsia="en-GB"/>
-        </w:rPr>
-      </w:pPr>
-      <w:r>
-        <w:rPr>
-          <w:rFonts w:ascii="Times New Roman" w:eastAsia="Times New Roman" w:hAnsi="Times New Roman" w:cs="Times New Roman"/>
-          <w:b/>
-          <w:bCs/>
-          <w:sz w:val="24"/>
-          <w:szCs w:val="27"/>
-          <w:lang w:val="en-GB" w:eastAsia="en-GB"/>
-        </w:rPr>
-        <w:t xml:space="preserve">5. </w:t>
-      </w:r>
-      <w:r>
-        <w:rPr>
-          <w:rFonts w:ascii="Times New Roman" w:eastAsia="Times New Roman" w:hAnsi="Times New Roman" w:cs="Times New Roman"/>
-          <w:b/>
-          <w:bCs/>
-          <w:sz w:val="24"/>
-          <w:szCs w:val="27"/>
-          <w:lang w:val="en-GB" w:eastAsia="en-GB"/>
-        </w:rPr>
-        <w:t>Raise Your Hand Before Speaking</w:t>
-      </w:r>
-    </w:p>
-    <w:p>
-      <w:pPr>
-        <w:numPr>
-          <w:ilvl w:val="0"/>
-          <w:numId w:val="7"/>
-        </w:numPr>
-        <w:spacing w:after="0" w:line="240" w:lineRule="auto"/>
-        <w:rPr>
-          <w:rFonts w:ascii="Times New Roman" w:eastAsia="Times New Roman" w:hAnsi="Times New Roman" w:cs="Times New Roman"/>
-          <w:sz w:val="24"/>
-          <w:szCs w:val="24"/>
-          <w:lang w:val="en-GB" w:eastAsia="en-GB"/>
-        </w:rPr>
-      </w:pPr>
-      <w:r>
-        <w:rPr>
-          <w:rFonts w:ascii="Times New Roman" w:eastAsia="Times New Roman" w:hAnsi="Times New Roman" w:cs="Times New Roman"/>
-          <w:sz w:val="24"/>
-          <w:szCs w:val="24"/>
-          <w:lang w:val="en-GB" w:eastAsia="en-GB"/>
-        </w:rPr>
-        <w:t>If you have a question or need help, raise your hand to avoid disrupting the class.</w:t>
-      </w:r>
-    </w:p>
-    <w:p>
-      <w:pPr>
-        <w:spacing w:after="0" w:line="240" w:lineRule="auto"/>
-        <w:outlineLvl w:val="2"/>
-        <w:rPr>
-          <w:rFonts w:ascii="Times New Roman" w:eastAsia="Times New Roman" w:hAnsi="Times New Roman" w:cs="Times New Roman"/>
-          <w:b/>
-          <w:bCs/>
-          <w:sz w:val="24"/>
-          <w:szCs w:val="27"/>
-          <w:lang w:val="en-GB" w:eastAsia="en-GB"/>
-        </w:rPr>
-      </w:pPr>
-      <w:r>
-        <w:rPr>
-          <w:rFonts w:ascii="Times New Roman" w:eastAsia="Times New Roman" w:hAnsi="Times New Roman" w:cs="Times New Roman"/>
-          <w:b/>
-          <w:bCs/>
-          <w:sz w:val="24"/>
-          <w:szCs w:val="27"/>
-          <w:lang w:val="en-GB" w:eastAsia="en-GB"/>
-        </w:rPr>
-        <w:t xml:space="preserve">6. </w:t>
-      </w:r>
-      <w:r>
-        <w:rPr>
-          <w:rFonts w:ascii="Times New Roman" w:eastAsia="Times New Roman" w:hAnsi="Times New Roman" w:cs="Times New Roman"/>
-          <w:b/>
-          <w:bCs/>
-          <w:sz w:val="24"/>
-          <w:szCs w:val="27"/>
-          <w:lang w:val="en-GB" w:eastAsia="en-GB"/>
-        </w:rPr>
-        <w:t>Respect Others</w:t>
-      </w:r>
-    </w:p>
-    <w:p>
-      <w:pPr>
-        <w:numPr>
-          <w:ilvl w:val="0"/>
-          <w:numId w:val="8"/>
-        </w:numPr>
-        <w:spacing w:after="0" w:line="240" w:lineRule="auto"/>
-        <w:rPr>
-          <w:rFonts w:ascii="Times New Roman" w:eastAsia="Times New Roman" w:hAnsi="Times New Roman" w:cs="Times New Roman"/>
-          <w:sz w:val="24"/>
-          <w:szCs w:val="24"/>
-          <w:lang w:val="en-GB" w:eastAsia="en-GB"/>
-        </w:rPr>
-      </w:pPr>
-      <w:r>
-        <w:rPr>
-          <w:rFonts w:ascii="Times New Roman" w:eastAsia="Times New Roman" w:hAnsi="Times New Roman" w:cs="Times New Roman"/>
-          <w:sz w:val="24"/>
-          <w:szCs w:val="24"/>
-          <w:lang w:val="en-GB" w:eastAsia="en-GB"/>
-        </w:rPr>
-        <w:t>Avoid distracting your classmates. Be mindful of others when speaking or working in groups.</w:t>
-      </w:r>
-    </w:p>
-    <w:p>
-      <w:pPr>
-        <w:spacing w:after="0" w:line="240" w:lineRule="auto"/>
-        <w:outlineLvl w:val="2"/>
-        <w:rPr>
-          <w:rFonts w:ascii="Times New Roman" w:eastAsia="Times New Roman" w:hAnsi="Times New Roman" w:cs="Times New Roman"/>
-          <w:b/>
-          <w:bCs/>
-          <w:sz w:val="24"/>
-          <w:szCs w:val="27"/>
-          <w:lang w:val="en-GB" w:eastAsia="en-GB"/>
-        </w:rPr>
-      </w:pPr>
-      <w:r>
-        <w:rPr>
-          <w:rFonts w:ascii="Times New Roman" w:eastAsia="Times New Roman" w:hAnsi="Times New Roman" w:cs="Times New Roman"/>
-          <w:b/>
-          <w:bCs/>
-          <w:sz w:val="24"/>
-          <w:szCs w:val="27"/>
-          <w:lang w:val="en-GB" w:eastAsia="en-GB"/>
-        </w:rPr>
-        <w:t xml:space="preserve">7. </w:t>
-      </w:r>
-      <w:r>
-        <w:rPr>
-          <w:rFonts w:ascii="Times New Roman" w:eastAsia="Times New Roman" w:hAnsi="Times New Roman" w:cs="Times New Roman"/>
-          <w:b/>
-          <w:bCs/>
-          <w:sz w:val="24"/>
-          <w:szCs w:val="27"/>
-          <w:lang w:val="en-GB" w:eastAsia="en-GB"/>
-        </w:rPr>
-        <w:t>Follow Instructions</w:t>
-      </w:r>
-    </w:p>
-    <w:p>
-      <w:pPr>
-        <w:numPr>
-          <w:ilvl w:val="0"/>
-          <w:numId w:val="9"/>
-        </w:numPr>
-        <w:spacing w:after="0" w:line="240" w:lineRule="auto"/>
-        <w:rPr>
-          <w:rFonts w:ascii="Times New Roman" w:eastAsia="Times New Roman" w:hAnsi="Times New Roman" w:cs="Times New Roman"/>
-          <w:sz w:val="24"/>
-          <w:szCs w:val="24"/>
-          <w:lang w:val="en-GB" w:eastAsia="en-GB"/>
-        </w:rPr>
-      </w:pPr>
-      <w:r>
-        <w:rPr>
-          <w:rFonts w:ascii="Times New Roman" w:eastAsia="Times New Roman" w:hAnsi="Times New Roman" w:cs="Times New Roman"/>
-          <w:sz w:val="24"/>
-          <w:szCs w:val="24"/>
-          <w:lang w:val="en-GB" w:eastAsia="en-GB"/>
-        </w:rPr>
-        <w:t>Pay attention to the teacher's directions and follow step-by-step instructions when working on tasks.</w:t>
-      </w:r>
-    </w:p>
-    <w:p>
-      <w:pPr>
-        <w:spacing w:after="0" w:line="240" w:lineRule="auto"/>
-        <w:outlineLvl w:val="2"/>
-        <w:rPr>
-          <w:rFonts w:ascii="Times New Roman" w:eastAsia="Times New Roman" w:hAnsi="Times New Roman" w:cs="Times New Roman"/>
-          <w:b/>
-          <w:bCs/>
-          <w:sz w:val="24"/>
-          <w:szCs w:val="27"/>
-          <w:lang w:val="en-GB" w:eastAsia="en-GB"/>
-        </w:rPr>
-      </w:pPr>
-      <w:r>
-        <w:rPr>
-          <w:rFonts w:ascii="Times New Roman" w:eastAsia="Times New Roman" w:hAnsi="Times New Roman" w:cs="Times New Roman"/>
-          <w:b/>
-          <w:bCs/>
-          <w:sz w:val="24"/>
-          <w:szCs w:val="27"/>
-          <w:lang w:val="en-GB" w:eastAsia="en-GB"/>
-        </w:rPr>
-        <w:t xml:space="preserve">8. </w:t>
-      </w:r>
-      <w:r>
-        <w:rPr>
-          <w:rFonts w:ascii="Times New Roman" w:eastAsia="Times New Roman" w:hAnsi="Times New Roman" w:cs="Times New Roman"/>
-          <w:b/>
-          <w:bCs/>
-          <w:sz w:val="24"/>
-          <w:szCs w:val="27"/>
-          <w:lang w:val="en-GB" w:eastAsia="en-GB"/>
-        </w:rPr>
-        <w:t>Handle Equipment Carefully</w:t>
-      </w:r>
-    </w:p>
-    <w:p>
-      <w:pPr>
-        <w:numPr>
-          <w:ilvl w:val="0"/>
-          <w:numId w:val="10"/>
-        </w:numPr>
-        <w:spacing w:after="0" w:line="240" w:lineRule="auto"/>
-        <w:rPr>
-          <w:rFonts w:ascii="Times New Roman" w:eastAsia="Times New Roman" w:hAnsi="Times New Roman" w:cs="Times New Roman"/>
-          <w:sz w:val="24"/>
-          <w:szCs w:val="24"/>
-          <w:lang w:val="en-GB" w:eastAsia="en-GB"/>
-        </w:rPr>
-      </w:pPr>
-      <w:r>
-        <w:rPr>
-          <w:rFonts w:ascii="Times New Roman" w:eastAsia="Times New Roman" w:hAnsi="Times New Roman" w:cs="Times New Roman"/>
-          <w:sz w:val="24"/>
-          <w:szCs w:val="24"/>
-          <w:lang w:val="en-GB" w:eastAsia="en-GB"/>
-        </w:rPr>
-        <w:t>Use computers, keyboards, and other equipment with care. Report any issues with equipment immediately.</w:t>
-      </w:r>
-    </w:p>
-    <w:p>
-      <w:pPr>
-        <w:spacing w:after="0" w:line="240" w:lineRule="auto"/>
-        <w:outlineLvl w:val="2"/>
-        <w:rPr>
-          <w:rFonts w:ascii="Times New Roman" w:eastAsia="Times New Roman" w:hAnsi="Times New Roman" w:cs="Times New Roman"/>
-          <w:b/>
-          <w:bCs/>
-          <w:sz w:val="24"/>
-          <w:szCs w:val="27"/>
-          <w:lang w:val="en-GB" w:eastAsia="en-GB"/>
-        </w:rPr>
-      </w:pPr>
-      <w:r>
-        <w:rPr>
-          <w:rFonts w:ascii="Times New Roman" w:eastAsia="Times New Roman" w:hAnsi="Times New Roman" w:cs="Times New Roman"/>
-          <w:b/>
-          <w:bCs/>
-          <w:sz w:val="24"/>
-          <w:szCs w:val="27"/>
-          <w:lang w:val="en-GB" w:eastAsia="en-GB"/>
-        </w:rPr>
-        <w:t xml:space="preserve">9. </w:t>
-      </w:r>
-      <w:r>
-        <w:rPr>
-          <w:rFonts w:ascii="Times New Roman" w:eastAsia="Times New Roman" w:hAnsi="Times New Roman" w:cs="Times New Roman"/>
-          <w:b/>
-          <w:bCs/>
-          <w:sz w:val="24"/>
-          <w:szCs w:val="27"/>
-          <w:lang w:val="en-GB" w:eastAsia="en-GB"/>
-        </w:rPr>
-        <w:t>Save Your Work Regularly</w:t>
-      </w:r>
-    </w:p>
-    <w:p>
-      <w:pPr>
-        <w:numPr>
-          <w:ilvl w:val="0"/>
-          <w:numId w:val="11"/>
-        </w:numPr>
-        <w:spacing w:after="0" w:line="240" w:lineRule="auto"/>
-        <w:rPr>
-          <w:rFonts w:ascii="Times New Roman" w:eastAsia="Times New Roman" w:hAnsi="Times New Roman" w:cs="Times New Roman"/>
-          <w:sz w:val="24"/>
-          <w:szCs w:val="24"/>
-          <w:lang w:val="en-GB" w:eastAsia="en-GB"/>
-        </w:rPr>
-      </w:pPr>
-      <w:r>
-        <w:rPr>
-          <w:rFonts w:ascii="Times New Roman" w:eastAsia="Times New Roman" w:hAnsi="Times New Roman" w:cs="Times New Roman"/>
-          <w:sz w:val="24"/>
-          <w:szCs w:val="24"/>
-          <w:lang w:val="en-GB" w:eastAsia="en-GB"/>
-        </w:rPr>
-        <w:t>Ensure you save your progress frequently to avoid data loss. Back up your work when necessary.</w:t>
-      </w:r>
-    </w:p>
-    <w:p>
-      <w:pPr>
-        <w:spacing w:after="0" w:line="240" w:lineRule="auto"/>
-        <w:outlineLvl w:val="2"/>
-        <w:rPr>
-          <w:rFonts w:ascii="Times New Roman" w:eastAsia="Times New Roman" w:hAnsi="Times New Roman" w:cs="Times New Roman"/>
-          <w:b/>
-          <w:bCs/>
-          <w:sz w:val="24"/>
-          <w:szCs w:val="27"/>
-          <w:lang w:val="en-GB" w:eastAsia="en-GB"/>
-        </w:rPr>
-      </w:pPr>
-      <w:r>
-        <w:rPr>
-          <w:rFonts w:ascii="Times New Roman" w:eastAsia="Times New Roman" w:hAnsi="Times New Roman" w:cs="Times New Roman"/>
-          <w:b/>
-          <w:bCs/>
-          <w:sz w:val="24"/>
-          <w:szCs w:val="27"/>
-          <w:lang w:val="en-GB" w:eastAsia="en-GB"/>
-        </w:rPr>
-        <w:t xml:space="preserve">10. </w:t>
-      </w:r>
-      <w:r>
-        <w:rPr>
-          <w:rFonts w:ascii="Times New Roman" w:eastAsia="Times New Roman" w:hAnsi="Times New Roman" w:cs="Times New Roman"/>
-          <w:b/>
-          <w:bCs/>
-          <w:sz w:val="24"/>
-          <w:szCs w:val="27"/>
-          <w:lang w:val="en-GB" w:eastAsia="en-GB"/>
-        </w:rPr>
-        <w:t>Log Off and Shut Down</w:t>
-      </w:r>
-    </w:p>
-    <w:p>
-      <w:pPr>
-        <w:numPr>
-          <w:ilvl w:val="0"/>
-          <w:numId w:val="12"/>
-        </w:numPr>
-        <w:spacing w:after="0" w:line="240" w:lineRule="auto"/>
-        <w:rPr>
-          <w:rFonts w:ascii="Times New Roman" w:eastAsia="Times New Roman" w:hAnsi="Times New Roman" w:cs="Times New Roman"/>
-          <w:sz w:val="24"/>
-          <w:szCs w:val="24"/>
-          <w:lang w:val="en-GB" w:eastAsia="en-GB"/>
-        </w:rPr>
-      </w:pPr>
-      <w:r>
-        <w:rPr>
-          <w:rFonts w:ascii="Times New Roman" w:eastAsia="Times New Roman" w:hAnsi="Times New Roman" w:cs="Times New Roman"/>
-          <w:sz w:val="24"/>
-          <w:szCs w:val="24"/>
-          <w:lang w:val="en-GB" w:eastAsia="en-GB"/>
-        </w:rPr>
-        <w:t>Before leaving, log out of your accounts, close all programs, and properly shut down the computer</w:t>
-      </w:r>
-      <w:r>
-        <w:rPr>
-          <w:rFonts w:ascii="Times New Roman" w:eastAsia="Times New Roman" w:hAnsi="Times New Roman" w:cs="Times New Roman"/>
-          <w:sz w:val="24"/>
-          <w:szCs w:val="24"/>
-          <w:lang w:val="en-GB" w:eastAsia="en-GB"/>
-        </w:rPr>
-        <w:t xml:space="preserve"> as instructed. Make sure you make inquiry in case of any difficulties</w:t>
-      </w:r>
-      <w:r>
-        <w:rPr>
-          <w:rFonts w:ascii="Times New Roman" w:eastAsia="Times New Roman" w:hAnsi="Times New Roman" w:cs="Times New Roman"/>
-          <w:sz w:val="24"/>
-          <w:szCs w:val="24"/>
-          <w:lang w:val="en-GB" w:eastAsia="en-GB"/>
-        </w:rPr>
-        <w:t>.</w:t>
-      </w:r>
-    </w:p>
-    <w:p>
-      <w:pPr>
-        <w:spacing w:after="0" w:line="240" w:lineRule="auto"/>
-        <w:outlineLvl w:val="2"/>
-        <w:rPr>
-          <w:rFonts w:ascii="Times New Roman" w:eastAsia="Times New Roman" w:hAnsi="Times New Roman" w:cs="Times New Roman"/>
-          <w:b/>
-          <w:bCs/>
-          <w:sz w:val="24"/>
-          <w:szCs w:val="27"/>
-          <w:lang w:val="en-GB" w:eastAsia="en-GB"/>
-        </w:rPr>
-      </w:pPr>
-      <w:r>
-        <w:rPr>
-          <w:rFonts w:ascii="Times New Roman" w:eastAsia="Times New Roman" w:hAnsi="Times New Roman" w:cs="Times New Roman"/>
-          <w:b/>
-          <w:bCs/>
-          <w:sz w:val="24"/>
-          <w:szCs w:val="27"/>
-          <w:lang w:val="en-GB" w:eastAsia="en-GB"/>
-        </w:rPr>
-        <w:t xml:space="preserve">11. </w:t>
-      </w:r>
-      <w:r>
-        <w:rPr>
-          <w:rFonts w:ascii="Times New Roman" w:eastAsia="Times New Roman" w:hAnsi="Times New Roman" w:cs="Times New Roman"/>
-          <w:b/>
-          <w:bCs/>
-          <w:sz w:val="24"/>
-          <w:szCs w:val="27"/>
-          <w:lang w:val="en-GB" w:eastAsia="en-GB"/>
-        </w:rPr>
-        <w:t>No Unauthorized Downloads or Software Installations</w:t>
-      </w:r>
-    </w:p>
-    <w:p>
-      <w:pPr>
-        <w:numPr>
-          <w:ilvl w:val="0"/>
-          <w:numId w:val="13"/>
-        </w:numPr>
-        <w:spacing w:after="0" w:line="240" w:lineRule="auto"/>
-        <w:rPr>
-          <w:rFonts w:ascii="Times New Roman" w:eastAsia="Times New Roman" w:hAnsi="Times New Roman" w:cs="Times New Roman"/>
-          <w:sz w:val="24"/>
-          <w:szCs w:val="24"/>
-          <w:lang w:val="en-GB" w:eastAsia="en-GB"/>
-        </w:rPr>
-      </w:pPr>
-      <w:r>
-        <w:rPr>
-          <w:rFonts w:ascii="Times New Roman" w:eastAsia="Times New Roman" w:hAnsi="Times New Roman" w:cs="Times New Roman"/>
-          <w:sz w:val="24"/>
-          <w:szCs w:val="24"/>
-          <w:lang w:val="en-GB" w:eastAsia="en-GB"/>
-        </w:rPr>
-        <w:t>Only install or use software approved by the teacher. Unauthorized downloads can introduce viruses or malware.</w:t>
-      </w:r>
-    </w:p>
-    <w:p>
-      <w:pPr>
-        <w:spacing w:after="0" w:line="240" w:lineRule="auto"/>
-        <w:outlineLvl w:val="2"/>
-        <w:rPr>
-          <w:rFonts w:ascii="Times New Roman" w:eastAsia="Times New Roman" w:hAnsi="Times New Roman" w:cs="Times New Roman"/>
-          <w:b/>
-          <w:bCs/>
-          <w:sz w:val="24"/>
-          <w:szCs w:val="27"/>
-          <w:lang w:val="en-GB" w:eastAsia="en-GB"/>
-        </w:rPr>
-      </w:pPr>
-      <w:r>
-        <w:rPr>
-          <w:rFonts w:ascii="Times New Roman" w:eastAsia="Times New Roman" w:hAnsi="Times New Roman" w:cs="Times New Roman"/>
-          <w:b/>
-          <w:bCs/>
-          <w:sz w:val="24"/>
-          <w:szCs w:val="27"/>
-          <w:lang w:val="en-GB" w:eastAsia="en-GB"/>
-        </w:rPr>
-        <w:t xml:space="preserve">12. </w:t>
-      </w:r>
-      <w:r>
-        <w:rPr>
-          <w:rFonts w:ascii="Times New Roman" w:eastAsia="Times New Roman" w:hAnsi="Times New Roman" w:cs="Times New Roman"/>
-          <w:b/>
-          <w:bCs/>
-          <w:sz w:val="24"/>
-          <w:szCs w:val="27"/>
-          <w:lang w:val="en-GB" w:eastAsia="en-GB"/>
-        </w:rPr>
-        <w:t>Ask for Help</w:t>
-      </w:r>
-    </w:p>
-    <w:p>
-      <w:pPr>
-        <w:numPr>
-          <w:ilvl w:val="0"/>
-          <w:numId w:val="14"/>
-        </w:numPr>
-        <w:spacing w:after="0" w:line="240" w:lineRule="auto"/>
-        <w:rPr>
-          <w:rFonts w:ascii="Times New Roman" w:eastAsia="Times New Roman" w:hAnsi="Times New Roman" w:cs="Times New Roman"/>
-          <w:sz w:val="24"/>
-          <w:szCs w:val="24"/>
-          <w:lang w:val="en-GB" w:eastAsia="en-GB"/>
-        </w:rPr>
-      </w:pPr>
-      <w:r>
-        <w:rPr>
-          <w:rFonts w:ascii="Times New Roman" w:eastAsia="Times New Roman" w:hAnsi="Times New Roman" w:cs="Times New Roman"/>
-          <w:sz w:val="24"/>
-          <w:szCs w:val="24"/>
-          <w:lang w:val="en-GB" w:eastAsia="en-GB"/>
-        </w:rPr>
-        <w:t>If you are stuck or don't understand something, ask for help instead of trying to troubleshoot on your own.</w:t>
-      </w:r>
-    </w:p>
-    <w:p>
-      <w:pPr>
-        <w:spacing w:after="0" w:line="240" w:lineRule="auto"/>
-        <w:rPr>
-          <w:rFonts w:ascii="Times New Roman" w:eastAsia="Times New Roman" w:hAnsi="Times New Roman" w:cs="Times New Roman"/>
-          <w:sz w:val="24"/>
-          <w:szCs w:val="24"/>
-          <w:lang w:val="en-GB" w:eastAsia="en-GB"/>
-        </w:rPr>
-      </w:pPr>
-      <w:r>
-        <w:rPr>
-          <w:rFonts w:ascii="Times New Roman" w:eastAsia="Times New Roman" w:hAnsi="Times New Roman" w:cs="Times New Roman"/>
-          <w:sz w:val="24"/>
-          <w:szCs w:val="24"/>
-          <w:lang w:val="en-GB" w:eastAsia="en-GB"/>
-        </w:rPr>
-        <w:t>These guidelines</w:t>
-      </w:r>
-      <w:r>
-        <w:rPr>
-          <w:rFonts w:ascii="Times New Roman" w:eastAsia="Times New Roman" w:hAnsi="Times New Roman" w:cs="Times New Roman"/>
-          <w:sz w:val="24"/>
-          <w:szCs w:val="24"/>
-          <w:lang w:val="en-GB" w:eastAsia="en-GB"/>
-        </w:rPr>
-        <w:t xml:space="preserve"> </w:t>
-      </w:r>
-      <w:r>
-        <w:rPr>
-          <w:rFonts w:ascii="Times New Roman" w:eastAsia="Times New Roman" w:hAnsi="Times New Roman" w:cs="Times New Roman"/>
-          <w:sz w:val="24"/>
-          <w:szCs w:val="24"/>
-          <w:lang w:val="en-GB" w:eastAsia="en-GB"/>
-        </w:rPr>
-        <w:t>help in smooth learning</w:t>
-      </w:r>
-      <w:r>
-        <w:rPr>
-          <w:rFonts w:ascii="Times New Roman" w:eastAsia="Times New Roman" w:hAnsi="Times New Roman" w:cs="Times New Roman"/>
-          <w:sz w:val="24"/>
-          <w:szCs w:val="24"/>
-          <w:lang w:val="en-GB" w:eastAsia="en-GB"/>
-        </w:rPr>
-        <w:t xml:space="preserve">, </w:t>
-      </w:r>
-      <w:r>
-        <w:rPr>
-          <w:rFonts w:ascii="Times New Roman" w:eastAsia="Times New Roman" w:hAnsi="Times New Roman" w:cs="Times New Roman"/>
-          <w:sz w:val="24"/>
-          <w:szCs w:val="24"/>
-          <w:lang w:val="en-GB" w:eastAsia="en-GB"/>
-        </w:rPr>
-        <w:t xml:space="preserve">and those who follow them achieve the best. Be part of the best team. </w:t>
-      </w:r>
-    </w:p>
-    <w:p>
-      <w:pPr>
-        <w:spacing w:line="240" w:lineRule="auto"/>
-        <w:rPr>
-          <w:rFonts w:ascii="Times New Roman" w:eastAsia="Times New Roman" w:hAnsi="Times New Roman" w:cs="Times New Roman"/>
-          <w:b/>
-          <w:i/>
-          <w:sz w:val="24"/>
-          <w:szCs w:val="24"/>
-          <w:lang w:val="en-GB" w:eastAsia="en-GB"/>
-        </w:rPr>
-      </w:pPr>
-      <w:r>
-        <w:rPr>
-          <w:rFonts w:ascii="Times New Roman" w:eastAsia="Times New Roman" w:hAnsi="Times New Roman" w:cs="Times New Roman"/>
-          <w:b/>
-          <w:i/>
-          <w:sz w:val="24"/>
-          <w:szCs w:val="24"/>
-          <w:lang w:val="en-GB" w:eastAsia="en-GB"/>
-        </w:rPr>
-        <w:t>Thank you for joining Ruraln</w:t>
-      </w:r>
-      <w:r>
-        <w:rPr>
-          <w:rFonts w:ascii="Times New Roman" w:eastAsia="Times New Roman" w:hAnsi="Times New Roman" w:cs="Times New Roman"/>
-          <w:b/>
-          <w:i/>
-          <w:sz w:val="24"/>
-          <w:szCs w:val="24"/>
-          <w:lang w:val="en-GB" w:eastAsia="en-GB"/>
-        </w:rPr>
-        <w:t xml:space="preserve">et ICT and learn from expects. </w:t>
-      </w:r>
-    </w:p>
-    <w:p>
-      <w:pPr>
-        <w:pStyle w:val="ListParagraph"/>
-        <w:rPr>
-          <w:b/>
-          <w:sz w:val="24"/>
-          <w:szCs w:val="20"/>
-        </w:rPr>
-      </w:pPr>
-      <w:r>
-        <w:rPr>
-          <w:b/>
-          <w:sz w:val="24"/>
-          <w:szCs w:val="20"/>
-        </w:rPr>
-        <w:t>MADAM OLIVIA A. ALANG’O</w:t>
-      </w:r>
     </w:p>
     <w:p>
       <w:pPr>
@@ -3505,272 +3609,6 @@
           <w:szCs w:val="20"/>
         </w:rPr>
       </w:pPr>
-      <w:r>
-        <w:rPr>
-          <w:b/>
-          <w:sz w:val="24"/>
-          <w:szCs w:val="20"/>
-        </w:rPr>
-        <w:t>ACADEMY MANAGE/C.</w:t>
-      </w:r>
-      <w:proofErr w:type="gramStart"/>
-      <w:r>
-        <w:rPr>
-          <w:b/>
-          <w:sz w:val="24"/>
-          <w:szCs w:val="20"/>
-        </w:rPr>
-        <w:t>E.O</w:t>
-      </w:r>
-      <w:proofErr w:type="gramEnd"/>
-    </w:p>
-    <w:p>
-      <w:pPr>
-        <w:pStyle w:val="ListParagraph"/>
-        <w:pBdr>
-          <w:bottom w:val="double" w:sz="6" w:space="1" w:color="auto"/>
-        </w:pBdr>
-        <w:rPr>
-          <w:b/>
-          <w:sz w:val="24"/>
-          <w:szCs w:val="20"/>
-        </w:rPr>
-      </w:pPr>
-      <w:r>
-        <w:rPr>
-          <w:rFonts w:ascii="Times New Roman" w:hAnsi="Times New Roman" w:cs="Times New Roman"/>
-          <w:noProof/>
-          <w:sz w:val="24"/>
-          <w:szCs w:val="24"/>
-        </w:rPr>
-        <w:drawing>
-          <wp:anchor distT="36576" distB="36576" distL="36576" distR="36576" simplePos="0" relativeHeight="251669504" behindDoc="0" locked="0" layoutInCell="1" allowOverlap="1" wp14:anchorId="6DFA2B73" wp14:editId="3161C3D4">
-            <wp:simplePos x="0" y="0"/>
-            <wp:positionH relativeFrom="margin">
-              <wp:align>center</wp:align>
-            </wp:positionH>
-            <wp:positionV relativeFrom="paragraph">
-              <wp:posOffset>140385</wp:posOffset>
-            </wp:positionV>
-            <wp:extent cx="7762875" cy="1179830"/>
-            <wp:effectExtent l="0" t="0" r="9525" b="1270"/>
-            <wp:wrapNone/>
-            <wp:docPr id="14" name="Picture 14" descr="fnn"/>
-            <wp:cNvGraphicFramePr>
-              <a:graphicFrameLocks xmlns:a="http://schemas.openxmlformats.org/drawingml/2006/main" noChangeAspect="1"/>
-            </wp:cNvGraphicFramePr>
-            <a:graphic xmlns:a="http://schemas.openxmlformats.org/drawingml/2006/main">
-              <a:graphicData uri="http://schemas.openxmlformats.org/drawingml/2006/picture">
-                <pic:pic xmlns:pic="http://schemas.openxmlformats.org/drawingml/2006/picture">
-                  <pic:nvPicPr>
-                    <pic:cNvPr id="0" name="Picture 2" descr="fnn"/>
-                    <pic:cNvPicPr>
-                      <a:picLocks noChangeAspect="1" noChangeArrowheads="1"/>
-                    </pic:cNvPicPr>
-                  </pic:nvPicPr>
-                  <pic:blipFill rotWithShape="1">
-                    <a:blip r:embed="rId11">
-                      <a:extLst>
-                        <a:ext uri="{28A0092B-C50C-407E-A947-70E740481C1C}">
-                          <a14:useLocalDpi xmlns:a14="http://schemas.microsoft.com/office/drawing/2010/main" val="0"/>
-                        </a:ext>
-                      </a:extLst>
-                    </a:blip>
-                    <a:srcRect l="2975" t="33543" r="6598" b="49573"/>
-                    <a:stretch/>
-                  </pic:blipFill>
-                  <pic:spPr bwMode="auto">
-                    <a:xfrm>
-                      <a:off x="0" y="0"/>
-                      <a:ext cx="7762875" cy="1179830"/>
-                    </a:xfrm>
-                    <a:prstGeom prst="rect">
-                      <a:avLst/>
-                    </a:prstGeom>
-                    <a:noFill/>
-                    <a:ln>
-                      <a:noFill/>
-                    </a:ln>
-                    <a:effectLst/>
-                    <a:extLst>
-                      <a:ext uri="{53640926-AAD7-44D8-BBD7-CCE9431645EC}">
-                        <a14:shadowObscured xmlns:a14="http://schemas.microsoft.com/office/drawing/2010/main"/>
-                      </a:ext>
-                    </a:extLst>
-                  </pic:spPr>
-                </pic:pic>
-              </a:graphicData>
-            </a:graphic>
-            <wp14:sizeRelH relativeFrom="page">
-              <wp14:pctWidth>0</wp14:pctWidth>
-            </wp14:sizeRelH>
-            <wp14:sizeRelV relativeFrom="page">
-              <wp14:pctHeight>0</wp14:pctHeight>
-            </wp14:sizeRelV>
-          </wp:anchor>
-        </w:drawing>
-      </w:r>
-    </w:p>
-    <w:p>
-      <w:pPr>
-        <w:pStyle w:val="ListParagraph"/>
-        <w:pBdr>
-          <w:bottom w:val="double" w:sz="6" w:space="1" w:color="auto"/>
-        </w:pBdr>
-        <w:rPr>
-          <w:b/>
-          <w:sz w:val="24"/>
-          <w:szCs w:val="20"/>
-        </w:rPr>
-      </w:pPr>
-      <w:r>
-        <w:rPr>
-          <w:rFonts w:ascii="Times New Roman" w:hAnsi="Times New Roman" w:cs="Times New Roman"/>
-          <w:noProof/>
-          <w:sz w:val="24"/>
-          <w:szCs w:val="24"/>
-        </w:rPr>
-        <w:drawing>
-          <wp:anchor distT="36576" distB="36576" distL="36576" distR="36576" simplePos="0" relativeHeight="251666432" behindDoc="0" locked="0" layoutInCell="1" allowOverlap="1" wp14:anchorId="2626A679" wp14:editId="33CD386A">
-            <wp:simplePos x="0" y="0"/>
-            <wp:positionH relativeFrom="column">
-              <wp:posOffset>3066415</wp:posOffset>
-            </wp:positionH>
-            <wp:positionV relativeFrom="paragraph">
-              <wp:posOffset>345135</wp:posOffset>
-            </wp:positionV>
-            <wp:extent cx="3152775" cy="628650"/>
-            <wp:effectExtent l="0" t="0" r="9525" b="0"/>
-            <wp:wrapNone/>
-            <wp:docPr id="12" name="Picture 12" descr="rnet design 2"/>
-            <wp:cNvGraphicFramePr>
-              <a:graphicFrameLocks xmlns:a="http://schemas.openxmlformats.org/drawingml/2006/main" noChangeAspect="1"/>
-            </wp:cNvGraphicFramePr>
-            <a:graphic xmlns:a="http://schemas.openxmlformats.org/drawingml/2006/main">
-              <a:graphicData uri="http://schemas.openxmlformats.org/drawingml/2006/picture">
-                <pic:pic xmlns:pic="http://schemas.openxmlformats.org/drawingml/2006/picture">
-                  <pic:nvPicPr>
-                    <pic:cNvPr id="0" name="Picture 3" descr="rnet design 2"/>
-                    <pic:cNvPicPr>
-                      <a:picLocks noChangeAspect="1" noChangeArrowheads="1"/>
-                    </pic:cNvPicPr>
-                  </pic:nvPicPr>
-                  <pic:blipFill rotWithShape="1">
-                    <a:blip r:embed="rId12">
-                      <a:extLst>
-                        <a:ext uri="{28A0092B-C50C-407E-A947-70E740481C1C}">
-                          <a14:useLocalDpi xmlns:a14="http://schemas.microsoft.com/office/drawing/2010/main" val="0"/>
-                        </a:ext>
-                      </a:extLst>
-                    </a:blip>
-                    <a:srcRect b="60000"/>
-                    <a:stretch/>
-                  </pic:blipFill>
-                  <pic:spPr bwMode="auto">
-                    <a:xfrm rot="10800000">
-                      <a:off x="0" y="0"/>
-                      <a:ext cx="3152775" cy="628650"/>
-                    </a:xfrm>
-                    <a:prstGeom prst="rect">
-                      <a:avLst/>
-                    </a:prstGeom>
-                    <a:noFill/>
-                    <a:ln>
-                      <a:noFill/>
-                    </a:ln>
-                    <a:effectLst/>
-                    <a:extLst>
-                      <a:ext uri="{53640926-AAD7-44D8-BBD7-CCE9431645EC}">
-                        <a14:shadowObscured xmlns:a14="http://schemas.microsoft.com/office/drawing/2010/main"/>
-                      </a:ext>
-                    </a:extLst>
-                  </pic:spPr>
-                </pic:pic>
-              </a:graphicData>
-            </a:graphic>
-            <wp14:sizeRelH relativeFrom="page">
-              <wp14:pctWidth>0</wp14:pctWidth>
-            </wp14:sizeRelH>
-            <wp14:sizeRelV relativeFrom="page">
-              <wp14:pctHeight>0</wp14:pctHeight>
-            </wp14:sizeRelV>
-          </wp:anchor>
-        </w:drawing>
-      </w:r>
-      <w:r>
-        <w:rPr>
-          <w:rFonts w:ascii="Times New Roman" w:hAnsi="Times New Roman" w:cs="Times New Roman"/>
-          <w:noProof/>
-          <w:sz w:val="24"/>
-          <w:szCs w:val="24"/>
-        </w:rPr>
-        <w:drawing>
-          <wp:anchor distT="36576" distB="36576" distL="36576" distR="36576" simplePos="0" relativeHeight="251667456" behindDoc="0" locked="0" layoutInCell="1" allowOverlap="1" wp14:anchorId="5ED4F136" wp14:editId="2A36A0C6">
-            <wp:simplePos x="0" y="0"/>
-            <wp:positionH relativeFrom="column">
-              <wp:posOffset>-57150</wp:posOffset>
-            </wp:positionH>
-            <wp:positionV relativeFrom="paragraph">
-              <wp:posOffset>332105</wp:posOffset>
-            </wp:positionV>
-            <wp:extent cx="3124200" cy="638175"/>
-            <wp:effectExtent l="0" t="0" r="0" b="9525"/>
-            <wp:wrapNone/>
-            <wp:docPr id="13" name="Picture 13" descr="rnet design 2"/>
-            <wp:cNvGraphicFramePr>
-              <a:graphicFrameLocks xmlns:a="http://schemas.openxmlformats.org/drawingml/2006/main" noChangeAspect="1"/>
-            </wp:cNvGraphicFramePr>
-            <a:graphic xmlns:a="http://schemas.openxmlformats.org/drawingml/2006/main">
-              <a:graphicData uri="http://schemas.openxmlformats.org/drawingml/2006/picture">
-                <pic:pic xmlns:pic="http://schemas.openxmlformats.org/drawingml/2006/picture">
-                  <pic:nvPicPr>
-                    <pic:cNvPr id="0" name="Picture 3" descr="rnet design 2"/>
-                    <pic:cNvPicPr>
-                      <a:picLocks noChangeAspect="1" noChangeArrowheads="1"/>
-                    </pic:cNvPicPr>
-                  </pic:nvPicPr>
-                  <pic:blipFill rotWithShape="1">
-                    <a:blip r:embed="rId12">
-                      <a:extLst>
-                        <a:ext uri="{28A0092B-C50C-407E-A947-70E740481C1C}">
-                          <a14:useLocalDpi xmlns:a14="http://schemas.microsoft.com/office/drawing/2010/main" val="0"/>
-                        </a:ext>
-                      </a:extLst>
-                    </a:blip>
-                    <a:srcRect t="70545" r="21858"/>
-                    <a:stretch/>
-                  </pic:blipFill>
-                  <pic:spPr bwMode="auto">
-                    <a:xfrm flipH="1">
-                      <a:off x="0" y="0"/>
-                      <a:ext cx="3124200" cy="638175"/>
-                    </a:xfrm>
-                    <a:prstGeom prst="rect">
-                      <a:avLst/>
-                    </a:prstGeom>
-                    <a:noFill/>
-                    <a:ln>
-                      <a:noFill/>
-                    </a:ln>
-                    <a:effectLst/>
-                    <a:extLst>
-                      <a:ext uri="{53640926-AAD7-44D8-BBD7-CCE9431645EC}">
-                        <a14:shadowObscured xmlns:a14="http://schemas.microsoft.com/office/drawing/2010/main"/>
-                      </a:ext>
-                    </a:extLst>
-                  </pic:spPr>
-                </pic:pic>
-              </a:graphicData>
-            </a:graphic>
-            <wp14:sizeRelH relativeFrom="page">
-              <wp14:pctWidth>0</wp14:pctWidth>
-            </wp14:sizeRelH>
-            <wp14:sizeRelV relativeFrom="page">
-              <wp14:pctHeight>0</wp14:pctHeight>
-            </wp14:sizeRelV>
-          </wp:anchor>
-        </w:drawing>
-      </w:r>
     </w:p>
     <w:sectPr>
       <w:type w:val="continuous"/>

--- a/ADMISSION_LETTER.docx
+++ b/ADMISSION_LETTER.docx
@@ -13,23 +13,17 @@
         </w:rPr>
       </w:pPr>
       <w:r>
-        <w:rPr>
-          <w:rFonts w:ascii="Times New Roman" w:hAnsi="Times New Roman" w:cs="Times New Roman"/>
-          <w:noProof/>
-          <w:sz w:val="24"/>
-          <w:szCs w:val="24"/>
-        </w:rPr>
         <w:drawing>
-          <wp:anchor distT="0" distB="0" distL="114300" distR="114300" simplePos="0" relativeHeight="251676672" behindDoc="1" locked="0" layoutInCell="1" allowOverlap="1" wp14:anchorId="2E165EBC" wp14:editId="2B3D22C5">
+          <wp:anchor distT="0" distB="0" distL="114300" distR="114300" simplePos="0" relativeHeight="251686912" behindDoc="1" locked="0" layoutInCell="1" allowOverlap="1" wp14:anchorId="74C253B0" wp14:editId="5E116C50">
             <wp:simplePos x="0" y="0"/>
-            <wp:positionH relativeFrom="column">
-              <wp:posOffset>1724026</wp:posOffset>
+            <wp:positionH relativeFrom="margin">
+              <wp:posOffset>1962150</wp:posOffset>
             </wp:positionH>
             <wp:positionV relativeFrom="paragraph">
-              <wp:posOffset>0</wp:posOffset>
+              <wp:posOffset>-17780</wp:posOffset>
             </wp:positionV>
-            <wp:extent cx="1981200" cy="800983"/>
-            <wp:effectExtent l="0" t="0" r="0" b="0"/>
+            <wp:extent cx="2171700" cy="828675"/>
+            <wp:effectExtent l="0" t="0" r="0" b="9525"/>
             <wp:wrapNone/>
             <wp:docPr id="10" name="Picture 10"/>
             <wp:cNvGraphicFramePr>
@@ -56,7 +50,7 @@
                   <pic:spPr bwMode="auto">
                     <a:xfrm>
                       <a:off x="0" y="0"/>
-                      <a:ext cx="1989484" cy="804332"/>
+                      <a:ext cx="2171700" cy="828675"/>
                     </a:xfrm>
                     <a:prstGeom prst="rect">
                       <a:avLst/>
@@ -82,23 +76,19 @@
           </wp:anchor>
         </w:drawing>
       </w:r>
-      <w:r>
-        <w:rPr>
-          <w:rFonts w:ascii="Times New Roman" w:hAnsi="Times New Roman" w:cs="Times New Roman"/>
-          <w:noProof/>
-          <w:sz w:val="24"/>
-          <w:szCs w:val="24"/>
-        </w:rPr>
+    </w:p>
+    <w:p>
+      <w:r>
         <w:drawing>
-          <wp:anchor distT="36576" distB="36576" distL="36576" distR="36576" simplePos="0" relativeHeight="251659776" behindDoc="0" locked="0" layoutInCell="1" allowOverlap="1" wp14:anchorId="0351DD1A" wp14:editId="769BF21A">
+          <wp:anchor distT="36576" distB="36576" distL="36576" distR="36576" simplePos="0" relativeHeight="251683840" behindDoc="0" locked="0" layoutInCell="1" allowOverlap="1" wp14:anchorId="1793FDDB" wp14:editId="237E6A97">
             <wp:simplePos x="0" y="0"/>
             <wp:positionH relativeFrom="column">
-              <wp:posOffset>4704715</wp:posOffset>
+              <wp:posOffset>4724400</wp:posOffset>
             </wp:positionH>
             <wp:positionV relativeFrom="paragraph">
-              <wp:posOffset>-152400</wp:posOffset>
+              <wp:posOffset>-323850</wp:posOffset>
             </wp:positionV>
-            <wp:extent cx="1857375" cy="809625"/>
+            <wp:extent cx="2105025" cy="809625"/>
             <wp:effectExtent l="0" t="0" r="9525" b="9525"/>
             <wp:wrapNone/>
             <wp:docPr id="15" name="Picture 15" descr="rnet design"/>
@@ -128,7 +118,7 @@
                   <pic:spPr bwMode="auto">
                     <a:xfrm>
                       <a:off x="0" y="0"/>
-                      <a:ext cx="1857375" cy="809625"/>
+                      <a:ext cx="2105025" cy="809625"/>
                     </a:xfrm>
                     <a:prstGeom prst="rect">
                       <a:avLst/>
@@ -158,19 +148,107 @@
       </w:r>
       <w:r>
         <w:rPr>
-          <w:rFonts w:ascii="Times New Roman" w:hAnsi="Times New Roman" w:cs="Times New Roman"/>
+          <w:rFonts w:ascii="Times New Roman" w:eastAsia="Times New Roman" w:hAnsi="Times New Roman" w:cs="Times New Roman"/>
+          <w:b/>
+          <w:bCs/>
           <w:noProof/>
-          <w:sz w:val="24"/>
-          <w:szCs w:val="24"/>
-        </w:rPr>
+          <w:sz w:val="32"/>
+          <w:szCs w:val="32"/>
+        </w:rPr>
+        <mc:AlternateContent>
+          <mc:Choice Requires="wps">
+            <w:drawing>
+              <wp:anchor distT="0" distB="0" distL="114300" distR="114300" simplePos="0" relativeHeight="251681792" behindDoc="1" locked="0" layoutInCell="1" allowOverlap="1" wp14:anchorId="43CBE6E4" wp14:editId="00658FF9">
+                <wp:simplePos x="0" y="0"/>
+                <wp:positionH relativeFrom="margin">
+                  <wp:align>center</wp:align>
+                </wp:positionH>
+                <wp:positionV relativeFrom="paragraph">
+                  <wp:posOffset>-342900</wp:posOffset>
+                </wp:positionV>
+                <wp:extent cx="7724140" cy="1819275"/>
+                <wp:effectExtent l="0" t="0" r="0" b="9525"/>
+                <wp:wrapNone/>
+                <wp:docPr id="8" name="Rectangle 8"/>
+                <wp:cNvGraphicFramePr/>
+                <a:graphic xmlns:a="http://schemas.openxmlformats.org/drawingml/2006/main">
+                  <a:graphicData uri="http://schemas.microsoft.com/office/word/2010/wordprocessingShape">
+                    <wps:wsp>
+                      <wps:cNvSpPr/>
+                      <wps:spPr>
+                        <a:xfrm>
+                          <a:off x="0" y="0"/>
+                          <a:ext cx="7724140" cy="1819275"/>
+                        </a:xfrm>
+                        <a:prstGeom prst="rect">
+                          <a:avLst/>
+                        </a:prstGeom>
+                        <a:blipFill dpi="0" rotWithShape="1">
+                          <a:blip r:embed="rId7">
+                            <a:alphaModFix amt="22000"/>
+                          </a:blip>
+                          <a:srcRect/>
+                          <a:stretch>
+                            <a:fillRect/>
+                          </a:stretch>
+                        </a:blipFill>
+                        <a:ln>
+                          <a:noFill/>
+                        </a:ln>
+                      </wps:spPr>
+                      <wps:style>
+                        <a:lnRef idx="2">
+                          <a:schemeClr val="accent1">
+                            <a:shade val="50000"/>
+                          </a:schemeClr>
+                        </a:lnRef>
+                        <a:fillRef idx="1">
+                          <a:schemeClr val="accent1"/>
+                        </a:fillRef>
+                        <a:effectRef idx="0">
+                          <a:schemeClr val="accent1"/>
+                        </a:effectRef>
+                        <a:fontRef idx="minor">
+                          <a:schemeClr val="lt1"/>
+                        </a:fontRef>
+                      </wps:style>
+                      <wps:bodyPr rot="0" spcFirstLastPara="0" vertOverflow="overflow" horzOverflow="overflow" vert="horz" wrap="square" lIns="91440" tIns="45720" rIns="91440" bIns="45720" numCol="1" spcCol="0" rtlCol="0" fromWordArt="0" anchor="ctr" anchorCtr="0" forceAA="0" compatLnSpc="1">
+                        <a:prstTxWarp prst="textNoShape">
+                          <a:avLst/>
+                        </a:prstTxWarp>
+                        <a:noAutofit/>
+                      </wps:bodyPr>
+                    </wps:wsp>
+                  </a:graphicData>
+                </a:graphic>
+                <wp14:sizeRelH relativeFrom="margin">
+                  <wp14:pctWidth>0</wp14:pctWidth>
+                </wp14:sizeRelH>
+                <wp14:sizeRelV relativeFrom="margin">
+                  <wp14:pctHeight>0</wp14:pctHeight>
+                </wp14:sizeRelV>
+              </wp:anchor>
+            </w:drawing>
+          </mc:Choice>
+          <mc:Fallback>
+            <w:pict>
+              <v:rect w14:anchorId="44C179A4" id="Rectangle 8" o:spid="_x0000_s1026" style="position:absolute;margin-left:0;margin-top:-27pt;width:608.2pt;height:143.25pt;z-index:-251634688;visibility:visible;mso-wrap-style:square;mso-width-percent:0;mso-height-percent:0;mso-wrap-distance-left:9pt;mso-wrap-distance-top:0;mso-wrap-distance-right:9pt;mso-wrap-distance-bottom:0;mso-position-horizontal:center;mso-position-horizontal-relative:margin;mso-position-vertical:absolute;mso-position-vertical-relative:text;mso-width-percent:0;mso-height-percent:0;mso-width-relative:margin;mso-height-relative:margin;v-text-anchor:middle" o:gfxdata="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" stroked="f" strokeweight="2pt">
+                <v:fill r:id="rId8" o:title="" opacity="14418f" recolor="t" rotate="t" type="frame"/>
+                <w10:wrap anchorx="margin"/>
+              </v:rect>
+            </w:pict>
+          </mc:Fallback>
+        </mc:AlternateContent>
+      </w:r>
+      <w:r>
         <w:drawing>
-          <wp:anchor distT="36576" distB="36576" distL="36576" distR="36576" simplePos="0" relativeHeight="251662848" behindDoc="0" locked="0" layoutInCell="1" allowOverlap="1" wp14:anchorId="4F475A56" wp14:editId="7F6173CC">
+          <wp:anchor distT="36576" distB="36576" distL="36576" distR="36576" simplePos="0" relativeHeight="251684864" behindDoc="0" locked="0" layoutInCell="1" allowOverlap="1" wp14:anchorId="285E05D3" wp14:editId="3A123975">
             <wp:simplePos x="0" y="0"/>
             <wp:positionH relativeFrom="column">
-              <wp:posOffset>-942975</wp:posOffset>
+              <wp:posOffset>-885825</wp:posOffset>
             </wp:positionH>
             <wp:positionV relativeFrom="paragraph">
-              <wp:posOffset>-295275</wp:posOffset>
+              <wp:posOffset>-315595</wp:posOffset>
             </wp:positionV>
             <wp:extent cx="2609850" cy="1142365"/>
             <wp:effectExtent l="0" t="0" r="0" b="635"/>
@@ -233,209 +311,91 @@
     </w:p>
     <w:p>
       <w:pPr>
-        <w:spacing w:after="0"/>
-        <w:jc w:val="center"/>
-        <w:rPr>
-          <w:b/>
-          <w:sz w:val="32"/>
-          <w:szCs w:val="32"/>
-        </w:rPr>
-      </w:pPr>
-      <w:r>
-        <w:rPr>
-          <w:b/>
+        <w:rPr>
+          <w:u w:val="single"/>
+        </w:rPr>
+      </w:pPr>
+      <w:r>
+        <w:rPr>
           <w:noProof/>
-          <w:sz w:val="32"/>
-          <w:szCs w:val="32"/>
-        </w:rPr>
+        </w:rPr>
+        <w:drawing>
+          <wp:anchor distT="0" distB="0" distL="114300" distR="114300" simplePos="0" relativeHeight="251687936" behindDoc="1" locked="0" layoutInCell="1" allowOverlap="1" wp14:anchorId="1E2B3FA9" wp14:editId="7C35FA20">
+            <wp:simplePos x="0" y="0"/>
+            <wp:positionH relativeFrom="margin">
+              <wp:posOffset>1552575</wp:posOffset>
+            </wp:positionH>
+            <wp:positionV relativeFrom="paragraph">
+              <wp:posOffset>266065</wp:posOffset>
+            </wp:positionV>
+            <wp:extent cx="3190875" cy="628650"/>
+            <wp:effectExtent l="0" t="0" r="9525" b="0"/>
+            <wp:wrapNone/>
+            <wp:docPr id="2" name="Picture 2"/>
+            <wp:cNvGraphicFramePr>
+              <a:graphicFrameLocks xmlns:a="http://schemas.openxmlformats.org/drawingml/2006/main" noChangeAspect="1"/>
+            </wp:cNvGraphicFramePr>
+            <a:graphic xmlns:a="http://schemas.openxmlformats.org/drawingml/2006/main">
+              <a:graphicData uri="http://schemas.openxmlformats.org/drawingml/2006/picture">
+                <pic:pic xmlns:pic="http://schemas.openxmlformats.org/drawingml/2006/picture">
+                  <pic:nvPicPr>
+                    <pic:cNvPr id="2" name="RURALNETTEXT.png"/>
+                    <pic:cNvPicPr/>
+                  </pic:nvPicPr>
+                  <pic:blipFill rotWithShape="1">
+                    <a:blip r:embed="rId9" cstate="print">
+                      <a:extLst>
+                        <a:ext uri="{28A0092B-C50C-407E-A947-70E740481C1C}">
+                          <a14:useLocalDpi xmlns:a14="http://schemas.microsoft.com/office/drawing/2010/main" val="0"/>
+                        </a:ext>
+                      </a:extLst>
+                    </a:blip>
+                    <a:srcRect t="27935" b="41093"/>
+                    <a:stretch/>
+                  </pic:blipFill>
+                  <pic:spPr bwMode="auto">
+                    <a:xfrm>
+                      <a:off x="0" y="0"/>
+                      <a:ext cx="3190875" cy="628650"/>
+                    </a:xfrm>
+                    <a:prstGeom prst="rect">
+                      <a:avLst/>
+                    </a:prstGeom>
+                    <a:ln>
+                      <a:noFill/>
+                    </a:ln>
+                    <a:extLst>
+                      <a:ext uri="{53640926-AAD7-44D8-BBD7-CCE9431645EC}">
+                        <a14:shadowObscured xmlns:a14="http://schemas.microsoft.com/office/drawing/2010/main"/>
+                      </a:ext>
+                    </a:extLst>
+                  </pic:spPr>
+                </pic:pic>
+              </a:graphicData>
+            </a:graphic>
+            <wp14:sizeRelH relativeFrom="page">
+              <wp14:pctWidth>0</wp14:pctWidth>
+            </wp14:sizeRelH>
+            <wp14:sizeRelV relativeFrom="page">
+              <wp14:pctHeight>0</wp14:pctHeight>
+            </wp14:sizeRelV>
+          </wp:anchor>
+        </w:drawing>
+      </w:r>
+      <w:r>
         <mc:AlternateContent>
           <mc:Choice Requires="wps">
             <w:drawing>
-              <wp:anchor distT="0" distB="0" distL="114300" distR="114300" simplePos="0" relativeHeight="251653632" behindDoc="0" locked="0" layoutInCell="1" allowOverlap="1" wp14:anchorId="4BF66BA8" wp14:editId="478CDBFB">
+              <wp:anchor distT="0" distB="0" distL="114300" distR="114300" simplePos="0" relativeHeight="251685888" behindDoc="0" locked="0" layoutInCell="1" allowOverlap="1" wp14:anchorId="03502C2F" wp14:editId="35BBBDEC">
                 <wp:simplePos x="0" y="0"/>
                 <wp:positionH relativeFrom="column">
-                  <wp:posOffset>4591050</wp:posOffset>
+                  <wp:posOffset>-476250</wp:posOffset>
                 </wp:positionH>
                 <wp:positionV relativeFrom="paragraph">
-                  <wp:posOffset>122555</wp:posOffset>
-                </wp:positionV>
-                <wp:extent cx="1695450" cy="866775"/>
-                <wp:effectExtent l="0" t="0" r="0" b="9525"/>
-                <wp:wrapNone/>
-                <wp:docPr id="4" name="Text Box 4"/>
-                <wp:cNvGraphicFramePr/>
-                <a:graphic xmlns:a="http://schemas.openxmlformats.org/drawingml/2006/main">
-                  <a:graphicData uri="http://schemas.microsoft.com/office/word/2010/wordprocessingShape">
-                    <wps:wsp>
-                      <wps:cNvSpPr txBox="1"/>
-                      <wps:spPr>
-                        <a:xfrm>
-                          <a:off x="0" y="0"/>
-                          <a:ext cx="1695450" cy="866775"/>
-                        </a:xfrm>
-                        <a:prstGeom prst="rect">
-                          <a:avLst/>
-                        </a:prstGeom>
-                        <a:solidFill>
-                          <a:schemeClr val="lt1"/>
-                        </a:solidFill>
-                        <a:ln w="6350">
-                          <a:noFill/>
-                        </a:ln>
-                        <a:effectLst/>
-                      </wps:spPr>
-                      <wps:style>
-                        <a:lnRef idx="0">
-                          <a:schemeClr val="accent1"/>
-                        </a:lnRef>
-                        <a:fillRef idx="0">
-                          <a:schemeClr val="accent1"/>
-                        </a:fillRef>
-                        <a:effectRef idx="0">
-                          <a:schemeClr val="accent1"/>
-                        </a:effectRef>
-                        <a:fontRef idx="minor">
-                          <a:schemeClr val="dk1"/>
-                        </a:fontRef>
-                      </wps:style>
-                      <wps:txbx>
-                        <w:txbxContent>
-                          <w:p>
-                            <w:pPr>
-                              <w:jc w:val="right"/>
-                            </w:pPr>
-                            <w:r>
-                              <w:t>0723845040/0700886058</w:t>
-                            </w:r>
-                          </w:p>
-                          <w:p>
-                            <w:pPr>
-                              <w:jc w:val="right"/>
-                            </w:pPr>
-                            <w:hyperlink r:id="rId7" w:history="1">
-                              <w:r>
-                                <w:rPr>
-                                  <w:rStyle w:val="Hyperlink"/>
-                                </w:rPr>
-                                <w:t>Ruralnet2016@gmail.com</w:t>
-                              </w:r>
-                            </w:hyperlink>
-                            <w:r>
-                              <w:t xml:space="preserve"> </w:t>
-                            </w:r>
-                          </w:p>
-                          <w:p>
-                            <w:pPr>
-                              <w:jc w:val="right"/>
-                            </w:pPr>
-                            <w:hyperlink r:id="rId8" w:history="1">
-                              <w:r>
-                                <w:rPr>
-                                  <w:rStyle w:val="Hyperlink"/>
-                                </w:rPr>
-                                <w:t>ruralnet.co.ke</w:t>
-                              </w:r>
-                            </w:hyperlink>
-                            <w:r>
-                              <w:t xml:space="preserve"> </w:t>
-                            </w:r>
-                          </w:p>
-                        </w:txbxContent>
-                      </wps:txbx>
-                      <wps:bodyPr rot="0" spcFirstLastPara="0" vertOverflow="overflow" horzOverflow="overflow" vert="horz" wrap="square" lIns="91440" tIns="45720" rIns="91440" bIns="45720" numCol="1" spcCol="0" rtlCol="0" fromWordArt="0" anchor="t" anchorCtr="0" forceAA="0" compatLnSpc="1">
-                        <a:prstTxWarp prst="textNoShape">
-                          <a:avLst/>
-                        </a:prstTxWarp>
-                        <a:noAutofit/>
-                      </wps:bodyPr>
-                    </wps:wsp>
-                  </a:graphicData>
-                </a:graphic>
-                <wp14:sizeRelH relativeFrom="margin">
-                  <wp14:pctWidth>0</wp14:pctWidth>
-                </wp14:sizeRelH>
-                <wp14:sizeRelV relativeFrom="margin">
-                  <wp14:pctHeight>0</wp14:pctHeight>
-                </wp14:sizeRelV>
-              </wp:anchor>
-            </w:drawing>
-          </mc:Choice>
-          <mc:Fallback>
-            <w:pict>
-              <v:shapetype w14:anchorId="4BF66BA8" id="_x0000_t202" coordsize="21600,21600" o:spt="202" path="m,l,21600r21600,l21600,xe">
-                <v:stroke joinstyle="miter"/>
-                <v:path gradientshapeok="t" o:connecttype="rect"/>
-              </v:shapetype>
-              <v:shape id="Text Box 4" o:spid="_x0000_s1026" type="#_x0000_t202" style="position:absolute;left:0;text-align:left;margin-left:361.5pt;margin-top:9.65pt;width:133.5pt;height:68.25pt;z-index:251653632;visibility:visible;mso-wrap-style:square;mso-width-percent:0;mso-height-percent:0;mso-wrap-distance-left:9pt;mso-wrap-distance-top:0;mso-wrap-distance-right:9pt;mso-wrap-distance-bottom:0;mso-position-horizontal:absolute;mso-position-horizontal-relative:text;mso-position-vertical:absolute;mso-position-vertical-relative:text;mso-width-percent:0;mso-height-percent:0;mso-width-relative:margin;mso-height-relative:margin;v-text-anchor:top" o:gfxdata="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" fillcolor="white [3201]" stroked="f" strokeweight=".5pt">
-                <v:textbox>
-                  <w:txbxContent>
-                    <w:p>
-                      <w:pPr>
-                        <w:jc w:val="right"/>
-                      </w:pPr>
-                      <w:r>
-                        <w:t>0723845040/0700886058</w:t>
-                      </w:r>
-                    </w:p>
-                    <w:p>
-                      <w:pPr>
-                        <w:jc w:val="right"/>
-                      </w:pPr>
-                      <w:hyperlink r:id="rId9" w:history="1">
-                        <w:r>
-                          <w:rPr>
-                            <w:rStyle w:val="Hyperlink"/>
-                          </w:rPr>
-                          <w:t>Ruralnet2016@gmail.com</w:t>
-                        </w:r>
-                      </w:hyperlink>
-                      <w:r>
-                        <w:t xml:space="preserve"> </w:t>
-                      </w:r>
-                    </w:p>
-                    <w:p>
-                      <w:pPr>
-                        <w:jc w:val="right"/>
-                      </w:pPr>
-                      <w:hyperlink r:id="rId10" w:history="1">
-                        <w:r>
-                          <w:rPr>
-                            <w:rStyle w:val="Hyperlink"/>
-                          </w:rPr>
-                          <w:t>ruralnet.co.ke</w:t>
-                        </w:r>
-                      </w:hyperlink>
-                      <w:r>
-                        <w:t xml:space="preserve"> </w:t>
-                      </w:r>
-                    </w:p>
-                  </w:txbxContent>
-                </v:textbox>
-              </v:shape>
-            </w:pict>
-          </mc:Fallback>
-        </mc:AlternateContent>
-      </w:r>
-      <w:r>
-        <w:rPr>
-          <w:b/>
-          <w:noProof/>
-          <w:sz w:val="32"/>
-          <w:szCs w:val="32"/>
-        </w:rPr>
-        <mc:AlternateContent>
-          <mc:Choice Requires="wps">
-            <w:drawing>
-              <wp:anchor distT="0" distB="0" distL="114300" distR="114300" simplePos="0" relativeHeight="251663360" behindDoc="0" locked="0" layoutInCell="1" allowOverlap="1" wp14:anchorId="01DFFEC2" wp14:editId="093D1266">
-                <wp:simplePos x="0" y="0"/>
-                <wp:positionH relativeFrom="column">
-                  <wp:posOffset>-600075</wp:posOffset>
-                </wp:positionH>
-                <wp:positionV relativeFrom="paragraph">
-                  <wp:posOffset>151130</wp:posOffset>
+                  <wp:posOffset>161925</wp:posOffset>
                 </wp:positionV>
                 <wp:extent cx="2247900" cy="866775"/>
-                <wp:effectExtent l="0" t="0" r="0" b="9525"/>
+                <wp:effectExtent l="0" t="0" r="0" b="0"/>
                 <wp:wrapNone/>
                 <wp:docPr id="5" name="Text Box 5"/>
                 <wp:cNvGraphicFramePr/>
@@ -451,9 +411,7 @@
                         <a:prstGeom prst="rect">
                           <a:avLst/>
                         </a:prstGeom>
-                        <a:solidFill>
-                          <a:schemeClr val="lt1"/>
-                        </a:solidFill>
+                        <a:noFill/>
                         <a:ln w="6350">
                           <a:noFill/>
                         </a:ln>
@@ -504,7 +462,15 @@
                               <w:spacing w:after="0"/>
                             </w:pPr>
                             <w:r>
-                              <w:t>Along Kisumu/Busia Road</w:t>
+                              <w:t>Along Kisumu/</w:t>
+                            </w:r>
+                            <w:proofErr w:type="spellStart"/>
+                            <w:r>
+                              <w:t>Busia</w:t>
+                            </w:r>
+                            <w:proofErr w:type="spellEnd"/>
+                            <w:r>
+                              <w:t xml:space="preserve"> Road</w:t>
                             </w:r>
                           </w:p>
                           <w:p>
@@ -545,7 +511,11 @@
           </mc:Choice>
           <mc:Fallback>
             <w:pict>
-              <v:shape w14:anchorId="01DFFEC2" id="Text Box 5" o:spid="_x0000_s1027" type="#_x0000_t202" style="position:absolute;left:0;text-align:left;margin-left:-47.25pt;margin-top:11.9pt;width:177pt;height:68.25pt;z-index:251663360;visibility:visible;mso-wrap-style:square;mso-width-percent:0;mso-height-percent:0;mso-wrap-distance-left:9pt;mso-wrap-distance-top:0;mso-wrap-distance-right:9pt;mso-wrap-distance-bottom:0;mso-position-horizontal:absolute;mso-position-horizontal-relative:text;mso-position-vertical:absolute;mso-position-vertical-relative:text;mso-width-percent:0;mso-height-percent:0;mso-width-relative:margin;mso-height-relative:margin;v-text-anchor:top" o:gfxdata="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" fillcolor="white [3201]" stroked="f" strokeweight=".5pt">
+              <v:shapetype w14:anchorId="03502C2F" id="_x0000_t202" coordsize="21600,21600" o:spt="202" path="m,l,21600r21600,l21600,xe">
+                <v:stroke joinstyle="miter"/>
+                <v:path gradientshapeok="t" o:connecttype="rect"/>
+              </v:shapetype>
+              <v:shape id="Text Box 5" o:spid="_x0000_s1026" type="#_x0000_t202" style="position:absolute;margin-left:-37.5pt;margin-top:12.75pt;width:177pt;height:68.25pt;z-index:251685888;visibility:visible;mso-wrap-style:square;mso-width-percent:0;mso-height-percent:0;mso-wrap-distance-left:9pt;mso-wrap-distance-top:0;mso-wrap-distance-right:9pt;mso-wrap-distance-bottom:0;mso-position-horizontal:absolute;mso-position-horizontal-relative:text;mso-position-vertical:absolute;mso-position-vertical-relative:text;mso-width-percent:0;mso-height-percent:0;mso-width-relative:margin;mso-height-relative:margin;v-text-anchor:top" o:gfxdata="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" filled="f" stroked="f" strokeweight=".5pt">
                 <v:textbox>
                   <w:txbxContent>
                     <w:p>
@@ -569,15 +539,7 @@
                       </w:r>
                       <w:proofErr w:type="spellEnd"/>
                       <w:r>
-                        <w:t xml:space="preserve"> Hospital Building), </w:t>
-                      </w:r>
-                      <w:proofErr w:type="spellStart"/>
-                      <w:r>
-                        <w:t>Ugunja</w:t>
-                      </w:r>
-                      <w:proofErr w:type="spellEnd"/>
-                      <w:r>
-                        <w:t xml:space="preserve"> town</w:t>
+                        <w:t xml:space="preserve"> Hospital Building), Ugunja town</w:t>
                       </w:r>
                     </w:p>
                     <w:p>
@@ -585,7 +547,15 @@
                         <w:spacing w:after="0"/>
                       </w:pPr>
                       <w:r>
-                        <w:t>Along Kisumu/Busia Road</w:t>
+                        <w:t>Along Kisumu/</w:t>
+                      </w:r>
+                      <w:proofErr w:type="spellStart"/>
+                      <w:r>
+                        <w:t>Busia</w:t>
+                      </w:r>
+                      <w:proofErr w:type="spellEnd"/>
+                      <w:r>
+                        <w:t xml:space="preserve"> Road</w:t>
                       </w:r>
                     </w:p>
                     <w:p>
@@ -611,132 +581,107 @@
           </mc:Fallback>
         </mc:AlternateContent>
       </w:r>
-    </w:p>
-    <w:p>
-      <w:pPr>
-        <w:spacing w:after="0"/>
-        <w:jc w:val="center"/>
-        <w:rPr>
-          <w:b/>
-          <w:sz w:val="32"/>
-          <w:szCs w:val="32"/>
-        </w:rPr>
-      </w:pPr>
-    </w:p>
-    <w:p>
-      <w:pPr>
-        <w:spacing w:after="0"/>
-        <w:jc w:val="center"/>
-        <w:rPr>
-          <w:b/>
-          <w:sz w:val="32"/>
-          <w:szCs w:val="32"/>
-        </w:rPr>
-      </w:pPr>
-      <w:proofErr w:type="gramStart"/>
-      <w:r>
-        <w:rPr>
-          <w:b/>
-          <w:sz w:val="32"/>
-          <w:szCs w:val="32"/>
-        </w:rPr>
-        <w:t>RURALNET  TRAINING</w:t>
-      </w:r>
-      <w:proofErr w:type="gramEnd"/>
-      <w:r>
-        <w:rPr>
-          <w:b/>
-          <w:sz w:val="32"/>
-          <w:szCs w:val="32"/>
-        </w:rPr>
-        <w:t xml:space="preserve"> COLLEGE</w:t>
-      </w:r>
-    </w:p>
-    <w:p>
-      <w:pPr>
-        <w:spacing w:after="0"/>
-        <w:jc w:val="center"/>
-        <w:rPr>
-          <w:b/>
-          <w:sz w:val="32"/>
-          <w:szCs w:val="32"/>
-        </w:rPr>
-      </w:pPr>
-      <w:r>
-        <w:rPr>
-          <w:b/>
-          <w:sz w:val="32"/>
-          <w:szCs w:val="32"/>
-        </w:rPr>
-        <w:t>P. O. BOX 4 – 40606,</w:t>
-      </w:r>
-    </w:p>
-    <w:p>
-      <w:pPr>
-        <w:jc w:val="center"/>
-        <w:rPr>
-          <w:b/>
-          <w:sz w:val="32"/>
-          <w:szCs w:val="32"/>
-        </w:rPr>
-      </w:pPr>
-      <w:r>
-        <w:rPr>
-          <w:b/>
-          <w:noProof/>
-          <w:sz w:val="24"/>
-          <w:szCs w:val="32"/>
-        </w:rPr>
+      <w:r>
         <mc:AlternateContent>
           <mc:Choice Requires="wps">
             <w:drawing>
-              <wp:anchor distT="0" distB="0" distL="114300" distR="114300" simplePos="0" relativeHeight="251661312" behindDoc="0" locked="0" layoutInCell="1" allowOverlap="1" wp14:anchorId="53E40E17" wp14:editId="6EFD5ED2">
+              <wp:anchor distT="0" distB="0" distL="114300" distR="114300" simplePos="0" relativeHeight="251682816" behindDoc="0" locked="0" layoutInCell="1" allowOverlap="1" wp14:anchorId="7E71DF13" wp14:editId="7187D2A9">
                 <wp:simplePos x="0" y="0"/>
                 <wp:positionH relativeFrom="column">
-                  <wp:posOffset>-1036625</wp:posOffset>
+                  <wp:posOffset>4676775</wp:posOffset>
                 </wp:positionH>
                 <wp:positionV relativeFrom="paragraph">
-                  <wp:posOffset>377190</wp:posOffset>
+                  <wp:posOffset>76200</wp:posOffset>
                 </wp:positionV>
-                <wp:extent cx="7742149" cy="0"/>
-                <wp:effectExtent l="0" t="19050" r="30480" b="19050"/>
+                <wp:extent cx="1905000" cy="866775"/>
+                <wp:effectExtent l="0" t="0" r="0" b="0"/>
                 <wp:wrapNone/>
-                <wp:docPr id="3" name="Straight Connector 3"/>
+                <wp:docPr id="4" name="Text Box 4"/>
                 <wp:cNvGraphicFramePr/>
                 <a:graphic xmlns:a="http://schemas.openxmlformats.org/drawingml/2006/main">
                   <a:graphicData uri="http://schemas.microsoft.com/office/word/2010/wordprocessingShape">
                     <wps:wsp>
-                      <wps:cNvCnPr/>
+                      <wps:cNvSpPr txBox="1"/>
                       <wps:spPr>
                         <a:xfrm>
                           <a:off x="0" y="0"/>
-                          <a:ext cx="7742149" cy="0"/>
+                          <a:ext cx="1905000" cy="866775"/>
                         </a:xfrm>
-                        <a:prstGeom prst="line">
+                        <a:prstGeom prst="rect">
                           <a:avLst/>
                         </a:prstGeom>
-                        <a:ln w="28575">
-                          <a:solidFill>
-                            <a:srgbClr val="00B050"/>
-                          </a:solidFill>
-                          <a:prstDash val="sysDash"/>
+                        <a:noFill/>
+                        <a:ln w="6350">
+                          <a:noFill/>
                         </a:ln>
+                        <a:effectLst/>
                       </wps:spPr>
                       <wps:style>
-                        <a:lnRef idx="1">
-                          <a:schemeClr val="dk1"/>
+                        <a:lnRef idx="0">
+                          <a:schemeClr val="accent1"/>
                         </a:lnRef>
                         <a:fillRef idx="0">
-                          <a:schemeClr val="dk1"/>
+                          <a:schemeClr val="accent1"/>
                         </a:fillRef>
                         <a:effectRef idx="0">
-                          <a:schemeClr val="dk1"/>
+                          <a:schemeClr val="accent1"/>
                         </a:effectRef>
                         <a:fontRef idx="minor">
-                          <a:schemeClr val="tx1"/>
+                          <a:schemeClr val="dk1"/>
                         </a:fontRef>
                       </wps:style>
-                      <wps:bodyPr/>
+                      <wps:txbx>
+                        <w:txbxContent>
+                          <w:p>
+                            <w:pPr>
+                              <w:jc w:val="right"/>
+                            </w:pPr>
+                            <w:r>
+                              <w:t>0723845040/0700886058</w:t>
+                            </w:r>
+                          </w:p>
+                          <w:p>
+                            <w:pPr>
+                              <w:jc w:val="right"/>
+                            </w:pPr>
+                            <w:hyperlink r:id="rId10" w:history="1">
+                              <w:r>
+                                <w:rPr>
+                                  <w:b/>
+                                  <w:bCs/>
+                                </w:rPr>
+                                <w:t>Ruralnet2016@gmail.com</w:t>
+                              </w:r>
+                            </w:hyperlink>
+                            <w:r>
+                              <w:t xml:space="preserve"> </w:t>
+                            </w:r>
+                          </w:p>
+                          <w:p>
+                            <w:pPr>
+                              <w:jc w:val="right"/>
+                            </w:pPr>
+                            <w:hyperlink r:id="rId11" w:history="1">
+                              <w:r>
+                                <w:t>ruralnet.co.ke</w:t>
+                              </w:r>
+                            </w:hyperlink>
+                            <w:r>
+                              <w:rPr>
+                                <w:b/>
+                                <w:bCs/>
+                              </w:rPr>
+                              <w:t xml:space="preserve"> </w:t>
+                            </w:r>
+                          </w:p>
+                        </w:txbxContent>
+                      </wps:txbx>
+                      <wps:bodyPr rot="0" spcFirstLastPara="0" vertOverflow="overflow" horzOverflow="overflow" vert="horz" wrap="square" lIns="91440" tIns="45720" rIns="91440" bIns="45720" numCol="1" spcCol="0" rtlCol="0" fromWordArt="0" anchor="t" anchorCtr="0" forceAA="0" compatLnSpc="1">
+                        <a:prstTxWarp prst="textNoShape">
+                          <a:avLst/>
+                        </a:prstTxWarp>
+                        <a:noAutofit/>
+                      </wps:bodyPr>
                     </wps:wsp>
                   </a:graphicData>
                 </a:graphic>
@@ -751,16 +696,77 @@
           </mc:Choice>
           <mc:Fallback>
             <w:pict>
-              <v:line w14:anchorId="5AA2CD21" id="Straight Connector 3" o:spid="_x0000_s1026" style="position:absolute;z-index:251661312;visibility:visible;mso-wrap-style:square;mso-width-percent:0;mso-height-percent:0;mso-wrap-distance-left:9pt;mso-wrap-distance-top:0;mso-wrap-distance-right:9pt;mso-wrap-distance-bottom:0;mso-position-horizontal:absolute;mso-position-horizontal-relative:text;mso-position-vertical:absolute;mso-position-vertical-relative:text;mso-width-percent:0;mso-height-percent:0;mso-width-relative:margin;mso-height-relative:margin" from="-81.6pt,29.7pt" to="528pt,29.7pt" o:gfxdata="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" strokecolor="#00b050" strokeweight="2.25pt">
-                <v:stroke dashstyle="3 1"/>
-              </v:line>
+              <v:shape w14:anchorId="7E71DF13" id="Text Box 4" o:spid="_x0000_s1027" type="#_x0000_t202" style="position:absolute;margin-left:368.25pt;margin-top:6pt;width:150pt;height:68.25pt;z-index:251682816;visibility:visible;mso-wrap-style:square;mso-width-percent:0;mso-height-percent:0;mso-wrap-distance-left:9pt;mso-wrap-distance-top:0;mso-wrap-distance-right:9pt;mso-wrap-distance-bottom:0;mso-position-horizontal:absolute;mso-position-horizontal-relative:text;mso-position-vertical:absolute;mso-position-vertical-relative:text;mso-width-percent:0;mso-height-percent:0;mso-width-relative:margin;mso-height-relative:margin;v-text-anchor:top" o:gfxdata="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" filled="f" stroked="f" strokeweight=".5pt">
+                <v:textbox>
+                  <w:txbxContent>
+                    <w:p>
+                      <w:pPr>
+                        <w:jc w:val="right"/>
+                      </w:pPr>
+                      <w:r>
+                        <w:t>0723845040/0700886058</w:t>
+                      </w:r>
+                    </w:p>
+                    <w:p>
+                      <w:pPr>
+                        <w:jc w:val="right"/>
+                      </w:pPr>
+                      <w:hyperlink r:id="rId12" w:history="1">
+                        <w:r>
+                          <w:rPr>
+                            <w:b/>
+                            <w:bCs/>
+                          </w:rPr>
+                          <w:t>Ruralnet2016@gmail.com</w:t>
+                        </w:r>
+                      </w:hyperlink>
+                      <w:r>
+                        <w:t xml:space="preserve"> </w:t>
+                      </w:r>
+                    </w:p>
+                    <w:p>
+                      <w:pPr>
+                        <w:jc w:val="right"/>
+                      </w:pPr>
+                      <w:hyperlink r:id="rId13" w:history="1">
+                        <w:r>
+                          <w:t>ruralnet.co.ke</w:t>
+                        </w:r>
+                      </w:hyperlink>
+                      <w:r>
+                        <w:rPr>
+                          <w:b/>
+                          <w:bCs/>
+                        </w:rPr>
+                        <w:t xml:space="preserve"> </w:t>
+                      </w:r>
+                    </w:p>
+                  </w:txbxContent>
+                </v:textbox>
+              </v:shape>
             </w:pict>
           </mc:Fallback>
         </mc:AlternateContent>
       </w:r>
-      <w:r>
-        <w:rPr>
-          <w:b/>
+    </w:p>
+    <w:p/>
+    <w:p>
+      <w:pPr>
+        <w:spacing w:before="100" w:beforeAutospacing="1" w:after="100" w:afterAutospacing="1" w:line="240" w:lineRule="auto"/>
+        <w:outlineLvl w:val="0"/>
+        <w:rPr>
+          <w:rFonts w:ascii="Times New Roman" w:eastAsia="Times New Roman" w:hAnsi="Times New Roman" w:cs="Times New Roman"/>
+          <w:b/>
+          <w:bCs/>
+          <w:sz w:val="32"/>
+          <w:szCs w:val="32"/>
+        </w:rPr>
+      </w:pPr>
+      <w:r>
+        <w:rPr>
+          <w:rFonts w:ascii="Times New Roman" w:eastAsia="Times New Roman" w:hAnsi="Times New Roman" w:cs="Times New Roman"/>
+          <w:b/>
+          <w:bCs/>
           <w:noProof/>
           <w:sz w:val="32"/>
           <w:szCs w:val="32"/>
@@ -768,18 +774,126 @@
         <mc:AlternateContent>
           <mc:Choice Requires="wps">
             <w:drawing>
-              <wp:anchor distT="0" distB="0" distL="114300" distR="114300" simplePos="0" relativeHeight="251660288" behindDoc="0" locked="0" layoutInCell="1" allowOverlap="1" wp14:anchorId="14017CD7" wp14:editId="181EF350">
+              <wp:anchor distT="0" distB="0" distL="114300" distR="114300" simplePos="0" relativeHeight="251692032" behindDoc="0" locked="0" layoutInCell="1" allowOverlap="1" wp14:anchorId="08693018" wp14:editId="4666CEC7">
+                <wp:simplePos x="0" y="0"/>
+                <wp:positionH relativeFrom="page">
+                  <wp:posOffset>2518410</wp:posOffset>
+                </wp:positionH>
+                <wp:positionV relativeFrom="paragraph">
+                  <wp:posOffset>282575</wp:posOffset>
+                </wp:positionV>
+                <wp:extent cx="3171825" cy="361950"/>
+                <wp:effectExtent l="0" t="0" r="0" b="0"/>
+                <wp:wrapNone/>
+                <wp:docPr id="20" name="Text Box 20"/>
+                <wp:cNvGraphicFramePr/>
+                <a:graphic xmlns:a="http://schemas.openxmlformats.org/drawingml/2006/main">
+                  <a:graphicData uri="http://schemas.microsoft.com/office/word/2010/wordprocessingShape">
+                    <wps:wsp>
+                      <wps:cNvSpPr txBox="1"/>
+                      <wps:spPr>
+                        <a:xfrm>
+                          <a:off x="0" y="0"/>
+                          <a:ext cx="3171825" cy="361950"/>
+                        </a:xfrm>
+                        <a:prstGeom prst="rect">
+                          <a:avLst/>
+                        </a:prstGeom>
+                        <a:noFill/>
+                        <a:ln w="6350">
+                          <a:noFill/>
+                        </a:ln>
+                      </wps:spPr>
+                      <wps:txbx>
+                        <w:txbxContent>
+                          <w:p>
+                            <w:pPr>
+                              <w:jc w:val="center"/>
+                              <w:rPr>
+                                <w:b/>
+                                <w:sz w:val="32"/>
+                              </w:rPr>
+                            </w:pPr>
+                            <w:r>
+                              <w:rPr>
+                                <w:b/>
+                                <w:sz w:val="32"/>
+                              </w:rPr>
+                              <w:t>P. O. BOX 4 – 40606, UGUNJA</w:t>
+                            </w:r>
+                          </w:p>
+                        </w:txbxContent>
+                      </wps:txbx>
+                      <wps:bodyPr rot="0" spcFirstLastPara="0" vertOverflow="overflow" horzOverflow="overflow" vert="horz" wrap="square" lIns="91440" tIns="45720" rIns="91440" bIns="45720" numCol="1" spcCol="0" rtlCol="0" fromWordArt="0" anchor="t" anchorCtr="0" forceAA="0" compatLnSpc="1">
+                        <a:prstTxWarp prst="textNoShape">
+                          <a:avLst/>
+                        </a:prstTxWarp>
+                        <a:noAutofit/>
+                      </wps:bodyPr>
+                    </wps:wsp>
+                  </a:graphicData>
+                </a:graphic>
+                <wp14:sizeRelH relativeFrom="margin">
+                  <wp14:pctWidth>0</wp14:pctWidth>
+                </wp14:sizeRelH>
+                <wp14:sizeRelV relativeFrom="margin">
+                  <wp14:pctHeight>0</wp14:pctHeight>
+                </wp14:sizeRelV>
+              </wp:anchor>
+            </w:drawing>
+          </mc:Choice>
+          <mc:Fallback>
+            <w:pict>
+              <v:shape w14:anchorId="08693018" id="Text Box 20" o:spid="_x0000_s1028" type="#_x0000_t202" style="position:absolute;margin-left:198.3pt;margin-top:22.25pt;width:249.75pt;height:28.5pt;z-index:251692032;visibility:visible;mso-wrap-style:square;mso-width-percent:0;mso-height-percent:0;mso-wrap-distance-left:9pt;mso-wrap-distance-top:0;mso-wrap-distance-right:9pt;mso-wrap-distance-bottom:0;mso-position-horizontal:absolute;mso-position-horizontal-relative:page;mso-position-vertical:absolute;mso-position-vertical-relative:text;mso-width-percent:0;mso-height-percent:0;mso-width-relative:margin;mso-height-relative:margin;v-text-anchor:top" o:gfxdata="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" filled="f" stroked="f" strokeweight=".5pt">
+                <v:textbox>
+                  <w:txbxContent>
+                    <w:p>
+                      <w:pPr>
+                        <w:jc w:val="center"/>
+                        <w:rPr>
+                          <w:b/>
+                          <w:sz w:val="32"/>
+                        </w:rPr>
+                      </w:pPr>
+                      <w:r>
+                        <w:rPr>
+                          <w:b/>
+                          <w:sz w:val="32"/>
+                        </w:rPr>
+                        <w:t>P. O. BOX 4 – 40606, UGUNJA</w:t>
+                      </w:r>
+                    </w:p>
+                  </w:txbxContent>
+                </v:textbox>
+                <w10:wrap anchorx="page"/>
+              </v:shape>
+            </w:pict>
+          </mc:Fallback>
+        </mc:AlternateContent>
+      </w:r>
+      <w:r>
+        <w:rPr>
+          <w:rFonts w:ascii="Times New Roman" w:eastAsia="Times New Roman" w:hAnsi="Times New Roman" w:cs="Times New Roman"/>
+          <w:b/>
+          <w:bCs/>
+          <w:sz w:val="32"/>
+          <w:szCs w:val="32"/>
+        </w:rPr>
+        <mc:AlternateContent>
+          <mc:Choice Requires="wps">
+            <w:drawing>
+              <wp:anchor distT="0" distB="0" distL="114300" distR="114300" simplePos="0" relativeHeight="251688960" behindDoc="0" locked="0" layoutInCell="1" allowOverlap="1" wp14:anchorId="32980A4E" wp14:editId="0DD01C98">
                 <wp:simplePos x="0" y="0"/>
                 <wp:positionH relativeFrom="column">
-                  <wp:posOffset>-1000811</wp:posOffset>
+                  <wp:posOffset>-886460</wp:posOffset>
                 </wp:positionH>
                 <wp:positionV relativeFrom="paragraph">
-                  <wp:posOffset>282194</wp:posOffset>
+                  <wp:posOffset>605155</wp:posOffset>
                 </wp:positionV>
                 <wp:extent cx="7705573" cy="0"/>
                 <wp:effectExtent l="0" t="38100" r="48260" b="38100"/>
                 <wp:wrapNone/>
-                <wp:docPr id="1" name="Straight Connector 1"/>
+                <wp:docPr id="3" name="Straight Connector 3"/>
                 <wp:cNvGraphicFramePr/>
                 <a:graphic xmlns:a="http://schemas.openxmlformats.org/drawingml/2006/main">
                   <a:graphicData uri="http://schemas.microsoft.com/office/word/2010/wordprocessingShape">
@@ -828,114 +942,82 @@
           </mc:Choice>
           <mc:Fallback>
             <w:pict>
-              <v:line w14:anchorId="28C02707" id="Straight Connector 1" o:spid="_x0000_s1026" style="position:absolute;z-index:251660288;visibility:visible;mso-wrap-style:square;mso-width-percent:0;mso-height-percent:0;mso-wrap-distance-left:9pt;mso-wrap-distance-top:0;mso-wrap-distance-right:9pt;mso-wrap-distance-bottom:0;mso-position-horizontal:absolute;mso-position-horizontal-relative:text;mso-position-vertical:absolute;mso-position-vertical-relative:text;mso-width-percent:0;mso-height-percent:0;mso-width-relative:margin;mso-height-relative:margin" from="-78.8pt,22.2pt" to="527.95pt,22.2pt" o:gfxdata="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" strokecolor="#00b050" strokeweight="6pt"/>
+              <v:line w14:anchorId="27511121" id="Straight Connector 3" o:spid="_x0000_s1026" style="position:absolute;z-index:251688960;visibility:visible;mso-wrap-style:square;mso-width-percent:0;mso-height-percent:0;mso-wrap-distance-left:9pt;mso-wrap-distance-top:0;mso-wrap-distance-right:9pt;mso-wrap-distance-bottom:0;mso-position-horizontal:absolute;mso-position-horizontal-relative:text;mso-position-vertical:absolute;mso-position-vertical-relative:text;mso-width-percent:0;mso-height-percent:0;mso-width-relative:margin;mso-height-relative:margin" from="-69.8pt,47.65pt" to="536.95pt,47.65pt" o:gfxdata="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" strokecolor="#00b050" strokeweight="6pt"/>
             </w:pict>
           </mc:Fallback>
         </mc:AlternateContent>
       </w:r>
-      <w:r>
-        <w:rPr>
-          <w:b/>
+    </w:p>
+    <w:p>
+      <w:pPr>
+        <w:spacing w:before="100" w:beforeAutospacing="1" w:after="100" w:afterAutospacing="1" w:line="240" w:lineRule="auto"/>
+        <w:outlineLvl w:val="0"/>
+        <w:rPr>
+          <w:rFonts w:ascii="Times New Roman" w:eastAsia="Times New Roman" w:hAnsi="Times New Roman" w:cs="Times New Roman"/>
+          <w:b/>
+          <w:bCs/>
           <w:sz w:val="32"/>
           <w:szCs w:val="32"/>
         </w:rPr>
-        <w:t>UGUNJA</w:t>
-      </w:r>
-    </w:p>
-    <w:p>
-      <w:pPr>
-        <w:jc w:val="center"/>
-        <w:rPr>
-          <w:b/>
-          <w:sz w:val="24"/>
+      </w:pPr>
+      <w:r>
+        <w:rPr>
+          <w:rFonts w:ascii="Times New Roman" w:eastAsia="Times New Roman" w:hAnsi="Times New Roman" w:cs="Times New Roman"/>
+          <w:b/>
+          <w:bCs/>
+          <w:sz w:val="32"/>
           <w:szCs w:val="32"/>
-        </w:rPr>
-      </w:pPr>
-      <w:r>
-        <w:rPr>
-          <w:noProof/>
-          <w:sz w:val="18"/>
         </w:rPr>
         <mc:AlternateContent>
           <mc:Choice Requires="wps">
             <w:drawing>
-              <wp:anchor distT="0" distB="0" distL="114300" distR="114300" simplePos="0" relativeHeight="251665408" behindDoc="0" locked="0" layoutInCell="1" allowOverlap="1" wp14:anchorId="7669082B" wp14:editId="366B5E18">
+              <wp:anchor distT="0" distB="0" distL="114300" distR="114300" simplePos="0" relativeHeight="251689984" behindDoc="0" locked="0" layoutInCell="1" allowOverlap="1" wp14:anchorId="2379B481" wp14:editId="0F0E7675">
                 <wp:simplePos x="0" y="0"/>
-                <wp:positionH relativeFrom="page">
-                  <wp:align>center</wp:align>
+                <wp:positionH relativeFrom="column">
+                  <wp:posOffset>-950595</wp:posOffset>
                 </wp:positionH>
                 <wp:positionV relativeFrom="paragraph">
-                  <wp:posOffset>198501</wp:posOffset>
+                  <wp:posOffset>193675</wp:posOffset>
                 </wp:positionV>
-                <wp:extent cx="2306345" cy="371475"/>
-                <wp:effectExtent l="0" t="0" r="0" b="9525"/>
+                <wp:extent cx="7742149" cy="0"/>
+                <wp:effectExtent l="0" t="19050" r="30480" b="19050"/>
                 <wp:wrapNone/>
-                <wp:docPr id="7" name="Text Box 7"/>
+                <wp:docPr id="6" name="Straight Connector 6"/>
                 <wp:cNvGraphicFramePr/>
                 <a:graphic xmlns:a="http://schemas.openxmlformats.org/drawingml/2006/main">
                   <a:graphicData uri="http://schemas.microsoft.com/office/word/2010/wordprocessingShape">
                     <wps:wsp>
-                      <wps:cNvSpPr txBox="1"/>
+                      <wps:cNvCnPr/>
                       <wps:spPr>
                         <a:xfrm>
                           <a:off x="0" y="0"/>
-                          <a:ext cx="2306345" cy="371475"/>
+                          <a:ext cx="7742149" cy="0"/>
                         </a:xfrm>
-                        <a:prstGeom prst="rect">
+                        <a:prstGeom prst="line">
                           <a:avLst/>
                         </a:prstGeom>
-                        <a:solidFill>
-                          <a:schemeClr val="lt1"/>
-                        </a:solidFill>
-                        <a:ln w="6350">
-                          <a:noFill/>
+                        <a:ln w="28575">
+                          <a:solidFill>
+                            <a:schemeClr val="tx1"/>
+                          </a:solidFill>
+                          <a:prstDash val="sysDash"/>
                         </a:ln>
-                        <a:effectLst/>
                       </wps:spPr>
                       <wps:style>
-                        <a:lnRef idx="0">
-                          <a:schemeClr val="accent1"/>
+                        <a:lnRef idx="1">
+                          <a:schemeClr val="dk1"/>
                         </a:lnRef>
                         <a:fillRef idx="0">
-                          <a:schemeClr val="accent1"/>
+                          <a:schemeClr val="dk1"/>
                         </a:fillRef>
                         <a:effectRef idx="0">
-                          <a:schemeClr val="accent1"/>
+                          <a:schemeClr val="dk1"/>
                         </a:effectRef>
                         <a:fontRef idx="minor">
-                          <a:schemeClr val="dk1"/>
+                          <a:schemeClr val="tx1"/>
                         </a:fontRef>
                       </wps:style>
-                      <wps:txbx>
-                        <w:txbxContent>
-                          <w:p>
-                            <w:pPr>
-                              <w:jc w:val="center"/>
-                              <w:rPr>
-                                <w:rFonts w:ascii="Times New Roman" w:hAnsi="Times New Roman" w:cs="Times New Roman"/>
-                                <w:b/>
-                                <w:sz w:val="32"/>
-                                <w:szCs w:val="32"/>
-                              </w:rPr>
-                            </w:pPr>
-                            <w:r>
-                              <w:rPr>
-                                <w:rFonts w:ascii="Times New Roman" w:hAnsi="Times New Roman" w:cs="Times New Roman"/>
-                                <w:b/>
-                                <w:sz w:val="32"/>
-                                <w:szCs w:val="32"/>
-                              </w:rPr>
-                              <w:t>ADMISION LETTER</w:t>
-                            </w:r>
-                          </w:p>
-                        </w:txbxContent>
-                      </wps:txbx>
-                      <wps:bodyPr rot="0" spcFirstLastPara="0" vertOverflow="overflow" horzOverflow="overflow" vert="horz" wrap="square" lIns="91440" tIns="45720" rIns="91440" bIns="45720" numCol="1" spcCol="0" rtlCol="0" fromWordArt="0" anchor="t" anchorCtr="0" forceAA="0" compatLnSpc="1">
-                        <a:prstTxWarp prst="textNoShape">
-                          <a:avLst/>
-                        </a:prstTxWarp>
-                        <a:noAutofit/>
-                      </wps:bodyPr>
+                      <wps:bodyPr/>
                     </wps:wsp>
                   </a:graphicData>
                 </a:graphic>
@@ -950,33 +1032,9 @@
           </mc:Choice>
           <mc:Fallback>
             <w:pict>
-              <v:shape w14:anchorId="7669082B" id="Text Box 7" o:spid="_x0000_s1028" type="#_x0000_t202" style="position:absolute;left:0;text-align:left;margin-left:0;margin-top:15.65pt;width:181.6pt;height:29.25pt;z-index:251665408;visibility:visible;mso-wrap-style:square;mso-width-percent:0;mso-height-percent:0;mso-wrap-distance-left:9pt;mso-wrap-distance-top:0;mso-wrap-distance-right:9pt;mso-wrap-distance-bottom:0;mso-position-horizontal:center;mso-position-horizontal-relative:page;mso-position-vertical:absolute;mso-position-vertical-relative:text;mso-width-percent:0;mso-height-percent:0;mso-width-relative:margin;mso-height-relative:margin;v-text-anchor:top" o:gfxdata="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" fillcolor="white [3201]" stroked="f" strokeweight=".5pt">
-                <v:textbox>
-                  <w:txbxContent>
-                    <w:p>
-                      <w:pPr>
-                        <w:jc w:val="center"/>
-                        <w:rPr>
-                          <w:rFonts w:ascii="Times New Roman" w:hAnsi="Times New Roman" w:cs="Times New Roman"/>
-                          <w:b/>
-                          <w:sz w:val="32"/>
-                          <w:szCs w:val="32"/>
-                        </w:rPr>
-                      </w:pPr>
-                      <w:r>
-                        <w:rPr>
-                          <w:rFonts w:ascii="Times New Roman" w:hAnsi="Times New Roman" w:cs="Times New Roman"/>
-                          <w:b/>
-                          <w:sz w:val="32"/>
-                          <w:szCs w:val="32"/>
-                        </w:rPr>
-                        <w:t>ADMISION LETTER</w:t>
-                      </w:r>
-                    </w:p>
-                  </w:txbxContent>
-                </v:textbox>
-                <w10:wrap anchorx="page"/>
-              </v:shape>
+              <v:line w14:anchorId="669E1729" id="Straight Connector 6" o:spid="_x0000_s1026" style="position:absolute;z-index:251689984;visibility:visible;mso-wrap-style:square;mso-width-percent:0;mso-height-percent:0;mso-wrap-distance-left:9pt;mso-wrap-distance-top:0;mso-wrap-distance-right:9pt;mso-wrap-distance-bottom:0;mso-position-horizontal:absolute;mso-position-horizontal-relative:text;mso-position-vertical:absolute;mso-position-vertical-relative:text;mso-width-percent:0;mso-height-percent:0;mso-width-relative:margin;mso-height-relative:margin" from="-74.85pt,15.25pt" to="534.75pt,15.25pt" o:gfxdata="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" strokecolor="black [3213]" strokeweight="2.25pt">
+                <v:stroke dashstyle="3 1"/>
+              </v:line>
             </w:pict>
           </mc:Fallback>
         </mc:AlternateContent>
@@ -1028,6 +1086,8 @@
         </w:rPr>
         <w:t>,</w:t>
       </w:r>
+      <w:bookmarkStart w:id="0" w:name="_GoBack"/>
+      <w:bookmarkEnd w:id="0"/>
     </w:p>
     <w:p>
       <w:pPr>
@@ -1318,8 +1378,6 @@
         </w:rPr>
         <w:t>,</w:t>
       </w:r>
-      <w:bookmarkStart w:id="0" w:name="_GoBack"/>
-      <w:bookmarkEnd w:id="0"/>
     </w:p>
     <w:p>
       <w:pPr>
@@ -1757,7 +1815,6 @@
       <w:r>
         <w:rPr>
           <w:rFonts w:ascii="Times New Roman" w:hAnsi="Times New Roman" w:cs="Times New Roman"/>
-          <w:b/>
           <w:sz w:val="24"/>
           <w:szCs w:val="24"/>
         </w:rPr>
@@ -1766,20 +1823,73 @@
       <w:r>
         <w:rPr>
           <w:rFonts w:ascii="Times New Roman" w:hAnsi="Times New Roman" w:cs="Times New Roman"/>
-          <w:b/>
-          <w:sz w:val="24"/>
-          <w:szCs w:val="24"/>
-        </w:rPr>
-        <w:t xml:space="preserve">see </w:t>
-      </w:r>
-      <w:r>
-        <w:rPr>
-          <w:rFonts w:ascii="Times New Roman" w:hAnsi="Times New Roman" w:cs="Times New Roman"/>
-          <w:b/>
-          <w:sz w:val="24"/>
-          <w:szCs w:val="24"/>
-        </w:rPr>
-        <w:t>next page of this letter)</w:t>
+          <w:sz w:val="24"/>
+          <w:szCs w:val="24"/>
+        </w:rPr>
+        <w:t xml:space="preserve">in your </w:t>
+      </w:r>
+      <w:r>
+        <w:rPr>
+          <w:rFonts w:ascii="Times New Roman" w:hAnsi="Times New Roman" w:cs="Times New Roman"/>
+          <w:b/>
+          <w:sz w:val="24"/>
+          <w:szCs w:val="24"/>
+        </w:rPr>
+        <w:t>student portal,</w:t>
+      </w:r>
+      <w:r>
+        <w:rPr>
+          <w:rFonts w:ascii="Times New Roman" w:hAnsi="Times New Roman" w:cs="Times New Roman"/>
+          <w:sz w:val="24"/>
+          <w:szCs w:val="24"/>
+        </w:rPr>
+        <w:t xml:space="preserve"> go to </w:t>
+      </w:r>
+      <w:r>
+        <w:rPr>
+          <w:rFonts w:ascii="Times New Roman" w:hAnsi="Times New Roman" w:cs="Times New Roman"/>
+          <w:b/>
+          <w:sz w:val="24"/>
+          <w:szCs w:val="24"/>
+        </w:rPr>
+        <w:t>Course details</w:t>
+      </w:r>
+      <w:r>
+        <w:rPr>
+          <w:rFonts w:ascii="Times New Roman" w:hAnsi="Times New Roman" w:cs="Times New Roman"/>
+          <w:sz w:val="24"/>
+          <w:szCs w:val="24"/>
+        </w:rPr>
+        <w:t>, then click on</w:t>
+      </w:r>
+      <w:r>
+        <w:rPr>
+          <w:rFonts w:ascii="Times New Roman" w:eastAsia="Times New Roman" w:hAnsi="Times New Roman" w:cs="Times New Roman"/>
+          <w:bCs/>
+          <w:sz w:val="28"/>
+          <w:szCs w:val="24"/>
+        </w:rPr>
+        <w:t xml:space="preserve"> </w:t>
+      </w:r>
+      <w:r>
+        <w:rPr>
+          <w:rFonts w:ascii="Times New Roman" w:eastAsia="Times New Roman" w:hAnsi="Times New Roman" w:cs="Times New Roman"/>
+          <w:b/>
+          <w:bCs/>
+          <w:color w:val="0000CC"/>
+          <w:sz w:val="24"/>
+          <w:szCs w:val="24"/>
+          <w:u w:val="double"/>
+        </w:rPr>
+        <w:t>rules, regulations, code of conducts and ethics</w:t>
+      </w:r>
+      <w:r>
+        <w:rPr>
+          <w:rFonts w:ascii="Times New Roman" w:hAnsi="Times New Roman" w:cs="Times New Roman"/>
+          <w:sz w:val="24"/>
+          <w:szCs w:val="24"/>
+        </w:rPr>
+        <w:t>)</w:t>
       </w:r>
     </w:p>
     <w:p>
@@ -2308,7 +2418,7 @@
                     <pic:cNvPicPr/>
                   </pic:nvPicPr>
                   <pic:blipFill rotWithShape="1">
-                    <a:blip r:embed="rId11">
+                    <a:blip r:embed="rId14">
                       <a:extLst>
                         <a:ext uri="{28A0092B-C50C-407E-A947-70E740481C1C}">
                           <a14:useLocalDpi xmlns:a14="http://schemas.microsoft.com/office/drawing/2010/main" val="0"/>
@@ -3557,7 +3667,7 @@
                     <pic:cNvPicPr/>
                   </pic:nvPicPr>
                   <pic:blipFill rotWithShape="1">
-                    <a:blip r:embed="rId11">
+                    <a:blip r:embed="rId14">
                       <a:extLst>
                         <a:ext uri="{28A0092B-C50C-407E-A947-70E740481C1C}">
                           <a14:useLocalDpi xmlns:a14="http://schemas.microsoft.com/office/drawing/2010/main" val="0"/>
